--- a/templates/working/Акт_выполненных_работ.docx
+++ b/templates/working/Акт_выполненных_работ.docx
@@ -1,6 +1,6 @@
 
 <file path=word/document.xml><?xml version="1.0" encoding="utf-8"?>
-<w:document xmlns:mc="http://schemas.openxmlformats.org/markup-compatibility/2006" xmlns:w="http://schemas.openxmlformats.org/wordprocessingml/2006/main" xmlns:w14="http://schemas.microsoft.com/office/word/2010/wordml" mc:Ignorable="w14 w15 w16se w16cid w16 w16cex w16sdtdh w16sdtfl w16du wp14">
+<w:document xmlns:wpc="http://schemas.microsoft.com/office/word/2010/wordprocessingCanvas" xmlns:cx="http://schemas.microsoft.com/office/drawing/2014/chartex" xmlns:cx1="http://schemas.microsoft.com/office/drawing/2015/9/8/chartex" xmlns:cx2="http://schemas.microsoft.com/office/drawing/2015/10/21/chartex" xmlns:cx3="http://schemas.microsoft.com/office/drawing/2016/5/9/chartex" xmlns:cx4="http://schemas.microsoft.com/office/drawing/2016/5/10/chartex" xmlns:cx5="http://schemas.microsoft.com/office/drawing/2016/5/11/chartex" xmlns:cx6="http://schemas.microsoft.com/office/drawing/2016/5/12/chartex" xmlns:cx7="http://schemas.microsoft.com/office/drawing/2016/5/13/chartex" xmlns:cx8="http://schemas.microsoft.com/office/drawing/2016/5/14/chartex" xmlns:mc="http://schemas.openxmlformats.org/markup-compatibility/2006" xmlns:aink="http://schemas.microsoft.com/office/drawing/2016/ink" xmlns:am3d="http://schemas.microsoft.com/office/drawing/2017/model3d" xmlns:o="urn:schemas-microsoft-com:office:office" xmlns:oel="http://schemas.microsoft.com/office/2019/extlst" xmlns:r="http://schemas.openxmlformats.org/officeDocument/2006/relationships" xmlns:m="http://schemas.openxmlformats.org/officeDocument/2006/math" xmlns:v="urn:schemas-microsoft-com:vml" xmlns:wp14="http://schemas.microsoft.com/office/word/2010/wordprocessingDrawing" xmlns:wp="http://schemas.openxmlformats.org/drawingml/2006/wordprocessingDrawing" xmlns:w10="urn:schemas-microsoft-com:office:word" xmlns:w="http://schemas.openxmlformats.org/wordprocessingml/2006/main" xmlns:w14="http://schemas.microsoft.com/office/word/2010/wordml" xmlns:w15="http://schemas.microsoft.com/office/word/2012/wordml" xmlns:w16cex="http://schemas.microsoft.com/office/word/2018/wordml/cex" xmlns:w16cid="http://schemas.microsoft.com/office/word/2016/wordml/cid" xmlns:w16="http://schemas.microsoft.com/office/word/2018/wordml" xmlns:w16du="http://schemas.microsoft.com/office/word/2023/wordml/word16du" xmlns:w16sdtdh="http://schemas.microsoft.com/office/word/2020/wordml/sdtdatahash" xmlns:w16sdtfl="http://schemas.microsoft.com/office/word/2024/wordml/sdtformatlock" xmlns:w16se="http://schemas.microsoft.com/office/word/2015/wordml/symex" xmlns:wpg="http://schemas.microsoft.com/office/word/2010/wordprocessingGroup" xmlns:wpi="http://schemas.microsoft.com/office/word/2010/wordprocessingInk" xmlns:wne="http://schemas.microsoft.com/office/word/2006/wordml" xmlns:wps="http://schemas.microsoft.com/office/word/2010/wordprocessingShape" mc:Ignorable="w14 w15 w16se w16cid w16 w16cex w16sdtdh w16sdtfl w16du wp14">
   <w:body>
     <w:p>
       <w:pPr>
@@ -90,7 +90,15 @@
           <w:sz w:val="24"/>
           <w:szCs w:val="24"/>
         </w:rPr>
-        <w:t>г.</w:t>
+        <w:t xml:space="preserve">г. Лида                                                                            </w:t>
+      </w:r>
+      <w:r>
+        <w:rPr>
+          <w:rFonts w:ascii="Times New Roman" w:hAnsi="Times New Roman" w:cs="Times New Roman"/>
+          <w:sz w:val="24"/>
+          <w:szCs w:val="24"/>
+        </w:rPr>
+        <w:tab/>
       </w:r>
       <w:r>
         <w:rPr>
@@ -100,30 +108,7 @@
         </w:rPr>
         <w:t xml:space="preserve"> </w:t>
       </w:r>
-      <w:r>
-        <w:rPr>
-          <w:rFonts w:ascii="Times New Roman" w:hAnsi="Times New Roman" w:cs="Times New Roman"/>
-          <w:sz w:val="24"/>
-          <w:szCs w:val="24"/>
-        </w:rPr>
-        <w:t xml:space="preserve">Лида                                                                            </w:t>
-      </w:r>
-      <w:r>
-        <w:rPr>
-          <w:rFonts w:ascii="Times New Roman" w:hAnsi="Times New Roman" w:cs="Times New Roman"/>
-          <w:sz w:val="24"/>
-          <w:szCs w:val="24"/>
-        </w:rPr>
-        <w:tab/>
-      </w:r>
-      <w:r>
-        <w:rPr>
-          <w:rFonts w:ascii="Times New Roman" w:hAnsi="Times New Roman" w:cs="Times New Roman"/>
-          <w:sz w:val="24"/>
-          <w:szCs w:val="24"/>
-        </w:rPr>
-        <w:t xml:space="preserve"> </w:t>
-      </w:r>
+      <w:proofErr w:type="gramStart"/>
       <w:r>
         <w:rPr>
           <w:rFonts w:ascii="Times New Roman" w:hAnsi="Times New Roman" w:cs="Times New Roman"/>
@@ -140,6 +125,7 @@
         </w:rPr>
         <w:t xml:space="preserve">  </w:t>
       </w:r>
+      <w:proofErr w:type="gramEnd"/>
       <w:r>
         <w:rPr>
           <w:rFonts w:ascii="Times New Roman" w:hAnsi="Times New Roman" w:cs="Times New Roman"/>
@@ -217,7 +203,51 @@
           <w:szCs w:val="24"/>
           <w:lang w:val="ru-RU"/>
         </w:rPr>
-        <w:t w:space="preserve">{{seller.fullName}}</w:t>
+        <w:t>{{</w:t>
+      </w:r>
+      <w:r>
+        <w:rPr>
+          <w:rFonts w:ascii="Times New Roman" w:hAnsi="Times New Roman" w:cs="Times New Roman"/>
+          <w:b/>
+          <w:bCs/>
+          <w:sz w:val="24"/>
+          <w:szCs w:val="24"/>
+          <w:lang w:val="en-US"/>
+        </w:rPr>
+        <w:t>seller</w:t>
+      </w:r>
+      <w:r>
+        <w:rPr>
+          <w:rFonts w:ascii="Times New Roman" w:hAnsi="Times New Roman" w:cs="Times New Roman"/>
+          <w:b/>
+          <w:bCs/>
+          <w:sz w:val="24"/>
+          <w:szCs w:val="24"/>
+          <w:lang w:val="ru-RU"/>
+        </w:rPr>
+        <w:t>.</w:t>
+      </w:r>
+      <w:r>
+        <w:rPr>
+          <w:rFonts w:ascii="Times New Roman" w:hAnsi="Times New Roman" w:cs="Times New Roman"/>
+          <w:b/>
+          <w:bCs/>
+          <w:sz w:val="24"/>
+          <w:szCs w:val="24"/>
+          <w:lang w:val="en-US"/>
+        </w:rPr>
+        <w:t>fullName</w:t>
+      </w:r>
+      <w:r>
+        <w:rPr>
+          <w:rFonts w:ascii="Times New Roman" w:hAnsi="Times New Roman" w:cs="Times New Roman"/>
+          <w:b/>
+          <w:bCs/>
+          <w:sz w:val="24"/>
+          <w:szCs w:val="24"/>
+          <w:lang w:val="ru-RU"/>
+        </w:rPr>
+        <w:t>}}</w:t>
       </w:r>
       <w:r>
         <w:rPr>
@@ -398,7 +428,17 @@
           <w:szCs w:val="24"/>
           <w:lang w:val="ru-RU"/>
         </w:rPr>
-        <w:t w:space="preserve">{{deal.contractNumber}}</w:t>
+        <w:t>{{</w:t>
+      </w:r>
+      <w:proofErr w:type="gramStart"/>
+      <w:r>
+        <w:rPr>
+          <w:rFonts w:ascii="Times New Roman" w:hAnsi="Times New Roman" w:cs="Times New Roman"/>
+          <w:sz w:val="24"/>
+          <w:szCs w:val="24"/>
+          <w:lang w:val="en-US"/>
+        </w:rPr>
+        <w:t>deal</w:t>
       </w:r>
       <w:r>
         <w:rPr>
@@ -407,6 +447,34 @@
           <w:szCs w:val="24"/>
           <w:lang w:val="ru-RU"/>
         </w:rPr>
+        <w:t>.</w:t>
+      </w:r>
+      <w:r>
+        <w:rPr>
+          <w:rFonts w:ascii="Times New Roman" w:hAnsi="Times New Roman" w:cs="Times New Roman"/>
+          <w:sz w:val="24"/>
+          <w:szCs w:val="24"/>
+          <w:lang w:val="en-US"/>
+        </w:rPr>
+        <w:t>contractNumber</w:t>
+      </w:r>
+      <w:proofErr w:type="gramEnd"/>
+      <w:r>
+        <w:rPr>
+          <w:rFonts w:ascii="Times New Roman" w:hAnsi="Times New Roman" w:cs="Times New Roman"/>
+          <w:sz w:val="24"/>
+          <w:szCs w:val="24"/>
+          <w:lang w:val="ru-RU"/>
+        </w:rPr>
+        <w:t>}}</w:t>
+      </w:r>
+      <w:r>
+        <w:rPr>
+          <w:rFonts w:ascii="Times New Roman" w:hAnsi="Times New Roman" w:cs="Times New Roman"/>
+          <w:sz w:val="24"/>
+          <w:szCs w:val="24"/>
+          <w:lang w:val="ru-RU"/>
+        </w:rPr>
         <w:t xml:space="preserve"> </w:t>
       </w:r>
       <w:r>
@@ -423,7 +491,33 @@
           <w:sz w:val="24"/>
           <w:szCs w:val="24"/>
         </w:rPr>
-        <w:t w:space="preserve">{{deal.contractDate}}</w:t>
+        <w:t xml:space="preserve"> {{</w:t>
+      </w:r>
+      <w:proofErr w:type="gramStart"/>
+      <w:r>
+        <w:rPr>
+          <w:rFonts w:ascii="Times New Roman" w:hAnsi="Times New Roman" w:cs="Times New Roman"/>
+          <w:sz w:val="24"/>
+          <w:szCs w:val="24"/>
+        </w:rPr>
+        <w:t>deal.</w:t>
+      </w:r>
+      <w:r>
+        <w:rPr>
+          <w:rFonts w:ascii="Times New Roman" w:hAnsi="Times New Roman" w:cs="Times New Roman"/>
+          <w:sz w:val="24"/>
+          <w:szCs w:val="24"/>
+        </w:rPr>
+        <w:t>contractDate</w:t>
+      </w:r>
+      <w:proofErr w:type="gramEnd"/>
+      <w:r>
+        <w:rPr>
+          <w:rFonts w:ascii="Times New Roman" w:hAnsi="Times New Roman" w:cs="Times New Roman"/>
+          <w:sz w:val="24"/>
+          <w:szCs w:val="24"/>
+        </w:rPr>
+        <w:t>}}</w:t>
       </w:r>
       <w:r>
         <w:rPr>
@@ -522,7 +616,6 @@
           <w:rFonts w:ascii="Times New Roman" w:hAnsi="Times New Roman" w:cs="Times New Roman"/>
           <w:sz w:val="24"/>
           <w:szCs w:val="24"/>
-          <w:lang w:val="ru-BY"/>
         </w:rPr>
       </w:pPr>
       <w:r>
@@ -560,10 +653,42 @@
       <w:r>
         <w:rPr>
           <w:rFonts w:ascii="Times New Roman" w:hAnsi="Times New Roman" w:cs="Times New Roman"/>
-          <w:sz w:val="24"/>
-          <w:szCs w:val="24"/>
-        </w:rPr>
-        <w:t w:space="preserve">{{property.priceBYN}}</w:t>
+          <w:b/>
+          <w:bCs/>
+          <w:sz w:val="24"/>
+          <w:szCs w:val="24"/>
+        </w:rPr>
+        <w:t>{{</w:t>
+      </w:r>
+      <w:proofErr w:type="gramStart"/>
+      <w:r>
+        <w:rPr>
+          <w:rFonts w:ascii="Times New Roman" w:hAnsi="Times New Roman" w:cs="Times New Roman"/>
+          <w:b/>
+          <w:bCs/>
+          <w:sz w:val="24"/>
+          <w:szCs w:val="24"/>
+        </w:rPr>
+        <w:t>property.priceBYN</w:t>
+      </w:r>
+      <w:proofErr w:type="gramEnd"/>
+      <w:r>
+        <w:rPr>
+          <w:rFonts w:ascii="Times New Roman" w:hAnsi="Times New Roman" w:cs="Times New Roman"/>
+          <w:b/>
+          <w:bCs/>
+          <w:sz w:val="24"/>
+          <w:szCs w:val="24"/>
+        </w:rPr>
+        <w:t>}}</w:t>
+      </w:r>
+      <w:r>
+        <w:rPr>
+          <w:rFonts w:ascii="Times New Roman" w:hAnsi="Times New Roman" w:cs="Times New Roman"/>
+          <w:sz w:val="24"/>
+          <w:szCs w:val="24"/>
+        </w:rPr>
+        <w:t xml:space="preserve"> </w:t>
       </w:r>
       <w:r>
         <w:rPr>
@@ -579,7 +704,33 @@
           <w:sz w:val="24"/>
           <w:szCs w:val="24"/>
         </w:rPr>
-        <w:t w:space="preserve">{{property.priceWords}}</w:t>
+        <w:t xml:space="preserve"> ({{</w:t>
+      </w:r>
+      <w:proofErr w:type="gramStart"/>
+      <w:r>
+        <w:rPr>
+          <w:rFonts w:ascii="Times New Roman" w:hAnsi="Times New Roman" w:cs="Times New Roman"/>
+          <w:sz w:val="24"/>
+          <w:szCs w:val="24"/>
+        </w:rPr>
+        <w:t>property.</w:t>
+      </w:r>
+      <w:r>
+        <w:rPr>
+          <w:rFonts w:ascii="Times New Roman" w:hAnsi="Times New Roman" w:cs="Times New Roman"/>
+          <w:sz w:val="24"/>
+          <w:szCs w:val="24"/>
+        </w:rPr>
+        <w:t>priceWords</w:t>
+      </w:r>
+      <w:proofErr w:type="gramEnd"/>
+      <w:r>
+        <w:rPr>
+          <w:rFonts w:ascii="Times New Roman" w:hAnsi="Times New Roman" w:cs="Times New Roman"/>
+          <w:sz w:val="24"/>
+          <w:szCs w:val="24"/>
+        </w:rPr>
+        <w:t>}})</w:t>
       </w:r>
       <w:r>
         <w:rPr>
@@ -595,8 +746,75 @@
           <w:sz w:val="24"/>
           <w:szCs w:val="24"/>
         </w:rPr>
-        <w:tab/>
-        <w:t xml:space="preserve">{{commission.baseUnitsRounded}} базовых величин.</w:t>
+        <w:t>{{</w:t>
+      </w:r>
+      <w:proofErr w:type="gramStart"/>
+      <w:r>
+        <w:rPr>
+          <w:rFonts w:ascii="Times New Roman" w:hAnsi="Times New Roman" w:cs="Times New Roman"/>
+          <w:sz w:val="24"/>
+          <w:szCs w:val="24"/>
+        </w:rPr>
+        <w:t>commission.baseUnitsRounded</w:t>
+      </w:r>
+      <w:proofErr w:type="gramEnd"/>
+      <w:r>
+        <w:rPr>
+          <w:rFonts w:ascii="Times New Roman" w:hAnsi="Times New Roman" w:cs="Times New Roman"/>
+          <w:sz w:val="24"/>
+          <w:szCs w:val="24"/>
+        </w:rPr>
+        <w:t xml:space="preserve">}} </w:t>
+      </w:r>
+      <w:r>
+        <w:rPr>
+          <w:rFonts w:ascii="Times New Roman" w:hAnsi="Times New Roman" w:cs="Times New Roman"/>
+          <w:sz w:val="24"/>
+          <w:szCs w:val="24"/>
+        </w:rPr>
+        <w:t>(</w:t>
+      </w:r>
+      <w:r>
+        <w:rPr>
+          <w:rFonts w:ascii="Times New Roman" w:hAnsi="Times New Roman" w:cs="Times New Roman"/>
+          <w:sz w:val="24"/>
+          <w:szCs w:val="24"/>
+        </w:rPr>
+        <w:t>{{</w:t>
+      </w:r>
+      <w:proofErr w:type="gramStart"/>
+      <w:r>
+        <w:rPr>
+          <w:rFonts w:ascii="Times New Roman" w:hAnsi="Times New Roman" w:cs="Times New Roman"/>
+          <w:sz w:val="24"/>
+          <w:szCs w:val="24"/>
+        </w:rPr>
+        <w:t>commission.baseUnitsRoundedWords</w:t>
+      </w:r>
+      <w:proofErr w:type="gramEnd"/>
+      <w:r>
+        <w:rPr>
+          <w:rFonts w:ascii="Times New Roman" w:hAnsi="Times New Roman" w:cs="Times New Roman"/>
+          <w:sz w:val="24"/>
+          <w:szCs w:val="24"/>
+        </w:rPr>
+        <w:t>}}</w:t>
+      </w:r>
+      <w:r>
+        <w:rPr>
+          <w:rFonts w:ascii="Times New Roman" w:hAnsi="Times New Roman" w:cs="Times New Roman"/>
+          <w:sz w:val="24"/>
+          <w:szCs w:val="24"/>
+        </w:rPr>
+        <w:t xml:space="preserve">) </w:t>
+      </w:r>
+      <w:r>
+        <w:rPr>
+          <w:rFonts w:ascii="Times New Roman" w:hAnsi="Times New Roman" w:cs="Times New Roman"/>
+          <w:sz w:val="24"/>
+          <w:szCs w:val="24"/>
+        </w:rPr>
+        <w:t>базовых величин.</w:t>
       </w:r>
       <w:r>
         <w:rPr>
@@ -615,7 +833,6 @@
           <w:rFonts w:ascii="Times New Roman" w:hAnsi="Times New Roman" w:cs="Times New Roman"/>
           <w:sz w:val="24"/>
           <w:szCs w:val="24"/>
-          <w:lang w:val="ru-BY"/>
         </w:rPr>
       </w:pPr>
       <w:r>
@@ -631,7 +848,6 @@
           <w:rFonts w:ascii="Times New Roman" w:hAnsi="Times New Roman" w:cs="Times New Roman"/>
           <w:sz w:val="24"/>
           <w:szCs w:val="24"/>
-          <w:lang w:val="ru-RU"/>
         </w:rPr>
         <w:t>Исполнителя</w:t>
       </w:r>
@@ -646,18 +862,90 @@
       <w:r>
         <w:rPr>
           <w:rFonts w:ascii="Times New Roman" w:hAnsi="Times New Roman" w:cs="Times New Roman"/>
-          <w:sz w:val="24"/>
-          <w:szCs w:val="24"/>
-        </w:rPr>
-        <w:t w:space="preserve">{{commission.percent}}</w:t>
-      </w:r>
-      <w:r>
-        <w:rPr>
-          <w:rFonts w:ascii="Times New Roman" w:hAnsi="Times New Roman" w:cs="Times New Roman"/>
-          <w:sz w:val="24"/>
-          <w:szCs w:val="24"/>
-        </w:rPr>
-        <w:t xml:space="preserve">от стоимости, что </w:t>
+          <w:b/>
+          <w:bCs/>
+          <w:sz w:val="24"/>
+          <w:szCs w:val="24"/>
+        </w:rPr>
+        <w:t>{{</w:t>
+      </w:r>
+      <w:proofErr w:type="gramStart"/>
+      <w:r>
+        <w:rPr>
+          <w:rFonts w:ascii="Times New Roman" w:hAnsi="Times New Roman" w:cs="Times New Roman"/>
+          <w:b/>
+          <w:bCs/>
+          <w:sz w:val="24"/>
+          <w:szCs w:val="24"/>
+        </w:rPr>
+        <w:t>commission.percent</w:t>
+      </w:r>
+      <w:proofErr w:type="gramEnd"/>
+      <w:r>
+        <w:rPr>
+          <w:rFonts w:ascii="Times New Roman" w:hAnsi="Times New Roman" w:cs="Times New Roman"/>
+          <w:b/>
+          <w:bCs/>
+          <w:sz w:val="24"/>
+          <w:szCs w:val="24"/>
+        </w:rPr>
+        <w:t>}}</w:t>
+      </w:r>
+      <w:r>
+        <w:rPr>
+          <w:rFonts w:ascii="Times New Roman" w:hAnsi="Times New Roman" w:cs="Times New Roman"/>
+          <w:sz w:val="24"/>
+          <w:szCs w:val="24"/>
+        </w:rPr>
+        <w:t xml:space="preserve"> процента</w:t>
+      </w:r>
+      <w:r>
+        <w:rPr>
+          <w:rFonts w:ascii="Times New Roman" w:hAnsi="Times New Roman" w:cs="Times New Roman"/>
+          <w:sz w:val="24"/>
+          <w:szCs w:val="24"/>
+        </w:rPr>
+        <w:t xml:space="preserve"> </w:t>
+      </w:r>
+      <w:r>
+        <w:rPr>
+          <w:rFonts w:ascii="Times New Roman" w:hAnsi="Times New Roman" w:cs="Times New Roman"/>
+          <w:sz w:val="24"/>
+          <w:szCs w:val="24"/>
+        </w:rPr>
+        <w:t>от стоимости</w:t>
+      </w:r>
+      <w:r>
+        <w:rPr>
+          <w:rFonts w:ascii="Times New Roman" w:hAnsi="Times New Roman" w:cs="Times New Roman"/>
+          <w:sz w:val="24"/>
+          <w:szCs w:val="24"/>
+        </w:rPr>
+        <w:t xml:space="preserve"> </w:t>
+      </w:r>
+      <w:r>
+        <w:rPr>
+          <w:rFonts w:ascii="Times New Roman" w:hAnsi="Times New Roman" w:cs="Times New Roman"/>
+          <w:sz w:val="24"/>
+          <w:szCs w:val="24"/>
+        </w:rPr>
+        <w:t xml:space="preserve">объекта </w:t>
+      </w:r>
+      <w:r>
+        <w:rPr>
+          <w:rFonts w:ascii="Times New Roman" w:hAnsi="Times New Roman" w:cs="Times New Roman"/>
+          <w:sz w:val="24"/>
+          <w:szCs w:val="24"/>
+        </w:rPr>
+        <w:t>недвижимости</w:t>
+      </w:r>
+      <w:r>
+        <w:rPr>
+          <w:rFonts w:ascii="Times New Roman" w:hAnsi="Times New Roman" w:cs="Times New Roman"/>
+          <w:sz w:val="24"/>
+          <w:szCs w:val="24"/>
+        </w:rPr>
+        <w:t xml:space="preserve">, что </w:t>
       </w:r>
       <w:r>
         <w:rPr>
@@ -670,10 +958,62 @@
       <w:r>
         <w:rPr>
           <w:rFonts w:ascii="Times New Roman" w:hAnsi="Times New Roman" w:cs="Times New Roman"/>
-          <w:sz w:val="24"/>
-          <w:szCs w:val="24"/>
-        </w:rPr>
-        <w:t w:space="preserve">{{commission.amountBYN}}</w:t>
+          <w:b/>
+          <w:bCs/>
+          <w:sz w:val="24"/>
+          <w:szCs w:val="24"/>
+        </w:rPr>
+        <w:t>{{</w:t>
+      </w:r>
+      <w:proofErr w:type="gramStart"/>
+      <w:r>
+        <w:rPr>
+          <w:rFonts w:ascii="Times New Roman" w:hAnsi="Times New Roman" w:cs="Times New Roman"/>
+          <w:b/>
+          <w:bCs/>
+          <w:sz w:val="24"/>
+          <w:szCs w:val="24"/>
+        </w:rPr>
+        <w:t>commis</w:t>
+      </w:r>
+      <w:r>
+        <w:rPr>
+          <w:rFonts w:ascii="Times New Roman" w:hAnsi="Times New Roman" w:cs="Times New Roman"/>
+          <w:b/>
+          <w:bCs/>
+          <w:sz w:val="24"/>
+          <w:szCs w:val="24"/>
+        </w:rPr>
+        <w:t>s</w:t>
+      </w:r>
+      <w:r>
+        <w:rPr>
+          <w:rFonts w:ascii="Times New Roman" w:hAnsi="Times New Roman" w:cs="Times New Roman"/>
+          <w:b/>
+          <w:bCs/>
+          <w:sz w:val="24"/>
+          <w:szCs w:val="24"/>
+        </w:rPr>
+        <w:t>ion.amountBYN</w:t>
+      </w:r>
+      <w:proofErr w:type="gramEnd"/>
+      <w:r>
+        <w:rPr>
+          <w:rFonts w:ascii="Times New Roman" w:hAnsi="Times New Roman" w:cs="Times New Roman"/>
+          <w:b/>
+          <w:bCs/>
+          <w:sz w:val="24"/>
+          <w:szCs w:val="24"/>
+        </w:rPr>
+        <w:t>}}</w:t>
+      </w:r>
+      <w:r>
+        <w:rPr>
+          <w:rFonts w:ascii="Times New Roman" w:hAnsi="Times New Roman" w:cs="Times New Roman"/>
+          <w:sz w:val="24"/>
+          <w:szCs w:val="24"/>
+        </w:rPr>
+        <w:t xml:space="preserve"> </w:t>
       </w:r>
       <w:r>
         <w:rPr>
@@ -697,7 +1037,25 @@
           <w:sz w:val="24"/>
           <w:szCs w:val="24"/>
         </w:rPr>
-        <w:t w:space="preserve">{{commission.amountWords}}</w:t>
+        <w:t>{{</w:t>
+      </w:r>
+      <w:proofErr w:type="gramStart"/>
+      <w:r>
+        <w:rPr>
+          <w:rFonts w:ascii="Times New Roman" w:hAnsi="Times New Roman" w:cs="Times New Roman"/>
+          <w:sz w:val="24"/>
+          <w:szCs w:val="24"/>
+        </w:rPr>
+        <w:t>commission.amountWords</w:t>
+      </w:r>
+      <w:proofErr w:type="gramEnd"/>
+      <w:r>
+        <w:rPr>
+          <w:rFonts w:ascii="Times New Roman" w:hAnsi="Times New Roman" w:cs="Times New Roman"/>
+          <w:sz w:val="24"/>
+          <w:szCs w:val="24"/>
+        </w:rPr>
+        <w:t>}}</w:t>
       </w:r>
       <w:r>
         <w:rPr>
@@ -722,32 +1080,89 @@
           <w:szCs w:val="24"/>
         </w:rPr>
         <w:tab/>
-      </w:r>
-      <w:r>
-        <w:rPr>
-          <w:rFonts w:ascii="Times New Roman" w:hAnsi="Times New Roman" w:cs="Times New Roman"/>
-          <w:sz w:val="24"/>
-          <w:szCs w:val="24"/>
-        </w:rPr>
-        <w:tab/>
-        <w:t xml:space="preserve">в том числе сумма НДС по ставке 20% {{commission.vatAmount}} </w:t>
-      </w:r>
-      <w:r>
-        <w:rPr>
-          <w:rFonts w:ascii="Times New Roman" w:hAnsi="Times New Roman" w:cs="Times New Roman"/>
-          <w:sz w:val="24"/>
-          <w:szCs w:val="24"/>
-        </w:rPr>
-        <w:tab/>
-      </w:r>
-      <w:r>
-        <w:rPr>
-          <w:rFonts w:ascii="Times New Roman" w:hAnsi="Times New Roman" w:cs="Times New Roman"/>
-          <w:sz w:val="24"/>
-          <w:szCs w:val="24"/>
-        </w:rPr>
-        <w:tab/>
-        <w:t xml:space="preserve">белорусских </w:t>
+        <w:t>в том числе сумма НДС по ставке 20</w:t>
+      </w:r>
+      <w:proofErr w:type="gramStart"/>
+      <w:r>
+        <w:rPr>
+          <w:rFonts w:ascii="Times New Roman" w:hAnsi="Times New Roman" w:cs="Times New Roman"/>
+          <w:sz w:val="24"/>
+          <w:szCs w:val="24"/>
+        </w:rPr>
+        <w:t xml:space="preserve">% </w:t>
+      </w:r>
+      <w:r>
+        <w:rPr>
+          <w:rFonts w:ascii="Times New Roman" w:hAnsi="Times New Roman" w:cs="Times New Roman"/>
+          <w:sz w:val="24"/>
+          <w:szCs w:val="24"/>
+        </w:rPr>
+        <w:t xml:space="preserve"> составляет</w:t>
+      </w:r>
+      <w:proofErr w:type="gramEnd"/>
+      <w:r>
+        <w:rPr>
+          <w:rFonts w:ascii="Times New Roman" w:hAnsi="Times New Roman" w:cs="Times New Roman"/>
+          <w:sz w:val="24"/>
+          <w:szCs w:val="24"/>
+        </w:rPr>
+        <w:t xml:space="preserve"> </w:t>
+      </w:r>
+      <w:r>
+        <w:rPr>
+          <w:rFonts w:ascii="Times New Roman" w:hAnsi="Times New Roman" w:cs="Times New Roman"/>
+          <w:b/>
+          <w:bCs/>
+          <w:sz w:val="24"/>
+          <w:szCs w:val="24"/>
+        </w:rPr>
+        <w:t>{{</w:t>
+      </w:r>
+      <w:proofErr w:type="gramStart"/>
+      <w:r>
+        <w:rPr>
+          <w:rFonts w:ascii="Times New Roman" w:hAnsi="Times New Roman" w:cs="Times New Roman"/>
+          <w:b/>
+          <w:bCs/>
+          <w:sz w:val="24"/>
+          <w:szCs w:val="24"/>
+        </w:rPr>
+        <w:t>commission.vatAmount</w:t>
+      </w:r>
+      <w:proofErr w:type="gramEnd"/>
+      <w:r>
+        <w:rPr>
+          <w:rFonts w:ascii="Times New Roman" w:hAnsi="Times New Roman" w:cs="Times New Roman"/>
+          <w:b/>
+          <w:bCs/>
+          <w:sz w:val="24"/>
+          <w:szCs w:val="24"/>
+        </w:rPr>
+        <w:t>}}</w:t>
+      </w:r>
+      <w:r>
+        <w:rPr>
+          <w:rFonts w:ascii="Times New Roman" w:hAnsi="Times New Roman" w:cs="Times New Roman"/>
+          <w:sz w:val="24"/>
+          <w:szCs w:val="24"/>
+        </w:rPr>
+        <w:t xml:space="preserve"> </w:t>
+      </w:r>
+      <w:r>
+        <w:rPr>
+          <w:rFonts w:ascii="Times New Roman" w:hAnsi="Times New Roman" w:cs="Times New Roman"/>
+          <w:sz w:val="24"/>
+          <w:szCs w:val="24"/>
+        </w:rPr>
+        <w:t>белорусских</w:t>
+      </w:r>
+      <w:r>
+        <w:rPr>
+          <w:rFonts w:ascii="Times New Roman" w:hAnsi="Times New Roman" w:cs="Times New Roman"/>
+          <w:sz w:val="24"/>
+          <w:szCs w:val="24"/>
+        </w:rPr>
+        <w:t xml:space="preserve"> </w:t>
       </w:r>
       <w:r>
         <w:rPr>
@@ -756,6 +1171,48 @@
           <w:szCs w:val="24"/>
         </w:rPr>
         <w:t>рублей</w:t>
+      </w:r>
+      <w:r>
+        <w:rPr>
+          <w:rFonts w:ascii="Times New Roman" w:hAnsi="Times New Roman" w:cs="Times New Roman"/>
+          <w:sz w:val="24"/>
+          <w:szCs w:val="24"/>
+        </w:rPr>
+        <w:t xml:space="preserve"> (</w:t>
+      </w:r>
+      <w:r>
+        <w:rPr>
+          <w:rFonts w:ascii="Times New Roman" w:hAnsi="Times New Roman" w:cs="Times New Roman"/>
+          <w:sz w:val="24"/>
+          <w:szCs w:val="24"/>
+        </w:rPr>
+        <w:t>{{</w:t>
+      </w:r>
+      <w:proofErr w:type="gramStart"/>
+      <w:r>
+        <w:rPr>
+          <w:rFonts w:ascii="Times New Roman" w:hAnsi="Times New Roman" w:cs="Times New Roman"/>
+          <w:sz w:val="24"/>
+          <w:szCs w:val="24"/>
+        </w:rPr>
+        <w:t>commission.vatAmountWords</w:t>
+      </w:r>
+      <w:proofErr w:type="gramEnd"/>
+      <w:r>
+        <w:rPr>
+          <w:rFonts w:ascii="Times New Roman" w:hAnsi="Times New Roman" w:cs="Times New Roman"/>
+          <w:sz w:val="24"/>
+          <w:szCs w:val="24"/>
+        </w:rPr>
+        <w:t>}}</w:t>
+      </w:r>
+      <w:r>
+        <w:rPr>
+          <w:rFonts w:ascii="Times New Roman" w:hAnsi="Times New Roman" w:cs="Times New Roman"/>
+          <w:sz w:val="24"/>
+          <w:szCs w:val="24"/>
+        </w:rPr>
+        <w:t>)</w:t>
       </w:r>
       <w:r>
         <w:rPr>
@@ -959,7 +1416,33 @@
           <w:sz w:val="24"/>
           <w:szCs w:val="24"/>
         </w:rPr>
-        <w:t w:space="preserve">{{seller.initials}}</w:t>
+        <w:t xml:space="preserve"> {{</w:t>
+      </w:r>
+      <w:proofErr w:type="gramStart"/>
+      <w:r>
+        <w:rPr>
+          <w:rFonts w:ascii="Times New Roman" w:hAnsi="Times New Roman" w:cs="Times New Roman"/>
+          <w:sz w:val="24"/>
+          <w:szCs w:val="24"/>
+        </w:rPr>
+        <w:t>seller.</w:t>
+      </w:r>
+      <w:r>
+        <w:rPr>
+          <w:rFonts w:ascii="Times New Roman" w:hAnsi="Times New Roman" w:cs="Times New Roman"/>
+          <w:sz w:val="24"/>
+          <w:szCs w:val="24"/>
+        </w:rPr>
+        <w:t>initials</w:t>
+      </w:r>
+      <w:proofErr w:type="gramEnd"/>
+      <w:r>
+        <w:rPr>
+          <w:rFonts w:ascii="Times New Roman" w:hAnsi="Times New Roman" w:cs="Times New Roman"/>
+          <w:sz w:val="24"/>
+          <w:szCs w:val="24"/>
+        </w:rPr>
+        <w:t>}}</w:t>
       </w:r>
       <w:r>
         <w:rPr>
@@ -1125,42 +1608,6 @@
         </w:rPr>
         <w:tab/>
       </w:r>
-    </w:p>
-    <w:p>
-      <w:pPr>
-        <w:pStyle w:val="ac"/>
-        <w:rPr>
-          <w:rFonts w:ascii="Times New Roman" w:hAnsi="Times New Roman" w:cs="Times New Roman"/>
-          <w:sz w:val="24"/>
-          <w:szCs w:val="24"/>
-        </w:rPr>
-      </w:pPr>
-      <w:r>
-        <w:rPr>
-          <w:rFonts w:ascii="Times New Roman" w:hAnsi="Times New Roman" w:cs="Times New Roman"/>
-          <w:sz w:val="24"/>
-          <w:szCs w:val="24"/>
-        </w:rPr>
-        <w:tab/>
-      </w:r>
-      <w:r>
-        <w:rPr>
-          <w:rFonts w:ascii="Times New Roman" w:hAnsi="Times New Roman" w:cs="Times New Roman"/>
-          <w:sz w:val="24"/>
-          <w:szCs w:val="24"/>
-        </w:rPr>
-        <w:tab/>
-      </w:r>
-    </w:p>
-    <w:p>
-      <w:pPr>
-        <w:pStyle w:val="ac"/>
-        <w:rPr>
-          <w:rFonts w:ascii="Times New Roman" w:hAnsi="Times New Roman" w:cs="Times New Roman"/>
-          <w:sz w:val="24"/>
-          <w:szCs w:val="24"/>
-        </w:rPr>
-      </w:pPr>
       <w:r>
         <w:rPr>
           <w:rFonts w:ascii="Times New Roman" w:hAnsi="Times New Roman" w:cs="Times New Roman"/>
@@ -1869,6 +2316,7 @@
   <w:style w:type="character" w:default="1" w:styleId="a0">
     <w:name w:val="Default Paragraph Font"/>
     <w:uiPriority w:val="1"/>
+    <w:semiHidden/>
     <w:unhideWhenUsed/>
   </w:style>
   <w:style w:type="table" w:default="1" w:styleId="a1">

--- a/templates/working/Акт_выполненных_работ.docx
+++ b/templates/working/Акт_выполненных_работ.docx
@@ -1,6 +1,6 @@
 
 <file path=word/document.xml><?xml version="1.0" encoding="utf-8"?>
-<w:document xmlns:wpc="http://schemas.microsoft.com/office/word/2010/wordprocessingCanvas" xmlns:cx="http://schemas.microsoft.com/office/drawing/2014/chartex" xmlns:cx1="http://schemas.microsoft.com/office/drawing/2015/9/8/chartex" xmlns:cx2="http://schemas.microsoft.com/office/drawing/2015/10/21/chartex" xmlns:cx3="http://schemas.microsoft.com/office/drawing/2016/5/9/chartex" xmlns:cx4="http://schemas.microsoft.com/office/drawing/2016/5/10/chartex" xmlns:cx5="http://schemas.microsoft.com/office/drawing/2016/5/11/chartex" xmlns:cx6="http://schemas.microsoft.com/office/drawing/2016/5/12/chartex" xmlns:cx7="http://schemas.microsoft.com/office/drawing/2016/5/13/chartex" xmlns:cx8="http://schemas.microsoft.com/office/drawing/2016/5/14/chartex" xmlns:mc="http://schemas.openxmlformats.org/markup-compatibility/2006" xmlns:aink="http://schemas.microsoft.com/office/drawing/2016/ink" xmlns:am3d="http://schemas.microsoft.com/office/drawing/2017/model3d" xmlns:o="urn:schemas-microsoft-com:office:office" xmlns:oel="http://schemas.microsoft.com/office/2019/extlst" xmlns:r="http://schemas.openxmlformats.org/officeDocument/2006/relationships" xmlns:m="http://schemas.openxmlformats.org/officeDocument/2006/math" xmlns:v="urn:schemas-microsoft-com:vml" xmlns:wp14="http://schemas.microsoft.com/office/word/2010/wordprocessingDrawing" xmlns:wp="http://schemas.openxmlformats.org/drawingml/2006/wordprocessingDrawing" xmlns:w10="urn:schemas-microsoft-com:office:word" xmlns:w="http://schemas.openxmlformats.org/wordprocessingml/2006/main" xmlns:w14="http://schemas.microsoft.com/office/word/2010/wordml" xmlns:w15="http://schemas.microsoft.com/office/word/2012/wordml" xmlns:w16cex="http://schemas.microsoft.com/office/word/2018/wordml/cex" xmlns:w16cid="http://schemas.microsoft.com/office/word/2016/wordml/cid" xmlns:w16="http://schemas.microsoft.com/office/word/2018/wordml" xmlns:w16du="http://schemas.microsoft.com/office/word/2023/wordml/word16du" xmlns:w16sdtdh="http://schemas.microsoft.com/office/word/2020/wordml/sdtdatahash" xmlns:w16sdtfl="http://schemas.microsoft.com/office/word/2024/wordml/sdtformatlock" xmlns:w16se="http://schemas.microsoft.com/office/word/2015/wordml/symex" xmlns:wpg="http://schemas.microsoft.com/office/word/2010/wordprocessingGroup" xmlns:wpi="http://schemas.microsoft.com/office/word/2010/wordprocessingInk" xmlns:wne="http://schemas.microsoft.com/office/word/2006/wordml" xmlns:wps="http://schemas.microsoft.com/office/word/2010/wordprocessingShape" mc:Ignorable="w14 w15 w16se w16cid w16 w16cex w16sdtdh w16sdtfl w16du wp14">
+<w:document xmlns:wpc="http://schemas.microsoft.com/office/word/2010/wordprocessingCanvas" xmlns:cx="http://schemas.microsoft.com/office/drawing/2014/chartex" xmlns:cx1="http://schemas.microsoft.com/office/drawing/2015/9/8/chartex" xmlns:cx2="http://schemas.microsoft.com/office/drawing/2015/10/21/chartex" xmlns:cx3="http://schemas.microsoft.com/office/drawing/2016/5/9/chartex" xmlns:cx4="http://schemas.microsoft.com/office/drawing/2016/5/10/chartex" xmlns:cx5="http://schemas.microsoft.com/office/drawing/2016/5/11/chartex" xmlns:cx6="http://schemas.microsoft.com/office/drawing/2016/5/12/chartex" xmlns:cx7="http://schemas.microsoft.com/office/drawing/2016/5/13/chartex" xmlns:cx8="http://schemas.microsoft.com/office/drawing/2016/5/14/chartex" xmlns:mc="http://schemas.openxmlformats.org/markup-compatibility/2006" xmlns:aink="http://schemas.microsoft.com/office/drawing/2016/ink" xmlns:am3d="http://schemas.microsoft.com/office/drawing/2017/model3d" xmlns:o="urn:schemas-microsoft-com:office:office" xmlns:r="http://schemas.openxmlformats.org/officeDocument/2006/relationships" xmlns:m="http://schemas.openxmlformats.org/officeDocument/2006/math" xmlns:v="urn:schemas-microsoft-com:vml" xmlns:wp14="http://schemas.microsoft.com/office/word/2010/wordprocessingDrawing" xmlns:wp="http://schemas.openxmlformats.org/drawingml/2006/wordprocessingDrawing" xmlns:w10="urn:schemas-microsoft-com:office:word" xmlns:w="http://schemas.openxmlformats.org/wordprocessingml/2006/main" xmlns:w14="http://schemas.microsoft.com/office/word/2010/wordml" xmlns:w15="http://schemas.microsoft.com/office/word/2012/wordml" xmlns:w16cex="http://schemas.microsoft.com/office/word/2018/wordml/cex" xmlns:w16cid="http://schemas.microsoft.com/office/word/2016/wordml/cid" xmlns:w16="http://schemas.microsoft.com/office/word/2018/wordml" xmlns:w16sdtdh="http://schemas.microsoft.com/office/word/2020/wordml/sdtdatahash" xmlns:w16se="http://schemas.microsoft.com/office/word/2015/wordml/symex" xmlns:wpg="http://schemas.microsoft.com/office/word/2010/wordprocessingGroup" xmlns:wpi="http://schemas.microsoft.com/office/word/2010/wordprocessingInk" xmlns:wne="http://schemas.microsoft.com/office/word/2006/wordml" xmlns:wps="http://schemas.microsoft.com/office/word/2010/wordprocessingShape" mc:Ignorable="w14 w15 w16se w16cid w16 w16cex w16sdtdh wp14">
   <w:body>
     <w:p>
       <w:pPr>
@@ -106,16 +106,7 @@
           <w:sz w:val="24"/>
           <w:szCs w:val="24"/>
         </w:rPr>
-        <w:t xml:space="preserve"> </w:t>
-      </w:r>
-      <w:proofErr w:type="gramStart"/>
-      <w:r>
-        <w:rPr>
-          <w:rFonts w:ascii="Times New Roman" w:hAnsi="Times New Roman" w:cs="Times New Roman"/>
-          <w:sz w:val="24"/>
-          <w:szCs w:val="24"/>
-        </w:rPr>
-        <w:t>«</w:t>
+        <w:t xml:space="preserve"> «</w:t>
       </w:r>
       <w:r>
         <w:rPr>
@@ -125,7 +116,6 @@
         </w:rPr>
         <w:t xml:space="preserve">  </w:t>
       </w:r>
-      <w:proofErr w:type="gramEnd"/>
       <w:r>
         <w:rPr>
           <w:rFonts w:ascii="Times New Roman" w:hAnsi="Times New Roman" w:cs="Times New Roman"/>
@@ -201,10 +191,10 @@
           <w:bCs/>
           <w:sz w:val="24"/>
           <w:szCs w:val="24"/>
-          <w:lang w:val="ru-RU"/>
         </w:rPr>
         <w:t>{{</w:t>
       </w:r>
+      <w:proofErr w:type="spellStart"/>
       <w:r>
         <w:rPr>
           <w:rFonts w:ascii="Times New Roman" w:hAnsi="Times New Roman" w:cs="Times New Roman"/>
@@ -212,10 +202,10 @@
           <w:bCs/>
           <w:sz w:val="24"/>
           <w:szCs w:val="24"/>
-          <w:lang w:val="en-US"/>
-        </w:rPr>
-        <w:t>seller</w:t>
-      </w:r>
+        </w:rPr>
+        <w:t>seller.fullName</w:t>
+      </w:r>
+      <w:proofErr w:type="spellEnd"/>
       <w:r>
         <w:rPr>
           <w:rFonts w:ascii="Times New Roman" w:hAnsi="Times New Roman" w:cs="Times New Roman"/>
@@ -223,46 +213,111 @@
           <w:bCs/>
           <w:sz w:val="24"/>
           <w:szCs w:val="24"/>
-          <w:lang w:val="ru-RU"/>
-        </w:rPr>
-        <w:t>.</w:t>
-      </w:r>
-      <w:r>
-        <w:rPr>
-          <w:rFonts w:ascii="Times New Roman" w:hAnsi="Times New Roman" w:cs="Times New Roman"/>
-          <w:b/>
-          <w:bCs/>
-          <w:sz w:val="24"/>
-          <w:szCs w:val="24"/>
-          <w:lang w:val="en-US"/>
-        </w:rPr>
-        <w:t>fullName</w:t>
-      </w:r>
-      <w:r>
-        <w:rPr>
-          <w:rFonts w:ascii="Times New Roman" w:hAnsi="Times New Roman" w:cs="Times New Roman"/>
-          <w:b/>
-          <w:bCs/>
-          <w:sz w:val="24"/>
-          <w:szCs w:val="24"/>
-          <w:lang w:val="ru-RU"/>
         </w:rPr>
         <w:t>}}</w:t>
       </w:r>
       <w:r>
         <w:rPr>
-          <w:rFonts w:ascii="Times New Roman" w:hAnsi="Times New Roman" w:cs="Times New Roman"/>
-          <w:sz w:val="24"/>
-          <w:szCs w:val="24"/>
-        </w:rPr>
-        <w:t>, в дальнейшем именуемы</w:t>
-      </w:r>
-      <w:r>
-        <w:rPr>
-          <w:rFonts w:ascii="Times New Roman" w:hAnsi="Times New Roman" w:cs="Times New Roman"/>
-          <w:sz w:val="24"/>
-          <w:szCs w:val="24"/>
-          <w:lang w:val="ru-RU"/>
+          <w:rFonts w:ascii="Times New Roman" w:eastAsia="Times New Roman" w:hAnsi="Times New Roman"/>
+          <w:sz w:val="24"/>
+          <w:szCs w:val="24"/>
+          <w:lang w:eastAsia="ru-RU"/>
+        </w:rPr>
+        <w:t>{{#seller.poaNumber}}, действующий(</w:t>
+      </w:r>
+      <w:proofErr w:type="spellStart"/>
+      <w:r>
+        <w:rPr>
+          <w:rFonts w:ascii="Times New Roman" w:eastAsia="Times New Roman" w:hAnsi="Times New Roman"/>
+          <w:sz w:val="24"/>
+          <w:szCs w:val="24"/>
+          <w:lang w:eastAsia="ru-RU"/>
+        </w:rPr>
+        <w:t>ая</w:t>
+      </w:r>
+      <w:proofErr w:type="spellEnd"/>
+      <w:r>
+        <w:rPr>
+          <w:rFonts w:ascii="Times New Roman" w:eastAsia="Times New Roman" w:hAnsi="Times New Roman"/>
+          <w:sz w:val="24"/>
+          <w:szCs w:val="24"/>
+          <w:lang w:eastAsia="ru-RU"/>
+        </w:rPr>
+        <w:t>) на основании доверенности №{{</w:t>
+      </w:r>
+      <w:proofErr w:type="spellStart"/>
+      <w:r>
+        <w:rPr>
+          <w:rFonts w:ascii="Times New Roman" w:eastAsia="Times New Roman" w:hAnsi="Times New Roman"/>
+          <w:sz w:val="24"/>
+          <w:szCs w:val="24"/>
+          <w:lang w:eastAsia="ru-RU"/>
+        </w:rPr>
+        <w:t>seller.poaNumber</w:t>
+      </w:r>
+      <w:proofErr w:type="spellEnd"/>
+      <w:r>
+        <w:rPr>
+          <w:rFonts w:ascii="Times New Roman" w:eastAsia="Times New Roman" w:hAnsi="Times New Roman"/>
+          <w:sz w:val="24"/>
+          <w:szCs w:val="24"/>
+          <w:lang w:eastAsia="ru-RU"/>
+        </w:rPr>
+        <w:t>}} от {{</w:t>
+      </w:r>
+      <w:proofErr w:type="spellStart"/>
+      <w:r>
+        <w:rPr>
+          <w:rFonts w:ascii="Times New Roman" w:eastAsia="Times New Roman" w:hAnsi="Times New Roman"/>
+          <w:sz w:val="24"/>
+          <w:szCs w:val="24"/>
+          <w:lang w:eastAsia="ru-RU"/>
+        </w:rPr>
+        <w:t>seller.poaDate</w:t>
+      </w:r>
+      <w:proofErr w:type="spellEnd"/>
+      <w:r>
+        <w:rPr>
+          <w:rFonts w:ascii="Times New Roman" w:eastAsia="Times New Roman" w:hAnsi="Times New Roman"/>
+          <w:sz w:val="24"/>
+          <w:szCs w:val="24"/>
+          <w:lang w:eastAsia="ru-RU"/>
+        </w:rPr>
+        <w:t>}}{{/</w:t>
+      </w:r>
+      <w:proofErr w:type="spellStart"/>
+      <w:r>
+        <w:rPr>
+          <w:rFonts w:ascii="Times New Roman" w:eastAsia="Times New Roman" w:hAnsi="Times New Roman"/>
+          <w:sz w:val="24"/>
+          <w:szCs w:val="24"/>
+          <w:lang w:eastAsia="ru-RU"/>
+        </w:rPr>
+        <w:t>seller.poaNumber</w:t>
+      </w:r>
+      <w:proofErr w:type="spellEnd"/>
+      <w:r>
+        <w:rPr>
+          <w:rFonts w:ascii="Times New Roman" w:eastAsia="Times New Roman" w:hAnsi="Times New Roman"/>
+          <w:sz w:val="24"/>
+          <w:szCs w:val="24"/>
+          <w:lang w:eastAsia="ru-RU"/>
+        </w:rPr>
+        <w:t>}},</w:t>
+      </w:r>
+      <w:r>
+        <w:rPr>
+          <w:rFonts w:ascii="Times New Roman" w:hAnsi="Times New Roman" w:cs="Times New Roman"/>
+          <w:sz w:val="24"/>
+          <w:szCs w:val="24"/>
+        </w:rPr>
+        <w:t xml:space="preserve"> в дальнейшем именуемы</w:t>
+      </w:r>
+      <w:r>
+        <w:rPr>
+          <w:rFonts w:ascii="Times New Roman" w:hAnsi="Times New Roman" w:cs="Times New Roman"/>
+          <w:sz w:val="24"/>
+          <w:szCs w:val="24"/>
         </w:rPr>
         <w:t>й</w:t>
       </w:r>
@@ -430,7 +485,6 @@
         </w:rPr>
         <w:t>{{</w:t>
       </w:r>
-      <w:proofErr w:type="gramStart"/>
       <w:r>
         <w:rPr>
           <w:rFonts w:ascii="Times New Roman" w:hAnsi="Times New Roman" w:cs="Times New Roman"/>
@@ -449,6 +503,7 @@
         </w:rPr>
         <w:t>.</w:t>
       </w:r>
+      <w:proofErr w:type="spellStart"/>
       <w:r>
         <w:rPr>
           <w:rFonts w:ascii="Times New Roman" w:hAnsi="Times New Roman" w:cs="Times New Roman"/>
@@ -458,7 +513,7 @@
         </w:rPr>
         <w:t>contractNumber</w:t>
       </w:r>
-      <w:proofErr w:type="gramEnd"/>
+      <w:proofErr w:type="spellEnd"/>
       <w:r>
         <w:rPr>
           <w:rFonts w:ascii="Times New Roman" w:hAnsi="Times New Roman" w:cs="Times New Roman"/>
@@ -493,7 +548,7 @@
         </w:rPr>
         <w:t xml:space="preserve"> {{</w:t>
       </w:r>
-      <w:proofErr w:type="gramStart"/>
+      <w:proofErr w:type="spellStart"/>
       <w:r>
         <w:rPr>
           <w:rFonts w:ascii="Times New Roman" w:hAnsi="Times New Roman" w:cs="Times New Roman"/>
@@ -510,7 +565,7 @@
         </w:rPr>
         <w:t>contractDate</w:t>
       </w:r>
-      <w:proofErr w:type="gramEnd"/>
+      <w:proofErr w:type="spellEnd"/>
       <w:r>
         <w:rPr>
           <w:rFonts w:ascii="Times New Roman" w:hAnsi="Times New Roman" w:cs="Times New Roman"/>
@@ -660,7 +715,7 @@
         </w:rPr>
         <w:t>{{</w:t>
       </w:r>
-      <w:proofErr w:type="gramStart"/>
+      <w:proofErr w:type="spellStart"/>
       <w:r>
         <w:rPr>
           <w:rFonts w:ascii="Times New Roman" w:hAnsi="Times New Roman" w:cs="Times New Roman"/>
@@ -671,7 +726,7 @@
         </w:rPr>
         <w:t>property.priceBYN</w:t>
       </w:r>
-      <w:proofErr w:type="gramEnd"/>
+      <w:proofErr w:type="spellEnd"/>
       <w:r>
         <w:rPr>
           <w:rFonts w:ascii="Times New Roman" w:hAnsi="Times New Roman" w:cs="Times New Roman"/>
@@ -706,7 +761,7 @@
         </w:rPr>
         <w:t xml:space="preserve"> ({{</w:t>
       </w:r>
-      <w:proofErr w:type="gramStart"/>
+      <w:proofErr w:type="spellStart"/>
       <w:r>
         <w:rPr>
           <w:rFonts w:ascii="Times New Roman" w:hAnsi="Times New Roman" w:cs="Times New Roman"/>
@@ -723,7 +778,7 @@
         </w:rPr>
         <w:t>priceWords</w:t>
       </w:r>
-      <w:proofErr w:type="gramEnd"/>
+      <w:proofErr w:type="spellEnd"/>
       <w:r>
         <w:rPr>
           <w:rFonts w:ascii="Times New Roman" w:hAnsi="Times New Roman" w:cs="Times New Roman"/>
@@ -748,7 +803,7 @@
         </w:rPr>
         <w:t>{{</w:t>
       </w:r>
-      <w:proofErr w:type="gramStart"/>
+      <w:proofErr w:type="spellStart"/>
       <w:r>
         <w:rPr>
           <w:rFonts w:ascii="Times New Roman" w:hAnsi="Times New Roman" w:cs="Times New Roman"/>
@@ -757,7 +812,7 @@
         </w:rPr>
         <w:t>commission.baseUnitsRounded</w:t>
       </w:r>
-      <w:proofErr w:type="gramEnd"/>
+      <w:proofErr w:type="spellEnd"/>
       <w:r>
         <w:rPr>
           <w:rFonts w:ascii="Times New Roman" w:hAnsi="Times New Roman" w:cs="Times New Roman"/>
@@ -782,7 +837,7 @@
         </w:rPr>
         <w:t>{{</w:t>
       </w:r>
-      <w:proofErr w:type="gramStart"/>
+      <w:proofErr w:type="spellStart"/>
       <w:r>
         <w:rPr>
           <w:rFonts w:ascii="Times New Roman" w:hAnsi="Times New Roman" w:cs="Times New Roman"/>
@@ -791,7 +846,7 @@
         </w:rPr>
         <w:t>commission.baseUnitsRoundedWords</w:t>
       </w:r>
-      <w:proofErr w:type="gramEnd"/>
+      <w:proofErr w:type="spellEnd"/>
       <w:r>
         <w:rPr>
           <w:rFonts w:ascii="Times New Roman" w:hAnsi="Times New Roman" w:cs="Times New Roman"/>
@@ -869,7 +924,7 @@
         </w:rPr>
         <w:t>{{</w:t>
       </w:r>
-      <w:proofErr w:type="gramStart"/>
+      <w:proofErr w:type="spellStart"/>
       <w:r>
         <w:rPr>
           <w:rFonts w:ascii="Times New Roman" w:hAnsi="Times New Roman" w:cs="Times New Roman"/>
@@ -880,7 +935,7 @@
         </w:rPr>
         <w:t>commission.percent</w:t>
       </w:r>
-      <w:proofErr w:type="gramEnd"/>
+      <w:proofErr w:type="spellEnd"/>
       <w:r>
         <w:rPr>
           <w:rFonts w:ascii="Times New Roman" w:hAnsi="Times New Roman" w:cs="Times New Roman"/>
@@ -965,7 +1020,7 @@
         </w:rPr>
         <w:t>{{</w:t>
       </w:r>
-      <w:proofErr w:type="gramStart"/>
+      <w:proofErr w:type="spellStart"/>
       <w:r>
         <w:rPr>
           <w:rFonts w:ascii="Times New Roman" w:hAnsi="Times New Roman" w:cs="Times New Roman"/>
@@ -996,7 +1051,7 @@
         </w:rPr>
         <w:t>ion.amountBYN</w:t>
       </w:r>
-      <w:proofErr w:type="gramEnd"/>
+      <w:proofErr w:type="spellEnd"/>
       <w:r>
         <w:rPr>
           <w:rFonts w:ascii="Times New Roman" w:hAnsi="Times New Roman" w:cs="Times New Roman"/>
@@ -1039,7 +1094,7 @@
         </w:rPr>
         <w:t>{{</w:t>
       </w:r>
-      <w:proofErr w:type="gramStart"/>
+      <w:proofErr w:type="spellStart"/>
       <w:r>
         <w:rPr>
           <w:rFonts w:ascii="Times New Roman" w:hAnsi="Times New Roman" w:cs="Times New Roman"/>
@@ -1048,7 +1103,7 @@
         </w:rPr>
         <w:t>commission.amountWords</w:t>
       </w:r>
-      <w:proofErr w:type="gramEnd"/>
+      <w:proofErr w:type="spellEnd"/>
       <w:r>
         <w:rPr>
           <w:rFonts w:ascii="Times New Roman" w:hAnsi="Times New Roman" w:cs="Times New Roman"/>
@@ -1082,7 +1137,6 @@
         <w:tab/>
         <w:t>в том числе сумма НДС по ставке 20</w:t>
       </w:r>
-      <w:proofErr w:type="gramStart"/>
       <w:r>
         <w:rPr>
           <w:rFonts w:ascii="Times New Roman" w:hAnsi="Times New Roman" w:cs="Times New Roman"/>
@@ -1099,7 +1153,6 @@
         </w:rPr>
         <w:t xml:space="preserve"> составляет</w:t>
       </w:r>
-      <w:proofErr w:type="gramEnd"/>
       <w:r>
         <w:rPr>
           <w:rFonts w:ascii="Times New Roman" w:hAnsi="Times New Roman" w:cs="Times New Roman"/>
@@ -1118,7 +1171,7 @@
         </w:rPr>
         <w:t>{{</w:t>
       </w:r>
-      <w:proofErr w:type="gramStart"/>
+      <w:proofErr w:type="spellStart"/>
       <w:r>
         <w:rPr>
           <w:rFonts w:ascii="Times New Roman" w:hAnsi="Times New Roman" w:cs="Times New Roman"/>
@@ -1129,7 +1182,7 @@
         </w:rPr>
         <w:t>commission.vatAmount</w:t>
       </w:r>
-      <w:proofErr w:type="gramEnd"/>
+      <w:proofErr w:type="spellEnd"/>
       <w:r>
         <w:rPr>
           <w:rFonts w:ascii="Times New Roman" w:hAnsi="Times New Roman" w:cs="Times New Roman"/>
@@ -1188,7 +1241,7 @@
         </w:rPr>
         <w:t>{{</w:t>
       </w:r>
-      <w:proofErr w:type="gramStart"/>
+      <w:proofErr w:type="spellStart"/>
       <w:r>
         <w:rPr>
           <w:rFonts w:ascii="Times New Roman" w:hAnsi="Times New Roman" w:cs="Times New Roman"/>
@@ -1197,7 +1250,7 @@
         </w:rPr>
         <w:t>commission.vatAmountWords</w:t>
       </w:r>
-      <w:proofErr w:type="gramEnd"/>
+      <w:proofErr w:type="spellEnd"/>
       <w:r>
         <w:rPr>
           <w:rFonts w:ascii="Times New Roman" w:hAnsi="Times New Roman" w:cs="Times New Roman"/>
@@ -1418,7 +1471,7 @@
         </w:rPr>
         <w:t xml:space="preserve"> {{</w:t>
       </w:r>
-      <w:proofErr w:type="gramStart"/>
+      <w:proofErr w:type="spellStart"/>
       <w:r>
         <w:rPr>
           <w:rFonts w:ascii="Times New Roman" w:hAnsi="Times New Roman" w:cs="Times New Roman"/>
@@ -1435,7 +1488,7 @@
         </w:rPr>
         <w:t>initials</w:t>
       </w:r>
-      <w:proofErr w:type="gramEnd"/>
+      <w:proofErr w:type="spellEnd"/>
       <w:r>
         <w:rPr>
           <w:rFonts w:ascii="Times New Roman" w:hAnsi="Times New Roman" w:cs="Times New Roman"/>
@@ -1608,32 +1661,6 @@
         </w:rPr>
         <w:tab/>
       </w:r>
-      <w:r>
-        <w:rPr>
-          <w:rFonts w:ascii="Times New Roman" w:hAnsi="Times New Roman" w:cs="Times New Roman"/>
-          <w:sz w:val="24"/>
-          <w:szCs w:val="24"/>
-        </w:rPr>
-        <w:tab/>
-      </w:r>
-      <w:r>
-        <w:rPr>
-          <w:rFonts w:ascii="Times New Roman" w:hAnsi="Times New Roman" w:cs="Times New Roman"/>
-          <w:sz w:val="24"/>
-          <w:szCs w:val="24"/>
-        </w:rPr>
-        <w:tab/>
-      </w:r>
-    </w:p>
-    <w:p>
-      <w:pPr>
-        <w:pStyle w:val="ac"/>
-        <w:rPr>
-          <w:rFonts w:ascii="Times New Roman" w:hAnsi="Times New Roman" w:cs="Times New Roman"/>
-          <w:sz w:val="24"/>
-          <w:szCs w:val="24"/>
-        </w:rPr>
-      </w:pPr>
       <w:r>
         <w:rPr>
           <w:rFonts w:ascii="Times New Roman" w:hAnsi="Times New Roman" w:cs="Times New Roman"/>
@@ -1714,7 +1741,7 @@
 </file>
 
 <file path=word/styles.xml><?xml version="1.0" encoding="utf-8"?>
-<w:styles xmlns:mc="http://schemas.openxmlformats.org/markup-compatibility/2006" xmlns:r="http://schemas.openxmlformats.org/officeDocument/2006/relationships" xmlns:w="http://schemas.openxmlformats.org/wordprocessingml/2006/main" xmlns:w14="http://schemas.microsoft.com/office/word/2010/wordml" xmlns:w15="http://schemas.microsoft.com/office/word/2012/wordml" xmlns:w16cex="http://schemas.microsoft.com/office/word/2018/wordml/cex" xmlns:w16cid="http://schemas.microsoft.com/office/word/2016/wordml/cid" xmlns:w16="http://schemas.microsoft.com/office/word/2018/wordml" xmlns:w16du="http://schemas.microsoft.com/office/word/2023/wordml/word16du" xmlns:w16sdtdh="http://schemas.microsoft.com/office/word/2020/wordml/sdtdatahash" xmlns:w16sdtfl="http://schemas.microsoft.com/office/word/2024/wordml/sdtformatlock" xmlns:w16se="http://schemas.microsoft.com/office/word/2015/wordml/symex" mc:Ignorable="w14 w15 w16se w16cid w16 w16cex w16sdtdh w16sdtfl w16du">
+<w:styles xmlns:mc="http://schemas.openxmlformats.org/markup-compatibility/2006" xmlns:r="http://schemas.openxmlformats.org/officeDocument/2006/relationships" xmlns:w="http://schemas.openxmlformats.org/wordprocessingml/2006/main" xmlns:w14="http://schemas.microsoft.com/office/word/2010/wordml" xmlns:w15="http://schemas.microsoft.com/office/word/2012/wordml" xmlns:w16cex="http://schemas.microsoft.com/office/word/2018/wordml/cex" xmlns:w16cid="http://schemas.microsoft.com/office/word/2016/wordml/cid" xmlns:w16="http://schemas.microsoft.com/office/word/2018/wordml" xmlns:w16sdtdh="http://schemas.microsoft.com/office/word/2020/wordml/sdtdatahash" xmlns:w16se="http://schemas.microsoft.com/office/word/2015/wordml/symex" mc:Ignorable="w14 w15 w16se w16cid w16 w16cex w16sdtdh">
   <w:docDefaults>
     <w:rPrDefault>
       <w:rPr>

--- a/templates/working/Акт_выполненных_работ.docx
+++ b/templates/working/Акт_выполненных_работ.docx
@@ -1,6 +1,6 @@
 
 <file path=word/document.xml><?xml version="1.0" encoding="utf-8"?>
-<w:document xmlns:wpc="http://schemas.microsoft.com/office/word/2010/wordprocessingCanvas" xmlns:cx="http://schemas.microsoft.com/office/drawing/2014/chartex" xmlns:cx1="http://schemas.microsoft.com/office/drawing/2015/9/8/chartex" xmlns:cx2="http://schemas.microsoft.com/office/drawing/2015/10/21/chartex" xmlns:cx3="http://schemas.microsoft.com/office/drawing/2016/5/9/chartex" xmlns:cx4="http://schemas.microsoft.com/office/drawing/2016/5/10/chartex" xmlns:cx5="http://schemas.microsoft.com/office/drawing/2016/5/11/chartex" xmlns:cx6="http://schemas.microsoft.com/office/drawing/2016/5/12/chartex" xmlns:cx7="http://schemas.microsoft.com/office/drawing/2016/5/13/chartex" xmlns:cx8="http://schemas.microsoft.com/office/drawing/2016/5/14/chartex" xmlns:mc="http://schemas.openxmlformats.org/markup-compatibility/2006" xmlns:aink="http://schemas.microsoft.com/office/drawing/2016/ink" xmlns:am3d="http://schemas.microsoft.com/office/drawing/2017/model3d" xmlns:o="urn:schemas-microsoft-com:office:office" xmlns:r="http://schemas.openxmlformats.org/officeDocument/2006/relationships" xmlns:m="http://schemas.openxmlformats.org/officeDocument/2006/math" xmlns:v="urn:schemas-microsoft-com:vml" xmlns:wp14="http://schemas.microsoft.com/office/word/2010/wordprocessingDrawing" xmlns:wp="http://schemas.openxmlformats.org/drawingml/2006/wordprocessingDrawing" xmlns:w10="urn:schemas-microsoft-com:office:word" xmlns:w="http://schemas.openxmlformats.org/wordprocessingml/2006/main" xmlns:w14="http://schemas.microsoft.com/office/word/2010/wordml" xmlns:w15="http://schemas.microsoft.com/office/word/2012/wordml" xmlns:w16cex="http://schemas.microsoft.com/office/word/2018/wordml/cex" xmlns:w16cid="http://schemas.microsoft.com/office/word/2016/wordml/cid" xmlns:w16="http://schemas.microsoft.com/office/word/2018/wordml" xmlns:w16sdtdh="http://schemas.microsoft.com/office/word/2020/wordml/sdtdatahash" xmlns:w16se="http://schemas.microsoft.com/office/word/2015/wordml/symex" xmlns:wpg="http://schemas.microsoft.com/office/word/2010/wordprocessingGroup" xmlns:wpi="http://schemas.microsoft.com/office/word/2010/wordprocessingInk" xmlns:wne="http://schemas.microsoft.com/office/word/2006/wordml" xmlns:wps="http://schemas.microsoft.com/office/word/2010/wordprocessingShape" mc:Ignorable="w14 w15 w16se w16cid w16 w16cex w16sdtdh wp14">
+<w:document xmlns:wpc="http://schemas.microsoft.com/office/word/2010/wordprocessingCanvas" xmlns:cx="http://schemas.microsoft.com/office/drawing/2014/chartex" xmlns:cx1="http://schemas.microsoft.com/office/drawing/2015/9/8/chartex" xmlns:cx2="http://schemas.microsoft.com/office/drawing/2015/10/21/chartex" xmlns:cx3="http://schemas.microsoft.com/office/drawing/2016/5/9/chartex" xmlns:cx4="http://schemas.microsoft.com/office/drawing/2016/5/10/chartex" xmlns:cx5="http://schemas.microsoft.com/office/drawing/2016/5/11/chartex" xmlns:cx6="http://schemas.microsoft.com/office/drawing/2016/5/12/chartex" xmlns:cx7="http://schemas.microsoft.com/office/drawing/2016/5/13/chartex" xmlns:cx8="http://schemas.microsoft.com/office/drawing/2016/5/14/chartex" xmlns:mc="http://schemas.openxmlformats.org/markup-compatibility/2006" xmlns:aink="http://schemas.microsoft.com/office/drawing/2016/ink" xmlns:am3d="http://schemas.microsoft.com/office/drawing/2017/model3d" xmlns:o="urn:schemas-microsoft-com:office:office" xmlns:oel="http://schemas.microsoft.com/office/2019/extlst" xmlns:r="http://schemas.openxmlformats.org/officeDocument/2006/relationships" xmlns:m="http://schemas.openxmlformats.org/officeDocument/2006/math" xmlns:v="urn:schemas-microsoft-com:vml" xmlns:wp14="http://schemas.microsoft.com/office/word/2010/wordprocessingDrawing" xmlns:wp="http://schemas.openxmlformats.org/drawingml/2006/wordprocessingDrawing" xmlns:w10="urn:schemas-microsoft-com:office:word" xmlns:w="http://schemas.openxmlformats.org/wordprocessingml/2006/main" xmlns:w14="http://schemas.microsoft.com/office/word/2010/wordml" xmlns:w15="http://schemas.microsoft.com/office/word/2012/wordml" xmlns:w16cei="http://schemas.microsoft.com/office/word/2026/wordml/cei" xmlns:w16cex="http://schemas.microsoft.com/office/word/2018/wordml/cex" xmlns:w16cid="http://schemas.microsoft.com/office/word/2016/wordml/cid" xmlns:w16="http://schemas.microsoft.com/office/word/2018/wordml" xmlns:w16du="http://schemas.microsoft.com/office/word/2023/wordml/word16du" xmlns:w16sdtdh="http://schemas.microsoft.com/office/word/2020/wordml/sdtdatahash" xmlns:w16sdtfl="http://schemas.microsoft.com/office/word/2024/wordml/sdtformatlock" xmlns:w16se="http://schemas.microsoft.com/office/word/2015/wordml/symex" xmlns:wpg="http://schemas.microsoft.com/office/word/2010/wordprocessingGroup" xmlns:wpi="http://schemas.microsoft.com/office/word/2010/wordprocessingInk" xmlns:wne="http://schemas.microsoft.com/office/word/2006/wordml" xmlns:wps="http://schemas.microsoft.com/office/word/2010/wordprocessingShape" mc:Ignorable="w14 w15 w16se w16cid w16 w16cex w16sdtdh w16sdtfl w16du wp14">
   <w:body>
     <w:p>
       <w:pPr>
@@ -182,7 +182,15 @@
           <w:sz w:val="24"/>
           <w:szCs w:val="24"/>
         </w:rPr>
-        <w:t xml:space="preserve">     Гражданин(-ка)  Республики Беларусь </w:t>
+        <w:t xml:space="preserve">     </w:t>
+      </w:r>
+      <w:r>
+        <w:rPr>
+          <w:rFonts w:ascii="Times New Roman" w:hAnsi="Times New Roman" w:cs="Times New Roman"/>
+          <w:sz w:val="24"/>
+          <w:szCs w:val="24"/>
+        </w:rPr>
+        <w:t xml:space="preserve">Гражданин(-ка) Республики Беларусь </w:t>
       </w:r>
       <w:r>
         <w:rPr>
@@ -192,9 +200,32 @@
           <w:sz w:val="24"/>
           <w:szCs w:val="24"/>
         </w:rPr>
-        <w:t>{{</w:t>
-      </w:r>
-      <w:proofErr w:type="spellStart"/>
+        <w:t>{{owner1.fullName}}</w:t>
+      </w:r>
+      <w:r>
+        <w:rPr>
+          <w:rFonts w:ascii="Times New Roman" w:hAnsi="Times New Roman" w:cs="Times New Roman"/>
+          <w:sz w:val="24"/>
+          <w:szCs w:val="24"/>
+        </w:rPr>
+        <w:t>{{#owner1.poa.hasPoa}</w:t>
+      </w:r>
+      <w:r>
+        <w:rPr>
+          <w:rFonts w:ascii="Times New Roman" w:hAnsi="Times New Roman" w:cs="Times New Roman"/>
+          <w:sz w:val="24"/>
+          <w:szCs w:val="24"/>
+        </w:rPr>
+        <w:t>}</w:t>
+      </w:r>
+      <w:r>
+        <w:rPr>
+          <w:rFonts w:ascii="Times New Roman" w:hAnsi="Times New Roman" w:cs="Times New Roman"/>
+          <w:sz w:val="24"/>
+          <w:szCs w:val="24"/>
+        </w:rPr>
+        <w:t xml:space="preserve"> в лице </w:t>
+      </w:r>
       <w:r>
         <w:rPr>
           <w:rFonts w:ascii="Times New Roman" w:hAnsi="Times New Roman" w:cs="Times New Roman"/>
@@ -203,9 +234,64 @@
           <w:sz w:val="24"/>
           <w:szCs w:val="24"/>
         </w:rPr>
-        <w:t>seller.fullName</w:t>
-      </w:r>
-      <w:proofErr w:type="spellEnd"/>
+        <w:t>{{owner1.poa.fullNameGenitive}}</w:t>
+      </w:r>
+      <w:r>
+        <w:rPr>
+          <w:rFonts w:ascii="Times New Roman" w:hAnsi="Times New Roman" w:cs="Times New Roman"/>
+          <w:sz w:val="24"/>
+          <w:szCs w:val="24"/>
+        </w:rPr>
+        <w:t>, {{owner1.poa.poaAction}} согласно доверенности №{{owner1.poa.poaNumber}} от {{owner1.poa.poaDate}}</w:t>
+      </w:r>
+      <w:r>
+        <w:rPr>
+          <w:rFonts w:ascii="Times New Roman" w:hAnsi="Times New Roman" w:cs="Times New Roman"/>
+          <w:sz w:val="24"/>
+          <w:szCs w:val="24"/>
+        </w:rPr>
+        <w:t>{</w:t>
+      </w:r>
+      <w:r>
+        <w:rPr>
+          <w:rFonts w:ascii="Times New Roman" w:hAnsi="Times New Roman" w:cs="Times New Roman"/>
+          <w:sz w:val="24"/>
+          <w:szCs w:val="24"/>
+        </w:rPr>
+        <w:t>{/owner1.poa.hasPoa}</w:t>
+      </w:r>
+      <w:r>
+        <w:rPr>
+          <w:rFonts w:ascii="Times New Roman" w:hAnsi="Times New Roman" w:cs="Times New Roman"/>
+          <w:sz w:val="24"/>
+          <w:szCs w:val="24"/>
+        </w:rPr>
+        <w:t>}{</w:t>
+      </w:r>
+      <w:r>
+        <w:rPr>
+          <w:rFonts w:ascii="Times New Roman" w:hAnsi="Times New Roman" w:cs="Times New Roman"/>
+          <w:sz w:val="24"/>
+          <w:szCs w:val="24"/>
+        </w:rPr>
+        <w:t>{#owner2.fullName}</w:t>
+      </w:r>
+      <w:r>
+        <w:rPr>
+          <w:rFonts w:ascii="Times New Roman" w:hAnsi="Times New Roman" w:cs="Times New Roman"/>
+          <w:sz w:val="24"/>
+          <w:szCs w:val="24"/>
+        </w:rPr>
+        <w:t>}</w:t>
+      </w:r>
+      <w:r>
+        <w:rPr>
+          <w:rFonts w:ascii="Times New Roman" w:hAnsi="Times New Roman" w:cs="Times New Roman"/>
+          <w:sz w:val="24"/>
+          <w:szCs w:val="24"/>
+        </w:rPr>
+        <w:t xml:space="preserve">, </w:t>
+      </w:r>
       <w:r>
         <w:rPr>
           <w:rFonts w:ascii="Times New Roman" w:hAnsi="Times New Roman" w:cs="Times New Roman"/>
@@ -214,120 +300,39 @@
           <w:sz w:val="24"/>
           <w:szCs w:val="24"/>
         </w:rPr>
-        <w:t>}}</w:t>
-      </w:r>
-      <w:r>
-        <w:rPr>
-          <w:rFonts w:ascii="Times New Roman" w:eastAsia="Times New Roman" w:hAnsi="Times New Roman"/>
-          <w:sz w:val="24"/>
-          <w:szCs w:val="24"/>
-          <w:lang w:eastAsia="ru-RU"/>
-        </w:rPr>
-        <w:t>{{#seller.poaNumber}}, действующий(</w:t>
-      </w:r>
-      <w:proofErr w:type="spellStart"/>
-      <w:r>
-        <w:rPr>
-          <w:rFonts w:ascii="Times New Roman" w:eastAsia="Times New Roman" w:hAnsi="Times New Roman"/>
-          <w:sz w:val="24"/>
-          <w:szCs w:val="24"/>
-          <w:lang w:eastAsia="ru-RU"/>
-        </w:rPr>
-        <w:t>ая</w:t>
-      </w:r>
-      <w:proofErr w:type="spellEnd"/>
-      <w:r>
-        <w:rPr>
-          <w:rFonts w:ascii="Times New Roman" w:eastAsia="Times New Roman" w:hAnsi="Times New Roman"/>
-          <w:sz w:val="24"/>
-          <w:szCs w:val="24"/>
-          <w:lang w:eastAsia="ru-RU"/>
-        </w:rPr>
-        <w:t>) на основании доверенности №{{</w:t>
-      </w:r>
-      <w:proofErr w:type="spellStart"/>
-      <w:r>
-        <w:rPr>
-          <w:rFonts w:ascii="Times New Roman" w:eastAsia="Times New Roman" w:hAnsi="Times New Roman"/>
-          <w:sz w:val="24"/>
-          <w:szCs w:val="24"/>
-          <w:lang w:eastAsia="ru-RU"/>
-        </w:rPr>
-        <w:t>seller.poaNumber</w:t>
-      </w:r>
-      <w:proofErr w:type="spellEnd"/>
-      <w:r>
-        <w:rPr>
-          <w:rFonts w:ascii="Times New Roman" w:eastAsia="Times New Roman" w:hAnsi="Times New Roman"/>
-          <w:sz w:val="24"/>
-          <w:szCs w:val="24"/>
-          <w:lang w:eastAsia="ru-RU"/>
-        </w:rPr>
-        <w:t>}} от {{</w:t>
-      </w:r>
-      <w:proofErr w:type="spellStart"/>
-      <w:r>
-        <w:rPr>
-          <w:rFonts w:ascii="Times New Roman" w:eastAsia="Times New Roman" w:hAnsi="Times New Roman"/>
-          <w:sz w:val="24"/>
-          <w:szCs w:val="24"/>
-          <w:lang w:eastAsia="ru-RU"/>
-        </w:rPr>
-        <w:t>seller.poaDate</w:t>
-      </w:r>
-      <w:proofErr w:type="spellEnd"/>
-      <w:r>
-        <w:rPr>
-          <w:rFonts w:ascii="Times New Roman" w:eastAsia="Times New Roman" w:hAnsi="Times New Roman"/>
-          <w:sz w:val="24"/>
-          <w:szCs w:val="24"/>
-          <w:lang w:eastAsia="ru-RU"/>
-        </w:rPr>
-        <w:t>}}{{/</w:t>
-      </w:r>
-      <w:proofErr w:type="spellStart"/>
-      <w:r>
-        <w:rPr>
-          <w:rFonts w:ascii="Times New Roman" w:eastAsia="Times New Roman" w:hAnsi="Times New Roman"/>
-          <w:sz w:val="24"/>
-          <w:szCs w:val="24"/>
-          <w:lang w:eastAsia="ru-RU"/>
-        </w:rPr>
-        <w:t>seller.poaNumber</w:t>
-      </w:r>
-      <w:proofErr w:type="spellEnd"/>
-      <w:r>
-        <w:rPr>
-          <w:rFonts w:ascii="Times New Roman" w:eastAsia="Times New Roman" w:hAnsi="Times New Roman"/>
-          <w:sz w:val="24"/>
-          <w:szCs w:val="24"/>
-          <w:lang w:eastAsia="ru-RU"/>
-        </w:rPr>
-        <w:t>}},</w:t>
-      </w:r>
-      <w:r>
-        <w:rPr>
-          <w:rFonts w:ascii="Times New Roman" w:hAnsi="Times New Roman" w:cs="Times New Roman"/>
-          <w:sz w:val="24"/>
-          <w:szCs w:val="24"/>
-        </w:rPr>
-        <w:t xml:space="preserve"> в дальнейшем именуемы</w:t>
-      </w:r>
-      <w:r>
-        <w:rPr>
-          <w:rFonts w:ascii="Times New Roman" w:hAnsi="Times New Roman" w:cs="Times New Roman"/>
-          <w:sz w:val="24"/>
-          <w:szCs w:val="24"/>
-        </w:rPr>
-        <w:t>й</w:t>
-      </w:r>
-      <w:r>
-        <w:rPr>
-          <w:rFonts w:ascii="Times New Roman" w:hAnsi="Times New Roman" w:cs="Times New Roman"/>
-          <w:sz w:val="24"/>
-          <w:szCs w:val="24"/>
-        </w:rPr>
-        <w:t xml:space="preserve"> </w:t>
+        <w:t>{{owner2.fullName}}</w:t>
+      </w:r>
+      <w:r>
+        <w:rPr>
+          <w:rFonts w:ascii="Times New Roman" w:hAnsi="Times New Roman" w:cs="Times New Roman"/>
+          <w:sz w:val="24"/>
+          <w:szCs w:val="24"/>
+        </w:rPr>
+        <w:t>{</w:t>
+      </w:r>
+      <w:r>
+        <w:rPr>
+          <w:rFonts w:ascii="Times New Roman" w:hAnsi="Times New Roman" w:cs="Times New Roman"/>
+          <w:sz w:val="24"/>
+          <w:szCs w:val="24"/>
+        </w:rPr>
+        <w:t>{#owner2.poa.hasPoa}</w:t>
+      </w:r>
+      <w:r>
+        <w:rPr>
+          <w:rFonts w:ascii="Times New Roman" w:hAnsi="Times New Roman" w:cs="Times New Roman"/>
+          <w:sz w:val="24"/>
+          <w:szCs w:val="24"/>
+        </w:rPr>
+        <w:t>}</w:t>
+      </w:r>
+      <w:r>
+        <w:rPr>
+          <w:rFonts w:ascii="Times New Roman" w:hAnsi="Times New Roman" w:cs="Times New Roman"/>
+          <w:sz w:val="24"/>
+          <w:szCs w:val="24"/>
+        </w:rPr>
+        <w:t xml:space="preserve"> в лице </w:t>
       </w:r>
       <w:r>
         <w:rPr>
@@ -337,7 +342,79 @@
           <w:sz w:val="24"/>
           <w:szCs w:val="24"/>
         </w:rPr>
-        <w:t>«</w:t>
+        <w:t>{{owner2.poa.fullNameGenitive}}</w:t>
+      </w:r>
+      <w:r>
+        <w:rPr>
+          <w:rFonts w:ascii="Times New Roman" w:hAnsi="Times New Roman" w:cs="Times New Roman"/>
+          <w:sz w:val="24"/>
+          <w:szCs w:val="24"/>
+        </w:rPr>
+        <w:t>, {{owner2.poa.poaAction}} согласно доверенности №{{owner2.poa.poaNumber}} от {{owner2.poa.poaDate}}</w:t>
+      </w:r>
+      <w:r>
+        <w:rPr>
+          <w:rFonts w:ascii="Times New Roman" w:hAnsi="Times New Roman" w:cs="Times New Roman"/>
+          <w:sz w:val="24"/>
+          <w:szCs w:val="24"/>
+        </w:rPr>
+        <w:t>{</w:t>
+      </w:r>
+      <w:r>
+        <w:rPr>
+          <w:rFonts w:ascii="Times New Roman" w:hAnsi="Times New Roman" w:cs="Times New Roman"/>
+          <w:sz w:val="24"/>
+          <w:szCs w:val="24"/>
+        </w:rPr>
+        <w:t>{/owner2.poa.hasPoa}</w:t>
+      </w:r>
+      <w:r>
+        <w:rPr>
+          <w:rFonts w:ascii="Times New Roman" w:hAnsi="Times New Roman" w:cs="Times New Roman"/>
+          <w:sz w:val="24"/>
+          <w:szCs w:val="24"/>
+        </w:rPr>
+        <w:t>}{</w:t>
+      </w:r>
+      <w:r>
+        <w:rPr>
+          <w:rFonts w:ascii="Times New Roman" w:hAnsi="Times New Roman" w:cs="Times New Roman"/>
+          <w:sz w:val="24"/>
+          <w:szCs w:val="24"/>
+        </w:rPr>
+        <w:t>{/owner2.fullName}</w:t>
+      </w:r>
+      <w:r>
+        <w:rPr>
+          <w:rFonts w:ascii="Times New Roman" w:hAnsi="Times New Roman" w:cs="Times New Roman"/>
+          <w:sz w:val="24"/>
+          <w:szCs w:val="24"/>
+        </w:rPr>
+        <w:t>}{</w:t>
+      </w:r>
+      <w:r>
+        <w:rPr>
+          <w:rFonts w:ascii="Times New Roman" w:hAnsi="Times New Roman" w:cs="Times New Roman"/>
+          <w:sz w:val="24"/>
+          <w:szCs w:val="24"/>
+        </w:rPr>
+        <w:t>{#owner3.fullName}</w:t>
+      </w:r>
+      <w:r>
+        <w:rPr>
+          <w:rFonts w:ascii="Times New Roman" w:hAnsi="Times New Roman" w:cs="Times New Roman"/>
+          <w:sz w:val="24"/>
+          <w:szCs w:val="24"/>
+        </w:rPr>
+        <w:t>}</w:t>
+      </w:r>
+      <w:r>
+        <w:rPr>
+          <w:rFonts w:ascii="Times New Roman" w:hAnsi="Times New Roman" w:cs="Times New Roman"/>
+          <w:sz w:val="24"/>
+          <w:szCs w:val="24"/>
+        </w:rPr>
+        <w:t xml:space="preserve">, </w:t>
       </w:r>
       <w:r>
         <w:rPr>
@@ -347,7 +424,39 @@
           <w:sz w:val="24"/>
           <w:szCs w:val="24"/>
         </w:rPr>
-        <w:t>Потребитель</w:t>
+        <w:t>{{owner3.fullName}}</w:t>
+      </w:r>
+      <w:r>
+        <w:rPr>
+          <w:rFonts w:ascii="Times New Roman" w:hAnsi="Times New Roman" w:cs="Times New Roman"/>
+          <w:sz w:val="24"/>
+          <w:szCs w:val="24"/>
+        </w:rPr>
+        <w:t>{</w:t>
+      </w:r>
+      <w:r>
+        <w:rPr>
+          <w:rFonts w:ascii="Times New Roman" w:hAnsi="Times New Roman" w:cs="Times New Roman"/>
+          <w:sz w:val="24"/>
+          <w:szCs w:val="24"/>
+        </w:rPr>
+        <w:t>{#owner3.poa.hasPoa}</w:t>
+      </w:r>
+      <w:r>
+        <w:rPr>
+          <w:rFonts w:ascii="Times New Roman" w:hAnsi="Times New Roman" w:cs="Times New Roman"/>
+          <w:sz w:val="24"/>
+          <w:szCs w:val="24"/>
+        </w:rPr>
+        <w:t>}</w:t>
+      </w:r>
+      <w:r>
+        <w:rPr>
+          <w:rFonts w:ascii="Times New Roman" w:hAnsi="Times New Roman" w:cs="Times New Roman"/>
+          <w:sz w:val="24"/>
+          <w:szCs w:val="24"/>
+        </w:rPr>
+        <w:t xml:space="preserve"> в лице </w:t>
       </w:r>
       <w:r>
         <w:rPr>
@@ -357,15 +466,79 @@
           <w:sz w:val="24"/>
           <w:szCs w:val="24"/>
         </w:rPr>
-        <w:t>»</w:t>
-      </w:r>
-      <w:r>
-        <w:rPr>
-          <w:rFonts w:ascii="Times New Roman" w:hAnsi="Times New Roman" w:cs="Times New Roman"/>
-          <w:sz w:val="24"/>
-          <w:szCs w:val="24"/>
-        </w:rPr>
-        <w:t xml:space="preserve"> и </w:t>
+        <w:t>{{owner3.poa.fullNameGenitive}}</w:t>
+      </w:r>
+      <w:r>
+        <w:rPr>
+          <w:rFonts w:ascii="Times New Roman" w:hAnsi="Times New Roman" w:cs="Times New Roman"/>
+          <w:sz w:val="24"/>
+          <w:szCs w:val="24"/>
+        </w:rPr>
+        <w:t>, {{owner3.poa.poaAction}} согласно доверенности №{{owner3.poa.poaNumber}} от {{owner3.poa.poaDate}}</w:t>
+      </w:r>
+      <w:r>
+        <w:rPr>
+          <w:rFonts w:ascii="Times New Roman" w:hAnsi="Times New Roman" w:cs="Times New Roman"/>
+          <w:sz w:val="24"/>
+          <w:szCs w:val="24"/>
+        </w:rPr>
+        <w:t>{</w:t>
+      </w:r>
+      <w:r>
+        <w:rPr>
+          <w:rFonts w:ascii="Times New Roman" w:hAnsi="Times New Roman" w:cs="Times New Roman"/>
+          <w:sz w:val="24"/>
+          <w:szCs w:val="24"/>
+        </w:rPr>
+        <w:t>{/owner3.poa.hasPoa}</w:t>
+      </w:r>
+      <w:r>
+        <w:rPr>
+          <w:rFonts w:ascii="Times New Roman" w:hAnsi="Times New Roman" w:cs="Times New Roman"/>
+          <w:sz w:val="24"/>
+          <w:szCs w:val="24"/>
+        </w:rPr>
+        <w:t>}{</w:t>
+      </w:r>
+      <w:r>
+        <w:rPr>
+          <w:rFonts w:ascii="Times New Roman" w:hAnsi="Times New Roman" w:cs="Times New Roman"/>
+          <w:sz w:val="24"/>
+          <w:szCs w:val="24"/>
+        </w:rPr>
+        <w:t>{/owner3.fullName}</w:t>
+      </w:r>
+      <w:r>
+        <w:rPr>
+          <w:rFonts w:ascii="Times New Roman" w:hAnsi="Times New Roman" w:cs="Times New Roman"/>
+          <w:sz w:val="24"/>
+          <w:szCs w:val="24"/>
+        </w:rPr>
+        <w:t>}</w:t>
+      </w:r>
+      <w:r>
+        <w:rPr>
+          <w:rFonts w:ascii="Times New Roman" w:hAnsi="Times New Roman" w:cs="Times New Roman"/>
+          <w:sz w:val="24"/>
+          <w:szCs w:val="24"/>
+        </w:rPr>
+        <w:t>, в дальнейшем именуемый «Потребитель»</w:t>
+      </w:r>
+      <w:r>
+        <w:rPr>
+          <w:rFonts w:ascii="Times New Roman" w:hAnsi="Times New Roman" w:cs="Times New Roman"/>
+          <w:sz w:val="24"/>
+          <w:szCs w:val="24"/>
+        </w:rPr>
+        <w:t xml:space="preserve"> </w:t>
+      </w:r>
+      <w:r>
+        <w:rPr>
+          <w:rFonts w:ascii="Times New Roman" w:hAnsi="Times New Roman" w:cs="Times New Roman"/>
+          <w:sz w:val="24"/>
+          <w:szCs w:val="24"/>
+        </w:rPr>
+        <w:t xml:space="preserve">и </w:t>
       </w:r>
       <w:r>
         <w:rPr>
@@ -457,7 +630,70 @@
           <w:szCs w:val="24"/>
           <w:lang w:val="ru-RU"/>
         </w:rPr>
-        <w:t xml:space="preserve"> согласно </w:t>
+        <w:t xml:space="preserve"> </w:t>
+      </w:r>
+      <w:r>
+        <w:rPr>
+          <w:rFonts w:ascii="Times New Roman" w:hAnsi="Times New Roman" w:cs="Times New Roman"/>
+          <w:sz w:val="24"/>
+          <w:szCs w:val="24"/>
+          <w:lang w:val="ru-RU"/>
+        </w:rPr>
+        <w:t>по адресу</w:t>
+      </w:r>
+      <w:r>
+        <w:rPr>
+          <w:rFonts w:ascii="Times New Roman" w:hAnsi="Times New Roman" w:cs="Times New Roman"/>
+          <w:sz w:val="24"/>
+          <w:szCs w:val="24"/>
+          <w:lang w:val="ru-RU"/>
+        </w:rPr>
+        <w:t>: {{</w:t>
+      </w:r>
+      <w:r>
+        <w:rPr>
+          <w:rFonts w:ascii="Times New Roman" w:hAnsi="Times New Roman" w:cs="Times New Roman"/>
+          <w:sz w:val="24"/>
+          <w:szCs w:val="24"/>
+          <w:lang w:val="en-US"/>
+        </w:rPr>
+        <w:t>property</w:t>
+      </w:r>
+      <w:r>
+        <w:rPr>
+          <w:rFonts w:ascii="Times New Roman" w:hAnsi="Times New Roman" w:cs="Times New Roman"/>
+          <w:sz w:val="24"/>
+          <w:szCs w:val="24"/>
+          <w:lang w:val="ru-RU"/>
+        </w:rPr>
+        <w:t>.</w:t>
+      </w:r>
+      <w:r>
+        <w:rPr>
+          <w:rFonts w:ascii="Times New Roman" w:hAnsi="Times New Roman" w:cs="Times New Roman"/>
+          <w:sz w:val="24"/>
+          <w:szCs w:val="24"/>
+          <w:lang w:val="en-US"/>
+        </w:rPr>
+        <w:t>address</w:t>
+      </w:r>
+      <w:r>
+        <w:rPr>
+          <w:rFonts w:ascii="Times New Roman" w:hAnsi="Times New Roman" w:cs="Times New Roman"/>
+          <w:sz w:val="24"/>
+          <w:szCs w:val="24"/>
+          <w:lang w:val="ru-RU"/>
+        </w:rPr>
+        <w:t xml:space="preserve">}} </w:t>
+      </w:r>
+      <w:r>
+        <w:rPr>
+          <w:rFonts w:ascii="Times New Roman" w:hAnsi="Times New Roman" w:cs="Times New Roman"/>
+          <w:sz w:val="24"/>
+          <w:szCs w:val="24"/>
+          <w:lang w:val="ru-RU"/>
+        </w:rPr>
+        <w:t xml:space="preserve">согласно </w:t>
       </w:r>
       <w:r>
         <w:rPr>
@@ -503,7 +739,6 @@
         </w:rPr>
         <w:t>.</w:t>
       </w:r>
-      <w:proofErr w:type="spellStart"/>
       <w:r>
         <w:rPr>
           <w:rFonts w:ascii="Times New Roman" w:hAnsi="Times New Roman" w:cs="Times New Roman"/>
@@ -513,7 +748,6 @@
         </w:rPr>
         <w:t>contractNumber</w:t>
       </w:r>
-      <w:proofErr w:type="spellEnd"/>
       <w:r>
         <w:rPr>
           <w:rFonts w:ascii="Times New Roman" w:hAnsi="Times New Roman" w:cs="Times New Roman"/>
@@ -546,16 +780,7 @@
           <w:sz w:val="24"/>
           <w:szCs w:val="24"/>
         </w:rPr>
-        <w:t xml:space="preserve"> {{</w:t>
-      </w:r>
-      <w:proofErr w:type="spellStart"/>
-      <w:r>
-        <w:rPr>
-          <w:rFonts w:ascii="Times New Roman" w:hAnsi="Times New Roman" w:cs="Times New Roman"/>
-          <w:sz w:val="24"/>
-          <w:szCs w:val="24"/>
-        </w:rPr>
-        <w:t>deal.</w:t>
+        <w:t xml:space="preserve"> {{deal.</w:t>
       </w:r>
       <w:r>
         <w:rPr>
@@ -565,7 +790,6 @@
         </w:rPr>
         <w:t>contractDate</w:t>
       </w:r>
-      <w:proofErr w:type="spellEnd"/>
       <w:r>
         <w:rPr>
           <w:rFonts w:ascii="Times New Roman" w:hAnsi="Times New Roman" w:cs="Times New Roman"/>
@@ -713,29 +937,7 @@
           <w:sz w:val="24"/>
           <w:szCs w:val="24"/>
         </w:rPr>
-        <w:t>{{</w:t>
-      </w:r>
-      <w:proofErr w:type="spellStart"/>
-      <w:r>
-        <w:rPr>
-          <w:rFonts w:ascii="Times New Roman" w:hAnsi="Times New Roman" w:cs="Times New Roman"/>
-          <w:b/>
-          <w:bCs/>
-          <w:sz w:val="24"/>
-          <w:szCs w:val="24"/>
-        </w:rPr>
-        <w:t>property.priceBYN</w:t>
-      </w:r>
-      <w:proofErr w:type="spellEnd"/>
-      <w:r>
-        <w:rPr>
-          <w:rFonts w:ascii="Times New Roman" w:hAnsi="Times New Roman" w:cs="Times New Roman"/>
-          <w:b/>
-          <w:bCs/>
-          <w:sz w:val="24"/>
-          <w:szCs w:val="24"/>
-        </w:rPr>
-        <w:t>}}</w:t>
+        <w:t>{{property.priceBYN}}</w:t>
       </w:r>
       <w:r>
         <w:rPr>
@@ -759,16 +961,7 @@
           <w:sz w:val="24"/>
           <w:szCs w:val="24"/>
         </w:rPr>
-        <w:t xml:space="preserve"> ({{</w:t>
-      </w:r>
-      <w:proofErr w:type="spellStart"/>
-      <w:r>
-        <w:rPr>
-          <w:rFonts w:ascii="Times New Roman" w:hAnsi="Times New Roman" w:cs="Times New Roman"/>
-          <w:sz w:val="24"/>
-          <w:szCs w:val="24"/>
-        </w:rPr>
-        <w:t>property.</w:t>
+        <w:t xml:space="preserve"> ({{property.</w:t>
       </w:r>
       <w:r>
         <w:rPr>
@@ -778,7 +971,6 @@
         </w:rPr>
         <w:t>priceWords</w:t>
       </w:r>
-      <w:proofErr w:type="spellEnd"/>
       <w:r>
         <w:rPr>
           <w:rFonts w:ascii="Times New Roman" w:hAnsi="Times New Roman" w:cs="Times New Roman"/>
@@ -801,25 +993,7 @@
           <w:sz w:val="24"/>
           <w:szCs w:val="24"/>
         </w:rPr>
-        <w:t>{{</w:t>
-      </w:r>
-      <w:proofErr w:type="spellStart"/>
-      <w:r>
-        <w:rPr>
-          <w:rFonts w:ascii="Times New Roman" w:hAnsi="Times New Roman" w:cs="Times New Roman"/>
-          <w:sz w:val="24"/>
-          <w:szCs w:val="24"/>
-        </w:rPr>
-        <w:t>commission.baseUnitsRounded</w:t>
-      </w:r>
-      <w:proofErr w:type="spellEnd"/>
-      <w:r>
-        <w:rPr>
-          <w:rFonts w:ascii="Times New Roman" w:hAnsi="Times New Roman" w:cs="Times New Roman"/>
-          <w:sz w:val="24"/>
-          <w:szCs w:val="24"/>
-        </w:rPr>
-        <w:t xml:space="preserve">}} </w:t>
+        <w:t xml:space="preserve">{{commission.baseUnitsRounded}} </w:t>
       </w:r>
       <w:r>
         <w:rPr>
@@ -835,25 +1009,7 @@
           <w:sz w:val="24"/>
           <w:szCs w:val="24"/>
         </w:rPr>
-        <w:t>{{</w:t>
-      </w:r>
-      <w:proofErr w:type="spellStart"/>
-      <w:r>
-        <w:rPr>
-          <w:rFonts w:ascii="Times New Roman" w:hAnsi="Times New Roman" w:cs="Times New Roman"/>
-          <w:sz w:val="24"/>
-          <w:szCs w:val="24"/>
-        </w:rPr>
-        <w:t>commission.baseUnitsRoundedWords</w:t>
-      </w:r>
-      <w:proofErr w:type="spellEnd"/>
-      <w:r>
-        <w:rPr>
-          <w:rFonts w:ascii="Times New Roman" w:hAnsi="Times New Roman" w:cs="Times New Roman"/>
-          <w:sz w:val="24"/>
-          <w:szCs w:val="24"/>
-        </w:rPr>
-        <w:t>}}</w:t>
+        <w:t>{{commission.baseUnitsRoundedWords}}</w:t>
       </w:r>
       <w:r>
         <w:rPr>
@@ -922,9 +1078,72 @@
           <w:sz w:val="24"/>
           <w:szCs w:val="24"/>
         </w:rPr>
-        <w:t>{{</w:t>
-      </w:r>
-      <w:proofErr w:type="spellStart"/>
+        <w:t>{{commission.percent}}</w:t>
+      </w:r>
+      <w:r>
+        <w:rPr>
+          <w:rFonts w:ascii="Times New Roman" w:hAnsi="Times New Roman" w:cs="Times New Roman"/>
+          <w:sz w:val="24"/>
+          <w:szCs w:val="24"/>
+        </w:rPr>
+        <w:t xml:space="preserve"> процента</w:t>
+      </w:r>
+      <w:r>
+        <w:rPr>
+          <w:rFonts w:ascii="Times New Roman" w:hAnsi="Times New Roman" w:cs="Times New Roman"/>
+          <w:sz w:val="24"/>
+          <w:szCs w:val="24"/>
+        </w:rPr>
+        <w:t xml:space="preserve"> </w:t>
+      </w:r>
+      <w:r>
+        <w:rPr>
+          <w:rFonts w:ascii="Times New Roman" w:hAnsi="Times New Roman" w:cs="Times New Roman"/>
+          <w:sz w:val="24"/>
+          <w:szCs w:val="24"/>
+        </w:rPr>
+        <w:t>от стоимости</w:t>
+      </w:r>
+      <w:r>
+        <w:rPr>
+          <w:rFonts w:ascii="Times New Roman" w:hAnsi="Times New Roman" w:cs="Times New Roman"/>
+          <w:sz w:val="24"/>
+          <w:szCs w:val="24"/>
+        </w:rPr>
+        <w:t xml:space="preserve"> </w:t>
+      </w:r>
+      <w:r>
+        <w:rPr>
+          <w:rFonts w:ascii="Times New Roman" w:hAnsi="Times New Roman" w:cs="Times New Roman"/>
+          <w:sz w:val="24"/>
+          <w:szCs w:val="24"/>
+        </w:rPr>
+        <w:t xml:space="preserve">объекта </w:t>
+      </w:r>
+      <w:r>
+        <w:rPr>
+          <w:rFonts w:ascii="Times New Roman" w:hAnsi="Times New Roman" w:cs="Times New Roman"/>
+          <w:sz w:val="24"/>
+          <w:szCs w:val="24"/>
+        </w:rPr>
+        <w:t>недвижимости</w:t>
+      </w:r>
+      <w:r>
+        <w:rPr>
+          <w:rFonts w:ascii="Times New Roman" w:hAnsi="Times New Roman" w:cs="Times New Roman"/>
+          <w:sz w:val="24"/>
+          <w:szCs w:val="24"/>
+        </w:rPr>
+        <w:t xml:space="preserve">, что </w:t>
+      </w:r>
+      <w:r>
+        <w:rPr>
+          <w:rFonts w:ascii="Times New Roman" w:hAnsi="Times New Roman" w:cs="Times New Roman"/>
+          <w:sz w:val="24"/>
+          <w:szCs w:val="24"/>
+        </w:rPr>
+        <w:t xml:space="preserve">соответствует </w:t>
+      </w:r>
       <w:r>
         <w:rPr>
           <w:rFonts w:ascii="Times New Roman" w:hAnsi="Times New Roman" w:cs="Times New Roman"/>
@@ -933,9 +1152,8 @@
           <w:sz w:val="24"/>
           <w:szCs w:val="24"/>
         </w:rPr>
-        <w:t>commission.percent</w:t>
-      </w:r>
-      <w:proofErr w:type="spellEnd"/>
+        <w:t>{{commis</w:t>
+      </w:r>
       <w:r>
         <w:rPr>
           <w:rFonts w:ascii="Times New Roman" w:hAnsi="Times New Roman" w:cs="Times New Roman"/>
@@ -944,71 +1162,7 @@
           <w:sz w:val="24"/>
           <w:szCs w:val="24"/>
         </w:rPr>
-        <w:t>}}</w:t>
-      </w:r>
-      <w:r>
-        <w:rPr>
-          <w:rFonts w:ascii="Times New Roman" w:hAnsi="Times New Roman" w:cs="Times New Roman"/>
-          <w:sz w:val="24"/>
-          <w:szCs w:val="24"/>
-        </w:rPr>
-        <w:t xml:space="preserve"> процента</w:t>
-      </w:r>
-      <w:r>
-        <w:rPr>
-          <w:rFonts w:ascii="Times New Roman" w:hAnsi="Times New Roman" w:cs="Times New Roman"/>
-          <w:sz w:val="24"/>
-          <w:szCs w:val="24"/>
-        </w:rPr>
-        <w:t xml:space="preserve"> </w:t>
-      </w:r>
-      <w:r>
-        <w:rPr>
-          <w:rFonts w:ascii="Times New Roman" w:hAnsi="Times New Roman" w:cs="Times New Roman"/>
-          <w:sz w:val="24"/>
-          <w:szCs w:val="24"/>
-        </w:rPr>
-        <w:t>от стоимости</w:t>
-      </w:r>
-      <w:r>
-        <w:rPr>
-          <w:rFonts w:ascii="Times New Roman" w:hAnsi="Times New Roman" w:cs="Times New Roman"/>
-          <w:sz w:val="24"/>
-          <w:szCs w:val="24"/>
-        </w:rPr>
-        <w:t xml:space="preserve"> </w:t>
-      </w:r>
-      <w:r>
-        <w:rPr>
-          <w:rFonts w:ascii="Times New Roman" w:hAnsi="Times New Roman" w:cs="Times New Roman"/>
-          <w:sz w:val="24"/>
-          <w:szCs w:val="24"/>
-        </w:rPr>
-        <w:t xml:space="preserve">объекта </w:t>
-      </w:r>
-      <w:r>
-        <w:rPr>
-          <w:rFonts w:ascii="Times New Roman" w:hAnsi="Times New Roman" w:cs="Times New Roman"/>
-          <w:sz w:val="24"/>
-          <w:szCs w:val="24"/>
-        </w:rPr>
-        <w:t>недвижимости</w:t>
-      </w:r>
-      <w:r>
-        <w:rPr>
-          <w:rFonts w:ascii="Times New Roman" w:hAnsi="Times New Roman" w:cs="Times New Roman"/>
-          <w:sz w:val="24"/>
-          <w:szCs w:val="24"/>
-        </w:rPr>
-        <w:t xml:space="preserve">, что </w:t>
-      </w:r>
-      <w:r>
-        <w:rPr>
-          <w:rFonts w:ascii="Times New Roman" w:hAnsi="Times New Roman" w:cs="Times New Roman"/>
-          <w:sz w:val="24"/>
-          <w:szCs w:val="24"/>
-        </w:rPr>
-        <w:t xml:space="preserve">соответствует </w:t>
+        <w:t>s</w:t>
       </w:r>
       <w:r>
         <w:rPr>
@@ -1018,9 +1172,89 @@
           <w:sz w:val="24"/>
           <w:szCs w:val="24"/>
         </w:rPr>
-        <w:t>{{</w:t>
-      </w:r>
-      <w:proofErr w:type="spellStart"/>
+        <w:t>ion.amountBYN}}</w:t>
+      </w:r>
+      <w:r>
+        <w:rPr>
+          <w:rFonts w:ascii="Times New Roman" w:hAnsi="Times New Roman" w:cs="Times New Roman"/>
+          <w:sz w:val="24"/>
+          <w:szCs w:val="24"/>
+        </w:rPr>
+        <w:t xml:space="preserve"> </w:t>
+      </w:r>
+      <w:r>
+        <w:rPr>
+          <w:rFonts w:ascii="Times New Roman" w:hAnsi="Times New Roman" w:cs="Times New Roman"/>
+          <w:sz w:val="24"/>
+          <w:szCs w:val="24"/>
+        </w:rPr>
+        <w:t>белорусских рублей</w:t>
+      </w:r>
+      <w:r>
+        <w:rPr>
+          <w:rFonts w:ascii="Times New Roman" w:hAnsi="Times New Roman" w:cs="Times New Roman"/>
+          <w:sz w:val="24"/>
+          <w:szCs w:val="24"/>
+        </w:rPr>
+        <w:t xml:space="preserve"> (</w:t>
+      </w:r>
+      <w:r>
+        <w:rPr>
+          <w:rFonts w:ascii="Times New Roman" w:hAnsi="Times New Roman" w:cs="Times New Roman"/>
+          <w:sz w:val="24"/>
+          <w:szCs w:val="24"/>
+        </w:rPr>
+        <w:t>{{commission.amountWords}}</w:t>
+      </w:r>
+      <w:r>
+        <w:rPr>
+          <w:rFonts w:ascii="Times New Roman" w:hAnsi="Times New Roman" w:cs="Times New Roman"/>
+          <w:sz w:val="24"/>
+          <w:szCs w:val="24"/>
+        </w:rPr>
+        <w:t>)</w:t>
+      </w:r>
+      <w:r>
+        <w:rPr>
+          <w:rFonts w:ascii="Times New Roman" w:hAnsi="Times New Roman" w:cs="Times New Roman"/>
+          <w:sz w:val="24"/>
+          <w:szCs w:val="24"/>
+        </w:rPr>
+        <w:t xml:space="preserve">, </w:t>
+      </w:r>
+      <w:r>
+        <w:rPr>
+          <w:rFonts w:ascii="Times New Roman" w:hAnsi="Times New Roman" w:cs="Times New Roman"/>
+          <w:sz w:val="24"/>
+          <w:szCs w:val="24"/>
+        </w:rPr>
+        <w:tab/>
+        <w:t>в том числе сумма НДС по ставке 20</w:t>
+      </w:r>
+      <w:r>
+        <w:rPr>
+          <w:rFonts w:ascii="Times New Roman" w:hAnsi="Times New Roman" w:cs="Times New Roman"/>
+          <w:sz w:val="24"/>
+          <w:szCs w:val="24"/>
+        </w:rPr>
+        <w:t xml:space="preserve">% </w:t>
+      </w:r>
+      <w:r>
+        <w:rPr>
+          <w:rFonts w:ascii="Times New Roman" w:hAnsi="Times New Roman" w:cs="Times New Roman"/>
+          <w:sz w:val="24"/>
+          <w:szCs w:val="24"/>
+        </w:rPr>
+        <w:t>составляет</w:t>
+      </w:r>
+      <w:r>
+        <w:rPr>
+          <w:rFonts w:ascii="Times New Roman" w:hAnsi="Times New Roman" w:cs="Times New Roman"/>
+          <w:sz w:val="24"/>
+          <w:szCs w:val="24"/>
+        </w:rPr>
+        <w:t xml:space="preserve"> </w:t>
+      </w:r>
       <w:r>
         <w:rPr>
           <w:rFonts w:ascii="Times New Roman" w:hAnsi="Times New Roman" w:cs="Times New Roman"/>
@@ -1029,38 +1263,7 @@
           <w:sz w:val="24"/>
           <w:szCs w:val="24"/>
         </w:rPr>
-        <w:t>commis</w:t>
-      </w:r>
-      <w:r>
-        <w:rPr>
-          <w:rFonts w:ascii="Times New Roman" w:hAnsi="Times New Roman" w:cs="Times New Roman"/>
-          <w:b/>
-          <w:bCs/>
-          <w:sz w:val="24"/>
-          <w:szCs w:val="24"/>
-        </w:rPr>
-        <w:t>s</w:t>
-      </w:r>
-      <w:r>
-        <w:rPr>
-          <w:rFonts w:ascii="Times New Roman" w:hAnsi="Times New Roman" w:cs="Times New Roman"/>
-          <w:b/>
-          <w:bCs/>
-          <w:sz w:val="24"/>
-          <w:szCs w:val="24"/>
-        </w:rPr>
-        <w:t>ion.amountBYN</w:t>
-      </w:r>
-      <w:proofErr w:type="spellEnd"/>
-      <w:r>
-        <w:rPr>
-          <w:rFonts w:ascii="Times New Roman" w:hAnsi="Times New Roman" w:cs="Times New Roman"/>
-          <w:b/>
-          <w:bCs/>
-          <w:sz w:val="24"/>
-          <w:szCs w:val="24"/>
-        </w:rPr>
-        <w:t>}}</w:t>
+        <w:t>{{commission.vatAmount}}</w:t>
       </w:r>
       <w:r>
         <w:rPr>
@@ -1076,7 +1279,23 @@
           <w:sz w:val="24"/>
           <w:szCs w:val="24"/>
         </w:rPr>
-        <w:t>белорусских рублей</w:t>
+        <w:t>белорусских</w:t>
+      </w:r>
+      <w:r>
+        <w:rPr>
+          <w:rFonts w:ascii="Times New Roman" w:hAnsi="Times New Roman" w:cs="Times New Roman"/>
+          <w:sz w:val="24"/>
+          <w:szCs w:val="24"/>
+        </w:rPr>
+        <w:t xml:space="preserve"> </w:t>
+      </w:r>
+      <w:r>
+        <w:rPr>
+          <w:rFonts w:ascii="Times New Roman" w:hAnsi="Times New Roman" w:cs="Times New Roman"/>
+          <w:sz w:val="24"/>
+          <w:szCs w:val="24"/>
+        </w:rPr>
+        <w:t>рублей</w:t>
       </w:r>
       <w:r>
         <w:rPr>
@@ -1092,172 +1311,7 @@
           <w:sz w:val="24"/>
           <w:szCs w:val="24"/>
         </w:rPr>
-        <w:t>{{</w:t>
-      </w:r>
-      <w:proofErr w:type="spellStart"/>
-      <w:r>
-        <w:rPr>
-          <w:rFonts w:ascii="Times New Roman" w:hAnsi="Times New Roman" w:cs="Times New Roman"/>
-          <w:sz w:val="24"/>
-          <w:szCs w:val="24"/>
-        </w:rPr>
-        <w:t>commission.amountWords</w:t>
-      </w:r>
-      <w:proofErr w:type="spellEnd"/>
-      <w:r>
-        <w:rPr>
-          <w:rFonts w:ascii="Times New Roman" w:hAnsi="Times New Roman" w:cs="Times New Roman"/>
-          <w:sz w:val="24"/>
-          <w:szCs w:val="24"/>
-        </w:rPr>
-        <w:t>}}</w:t>
-      </w:r>
-      <w:r>
-        <w:rPr>
-          <w:rFonts w:ascii="Times New Roman" w:hAnsi="Times New Roman" w:cs="Times New Roman"/>
-          <w:sz w:val="24"/>
-          <w:szCs w:val="24"/>
-        </w:rPr>
-        <w:t>)</w:t>
-      </w:r>
-      <w:r>
-        <w:rPr>
-          <w:rFonts w:ascii="Times New Roman" w:hAnsi="Times New Roman" w:cs="Times New Roman"/>
-          <w:sz w:val="24"/>
-          <w:szCs w:val="24"/>
-        </w:rPr>
-        <w:t xml:space="preserve">, </w:t>
-      </w:r>
-      <w:r>
-        <w:rPr>
-          <w:rFonts w:ascii="Times New Roman" w:hAnsi="Times New Roman" w:cs="Times New Roman"/>
-          <w:sz w:val="24"/>
-          <w:szCs w:val="24"/>
-        </w:rPr>
-        <w:tab/>
-        <w:t>в том числе сумма НДС по ставке 20</w:t>
-      </w:r>
-      <w:r>
-        <w:rPr>
-          <w:rFonts w:ascii="Times New Roman" w:hAnsi="Times New Roman" w:cs="Times New Roman"/>
-          <w:sz w:val="24"/>
-          <w:szCs w:val="24"/>
-        </w:rPr>
-        <w:t xml:space="preserve">% </w:t>
-      </w:r>
-      <w:r>
-        <w:rPr>
-          <w:rFonts w:ascii="Times New Roman" w:hAnsi="Times New Roman" w:cs="Times New Roman"/>
-          <w:sz w:val="24"/>
-          <w:szCs w:val="24"/>
-        </w:rPr>
-        <w:t xml:space="preserve"> составляет</w:t>
-      </w:r>
-      <w:r>
-        <w:rPr>
-          <w:rFonts w:ascii="Times New Roman" w:hAnsi="Times New Roman" w:cs="Times New Roman"/>
-          <w:sz w:val="24"/>
-          <w:szCs w:val="24"/>
-        </w:rPr>
-        <w:t xml:space="preserve"> </w:t>
-      </w:r>
-      <w:r>
-        <w:rPr>
-          <w:rFonts w:ascii="Times New Roman" w:hAnsi="Times New Roman" w:cs="Times New Roman"/>
-          <w:b/>
-          <w:bCs/>
-          <w:sz w:val="24"/>
-          <w:szCs w:val="24"/>
-        </w:rPr>
-        <w:t>{{</w:t>
-      </w:r>
-      <w:proofErr w:type="spellStart"/>
-      <w:r>
-        <w:rPr>
-          <w:rFonts w:ascii="Times New Roman" w:hAnsi="Times New Roman" w:cs="Times New Roman"/>
-          <w:b/>
-          <w:bCs/>
-          <w:sz w:val="24"/>
-          <w:szCs w:val="24"/>
-        </w:rPr>
-        <w:t>commission.vatAmount</w:t>
-      </w:r>
-      <w:proofErr w:type="spellEnd"/>
-      <w:r>
-        <w:rPr>
-          <w:rFonts w:ascii="Times New Roman" w:hAnsi="Times New Roman" w:cs="Times New Roman"/>
-          <w:b/>
-          <w:bCs/>
-          <w:sz w:val="24"/>
-          <w:szCs w:val="24"/>
-        </w:rPr>
-        <w:t>}}</w:t>
-      </w:r>
-      <w:r>
-        <w:rPr>
-          <w:rFonts w:ascii="Times New Roman" w:hAnsi="Times New Roman" w:cs="Times New Roman"/>
-          <w:sz w:val="24"/>
-          <w:szCs w:val="24"/>
-        </w:rPr>
-        <w:t xml:space="preserve"> </w:t>
-      </w:r>
-      <w:r>
-        <w:rPr>
-          <w:rFonts w:ascii="Times New Roman" w:hAnsi="Times New Roman" w:cs="Times New Roman"/>
-          <w:sz w:val="24"/>
-          <w:szCs w:val="24"/>
-        </w:rPr>
-        <w:t>белорусских</w:t>
-      </w:r>
-      <w:r>
-        <w:rPr>
-          <w:rFonts w:ascii="Times New Roman" w:hAnsi="Times New Roman" w:cs="Times New Roman"/>
-          <w:sz w:val="24"/>
-          <w:szCs w:val="24"/>
-        </w:rPr>
-        <w:t xml:space="preserve"> </w:t>
-      </w:r>
-      <w:r>
-        <w:rPr>
-          <w:rFonts w:ascii="Times New Roman" w:hAnsi="Times New Roman" w:cs="Times New Roman"/>
-          <w:sz w:val="24"/>
-          <w:szCs w:val="24"/>
-        </w:rPr>
-        <w:t>рублей</w:t>
-      </w:r>
-      <w:r>
-        <w:rPr>
-          <w:rFonts w:ascii="Times New Roman" w:hAnsi="Times New Roman" w:cs="Times New Roman"/>
-          <w:sz w:val="24"/>
-          <w:szCs w:val="24"/>
-        </w:rPr>
-        <w:t xml:space="preserve"> (</w:t>
-      </w:r>
-      <w:r>
-        <w:rPr>
-          <w:rFonts w:ascii="Times New Roman" w:hAnsi="Times New Roman" w:cs="Times New Roman"/>
-          <w:sz w:val="24"/>
-          <w:szCs w:val="24"/>
-        </w:rPr>
-        <w:t>{{</w:t>
-      </w:r>
-      <w:proofErr w:type="spellStart"/>
-      <w:r>
-        <w:rPr>
-          <w:rFonts w:ascii="Times New Roman" w:hAnsi="Times New Roman" w:cs="Times New Roman"/>
-          <w:sz w:val="24"/>
-          <w:szCs w:val="24"/>
-        </w:rPr>
-        <w:t>commission.vatAmountWords</w:t>
-      </w:r>
-      <w:proofErr w:type="spellEnd"/>
-      <w:r>
-        <w:rPr>
-          <w:rFonts w:ascii="Times New Roman" w:hAnsi="Times New Roman" w:cs="Times New Roman"/>
-          <w:sz w:val="24"/>
-          <w:szCs w:val="24"/>
-        </w:rPr>
-        <w:t>}}</w:t>
+        <w:t>{{commission.vatAmountWords}}</w:t>
       </w:r>
       <w:r>
         <w:rPr>
@@ -1434,6 +1488,7 @@
           <w:sz w:val="24"/>
           <w:szCs w:val="24"/>
         </w:rPr>
+        <w:lastRenderedPageBreak/>
         <w:tab/>
       </w:r>
       <w:r>
@@ -1461,65 +1516,7 @@
           <w:sz w:val="24"/>
           <w:szCs w:val="24"/>
         </w:rPr>
-        <w:t>Потребитель_______________________/</w:t>
-      </w:r>
-      <w:r>
-        <w:rPr>
-          <w:rFonts w:ascii="Times New Roman" w:hAnsi="Times New Roman" w:cs="Times New Roman"/>
-          <w:sz w:val="24"/>
-          <w:szCs w:val="24"/>
-        </w:rPr>
-        <w:t xml:space="preserve"> {{</w:t>
-      </w:r>
-      <w:proofErr w:type="spellStart"/>
-      <w:r>
-        <w:rPr>
-          <w:rFonts w:ascii="Times New Roman" w:hAnsi="Times New Roman" w:cs="Times New Roman"/>
-          <w:sz w:val="24"/>
-          <w:szCs w:val="24"/>
-        </w:rPr>
-        <w:t>seller.</w:t>
-      </w:r>
-      <w:r>
-        <w:rPr>
-          <w:rFonts w:ascii="Times New Roman" w:hAnsi="Times New Roman" w:cs="Times New Roman"/>
-          <w:sz w:val="24"/>
-          <w:szCs w:val="24"/>
-        </w:rPr>
-        <w:t>initials</w:t>
-      </w:r>
-      <w:proofErr w:type="spellEnd"/>
-      <w:r>
-        <w:rPr>
-          <w:rFonts w:ascii="Times New Roman" w:hAnsi="Times New Roman" w:cs="Times New Roman"/>
-          <w:sz w:val="24"/>
-          <w:szCs w:val="24"/>
-        </w:rPr>
-        <w:t>}}</w:t>
-      </w:r>
-      <w:r>
-        <w:rPr>
-          <w:rFonts w:ascii="Times New Roman" w:hAnsi="Times New Roman" w:cs="Times New Roman"/>
-          <w:sz w:val="24"/>
-          <w:szCs w:val="24"/>
-        </w:rPr>
-        <w:t xml:space="preserve">    </w:t>
-      </w:r>
-      <w:r>
-        <w:rPr>
-          <w:rFonts w:ascii="Times New Roman" w:hAnsi="Times New Roman" w:cs="Times New Roman"/>
-          <w:sz w:val="24"/>
-          <w:szCs w:val="24"/>
-        </w:rPr>
-        <w:tab/>
-      </w:r>
-      <w:r>
-        <w:rPr>
-          <w:rFonts w:ascii="Times New Roman" w:hAnsi="Times New Roman" w:cs="Times New Roman"/>
-          <w:sz w:val="24"/>
-          <w:szCs w:val="24"/>
-        </w:rPr>
-        <w:tab/>
+        <w:t>Потребитель _______________________/ {{owner1.initials}}</w:t>
       </w:r>
     </w:p>
     <w:p>
@@ -1537,16 +1534,25 @@
           <w:rFonts w:ascii="Times New Roman" w:hAnsi="Times New Roman" w:cs="Times New Roman"/>
           <w:sz w:val="24"/>
           <w:szCs w:val="24"/>
-        </w:rPr>
-        <w:tab/>
-      </w:r>
-      <w:r>
-        <w:rPr>
-          <w:rFonts w:ascii="Times New Roman" w:hAnsi="Times New Roman" w:cs="Times New Roman"/>
-          <w:sz w:val="24"/>
-          <w:szCs w:val="24"/>
-        </w:rPr>
-        <w:tab/>
+          <w:lang w:val="en-US"/>
+        </w:rPr>
+        <w:t>{</w:t>
+      </w:r>
+      <w:r>
+        <w:rPr>
+          <w:rFonts w:ascii="Times New Roman" w:hAnsi="Times New Roman" w:cs="Times New Roman"/>
+          <w:sz w:val="24"/>
+          <w:szCs w:val="24"/>
+        </w:rPr>
+        <w:t>{#owner2.fullName}</w:t>
+      </w:r>
+      <w:r>
+        <w:rPr>
+          <w:rFonts w:ascii="Times New Roman" w:hAnsi="Times New Roman" w:cs="Times New Roman"/>
+          <w:sz w:val="24"/>
+          <w:szCs w:val="24"/>
+        </w:rPr>
+        <w:t>}</w:t>
       </w:r>
     </w:p>
     <w:p>
@@ -1565,15 +1571,7 @@
           <w:sz w:val="24"/>
           <w:szCs w:val="24"/>
         </w:rPr>
-        <w:tab/>
-      </w:r>
-      <w:r>
-        <w:rPr>
-          <w:rFonts w:ascii="Times New Roman" w:hAnsi="Times New Roman" w:cs="Times New Roman"/>
-          <w:sz w:val="24"/>
-          <w:szCs w:val="24"/>
-        </w:rPr>
-        <w:tab/>
+        <w:t>Потребитель _______________________/ {{owner2.initials}}</w:t>
       </w:r>
     </w:p>
     <w:p>
@@ -1592,6 +1590,193 @@
           <w:sz w:val="24"/>
           <w:szCs w:val="24"/>
         </w:rPr>
+        <w:t>{</w:t>
+      </w:r>
+      <w:r>
+        <w:rPr>
+          <w:rFonts w:ascii="Times New Roman" w:hAnsi="Times New Roman" w:cs="Times New Roman"/>
+          <w:sz w:val="24"/>
+          <w:szCs w:val="24"/>
+        </w:rPr>
+        <w:t>{/owner2.fullName}</w:t>
+      </w:r>
+      <w:r>
+        <w:rPr>
+          <w:rFonts w:ascii="Times New Roman" w:hAnsi="Times New Roman" w:cs="Times New Roman"/>
+          <w:sz w:val="24"/>
+          <w:szCs w:val="24"/>
+        </w:rPr>
+        <w:t>}{</w:t>
+      </w:r>
+      <w:r>
+        <w:rPr>
+          <w:rFonts w:ascii="Times New Roman" w:hAnsi="Times New Roman" w:cs="Times New Roman"/>
+          <w:sz w:val="24"/>
+          <w:szCs w:val="24"/>
+        </w:rPr>
+        <w:t>{#owner3.fullName}</w:t>
+      </w:r>
+      <w:r>
+        <w:rPr>
+          <w:rFonts w:ascii="Times New Roman" w:hAnsi="Times New Roman" w:cs="Times New Roman"/>
+          <w:sz w:val="24"/>
+          <w:szCs w:val="24"/>
+        </w:rPr>
+        <w:t>}</w:t>
+      </w:r>
+    </w:p>
+    <w:p>
+      <w:pPr>
+        <w:pStyle w:val="ac"/>
+        <w:jc w:val="both"/>
+        <w:rPr>
+          <w:rFonts w:ascii="Times New Roman" w:hAnsi="Times New Roman" w:cs="Times New Roman"/>
+          <w:sz w:val="24"/>
+          <w:szCs w:val="24"/>
+        </w:rPr>
+      </w:pPr>
+      <w:r>
+        <w:rPr>
+          <w:rFonts w:ascii="Times New Roman" w:hAnsi="Times New Roman" w:cs="Times New Roman"/>
+          <w:sz w:val="24"/>
+          <w:szCs w:val="24"/>
+        </w:rPr>
+        <w:t>Потребитель _______________________/ {{owner3.initials}}</w:t>
+      </w:r>
+    </w:p>
+    <w:p>
+      <w:pPr>
+        <w:pStyle w:val="ac"/>
+        <w:jc w:val="both"/>
+        <w:rPr>
+          <w:rFonts w:ascii="Times New Roman" w:hAnsi="Times New Roman" w:cs="Times New Roman"/>
+          <w:sz w:val="24"/>
+          <w:szCs w:val="24"/>
+        </w:rPr>
+      </w:pPr>
+      <w:r>
+        <w:rPr>
+          <w:rFonts w:ascii="Times New Roman" w:hAnsi="Times New Roman" w:cs="Times New Roman"/>
+          <w:sz w:val="24"/>
+          <w:szCs w:val="24"/>
+        </w:rPr>
+        <w:t>{</w:t>
+      </w:r>
+      <w:r>
+        <w:rPr>
+          <w:rFonts w:ascii="Times New Roman" w:hAnsi="Times New Roman" w:cs="Times New Roman"/>
+          <w:sz w:val="24"/>
+          <w:szCs w:val="24"/>
+        </w:rPr>
+        <w:t>{/owner3.fullName}</w:t>
+      </w:r>
+      <w:r>
+        <w:rPr>
+          <w:rFonts w:ascii="Times New Roman" w:hAnsi="Times New Roman" w:cs="Times New Roman"/>
+          <w:sz w:val="24"/>
+          <w:szCs w:val="24"/>
+        </w:rPr>
+        <w:t>}</w:t>
+      </w:r>
+    </w:p>
+    <w:p>
+      <w:pPr>
+        <w:pStyle w:val="ac"/>
+        <w:jc w:val="both"/>
+        <w:rPr>
+          <w:rFonts w:ascii="Times New Roman" w:hAnsi="Times New Roman" w:cs="Times New Roman"/>
+          <w:sz w:val="24"/>
+          <w:szCs w:val="24"/>
+        </w:rPr>
+      </w:pPr>
+      <w:r>
+        <w:rPr>
+          <w:rFonts w:ascii="Times New Roman" w:hAnsi="Times New Roman" w:cs="Times New Roman"/>
+          <w:sz w:val="24"/>
+          <w:szCs w:val="24"/>
+        </w:rPr>
+        <w:tab/>
+      </w:r>
+      <w:r>
+        <w:rPr>
+          <w:rFonts w:ascii="Times New Roman" w:hAnsi="Times New Roman" w:cs="Times New Roman"/>
+          <w:sz w:val="24"/>
+          <w:szCs w:val="24"/>
+        </w:rPr>
+        <w:tab/>
+      </w:r>
+    </w:p>
+    <w:p>
+      <w:pPr>
+        <w:pStyle w:val="ac"/>
+        <w:jc w:val="both"/>
+        <w:rPr>
+          <w:rFonts w:ascii="Times New Roman" w:hAnsi="Times New Roman" w:cs="Times New Roman"/>
+          <w:sz w:val="24"/>
+          <w:szCs w:val="24"/>
+        </w:rPr>
+      </w:pPr>
+      <w:r>
+        <w:rPr>
+          <w:rFonts w:ascii="Times New Roman" w:hAnsi="Times New Roman" w:cs="Times New Roman"/>
+          <w:sz w:val="24"/>
+          <w:szCs w:val="24"/>
+        </w:rPr>
+        <w:tab/>
+      </w:r>
+      <w:r>
+        <w:rPr>
+          <w:rFonts w:ascii="Times New Roman" w:hAnsi="Times New Roman" w:cs="Times New Roman"/>
+          <w:sz w:val="24"/>
+          <w:szCs w:val="24"/>
+        </w:rPr>
+        <w:tab/>
+      </w:r>
+    </w:p>
+    <w:p>
+      <w:pPr>
+        <w:pStyle w:val="ac"/>
+        <w:jc w:val="both"/>
+        <w:rPr>
+          <w:rFonts w:ascii="Times New Roman" w:hAnsi="Times New Roman" w:cs="Times New Roman"/>
+          <w:sz w:val="24"/>
+          <w:szCs w:val="24"/>
+        </w:rPr>
+      </w:pPr>
+      <w:r>
+        <w:rPr>
+          <w:rFonts w:ascii="Times New Roman" w:hAnsi="Times New Roman" w:cs="Times New Roman"/>
+          <w:sz w:val="24"/>
+          <w:szCs w:val="24"/>
+        </w:rPr>
+        <w:tab/>
+      </w:r>
+      <w:r>
+        <w:rPr>
+          <w:rFonts w:ascii="Times New Roman" w:hAnsi="Times New Roman" w:cs="Times New Roman"/>
+          <w:sz w:val="24"/>
+          <w:szCs w:val="24"/>
+        </w:rPr>
+        <w:tab/>
+      </w:r>
+    </w:p>
+    <w:p>
+      <w:pPr>
+        <w:pStyle w:val="ac"/>
+        <w:jc w:val="both"/>
+        <w:rPr>
+          <w:rFonts w:ascii="Times New Roman" w:hAnsi="Times New Roman" w:cs="Times New Roman"/>
+          <w:sz w:val="24"/>
+          <w:szCs w:val="24"/>
+          <w:lang w:val="ru-RU"/>
+        </w:rPr>
+      </w:pPr>
+      <w:r>
+        <w:rPr>
+          <w:rFonts w:ascii="Times New Roman" w:hAnsi="Times New Roman" w:cs="Times New Roman"/>
+          <w:sz w:val="24"/>
+          <w:szCs w:val="24"/>
+        </w:rPr>
         <w:t>Исполнитель _______________________/</w:t>
       </w:r>
       <w:r>
@@ -1609,31 +1794,25 @@
           <w:szCs w:val="24"/>
           <w:lang w:val="ru-RU"/>
         </w:rPr>
-        <w:t>Турко О.Р.</w:t>
-      </w:r>
-      <w:r>
-        <w:rPr>
-          <w:rFonts w:ascii="Times New Roman" w:hAnsi="Times New Roman" w:cs="Times New Roman"/>
-          <w:sz w:val="24"/>
-          <w:szCs w:val="24"/>
-        </w:rPr>
-        <w:tab/>
-      </w:r>
-      <w:r>
-        <w:rPr>
-          <w:rFonts w:ascii="Times New Roman" w:hAnsi="Times New Roman" w:cs="Times New Roman"/>
-          <w:sz w:val="24"/>
-          <w:szCs w:val="24"/>
-        </w:rPr>
-        <w:tab/>
-      </w:r>
-      <w:r>
-        <w:rPr>
-          <w:rFonts w:ascii="Times New Roman" w:hAnsi="Times New Roman" w:cs="Times New Roman"/>
-          <w:sz w:val="24"/>
-          <w:szCs w:val="24"/>
-        </w:rPr>
-        <w:tab/>
+        <w:t>Турко</w:t>
+      </w:r>
+      <w:r>
+        <w:rPr>
+          <w:rFonts w:ascii="Times New Roman" w:hAnsi="Times New Roman" w:cs="Times New Roman"/>
+          <w:sz w:val="24"/>
+          <w:szCs w:val="24"/>
+          <w:lang w:val="ru-RU"/>
+        </w:rPr>
+        <w:t xml:space="preserve"> </w:t>
+      </w:r>
+      <w:r>
+        <w:rPr>
+          <w:rFonts w:ascii="Times New Roman" w:hAnsi="Times New Roman" w:cs="Times New Roman"/>
+          <w:sz w:val="24"/>
+          <w:szCs w:val="24"/>
+          <w:lang w:val="ru-RU"/>
+        </w:rPr>
+        <w:t>О.Р.</w:t>
       </w:r>
     </w:p>
     <w:p>
@@ -1741,7 +1920,7 @@
 </file>
 
 <file path=word/styles.xml><?xml version="1.0" encoding="utf-8"?>
-<w:styles xmlns:mc="http://schemas.openxmlformats.org/markup-compatibility/2006" xmlns:r="http://schemas.openxmlformats.org/officeDocument/2006/relationships" xmlns:w="http://schemas.openxmlformats.org/wordprocessingml/2006/main" xmlns:w14="http://schemas.microsoft.com/office/word/2010/wordml" xmlns:w15="http://schemas.microsoft.com/office/word/2012/wordml" xmlns:w16cex="http://schemas.microsoft.com/office/word/2018/wordml/cex" xmlns:w16cid="http://schemas.microsoft.com/office/word/2016/wordml/cid" xmlns:w16="http://schemas.microsoft.com/office/word/2018/wordml" xmlns:w16sdtdh="http://schemas.microsoft.com/office/word/2020/wordml/sdtdatahash" xmlns:w16se="http://schemas.microsoft.com/office/word/2015/wordml/symex" mc:Ignorable="w14 w15 w16se w16cid w16 w16cex w16sdtdh">
+<w:styles xmlns:mc="http://schemas.openxmlformats.org/markup-compatibility/2006" xmlns:r="http://schemas.openxmlformats.org/officeDocument/2006/relationships" xmlns:w="http://schemas.openxmlformats.org/wordprocessingml/2006/main" xmlns:w14="http://schemas.microsoft.com/office/word/2010/wordml" xmlns:w15="http://schemas.microsoft.com/office/word/2012/wordml" xmlns:w16cex="http://schemas.microsoft.com/office/word/2018/wordml/cex" xmlns:w16cid="http://schemas.microsoft.com/office/word/2016/wordml/cid" xmlns:w16="http://schemas.microsoft.com/office/word/2018/wordml" xmlns:w16du="http://schemas.microsoft.com/office/word/2023/wordml/word16du" xmlns:w16sdtdh="http://schemas.microsoft.com/office/word/2020/wordml/sdtdatahash" xmlns:w16sdtfl="http://schemas.microsoft.com/office/word/2024/wordml/sdtformatlock" xmlns:w16se="http://schemas.microsoft.com/office/word/2015/wordml/symex" mc:Ignorable="w14 w15 w16se w16cid w16 w16cex w16sdtdh w16sdtfl w16du">
   <w:docDefaults>
     <w:rPrDefault>
       <w:rPr>

--- a/templates/working/Акт_выполненных_работ.docx
+++ b/templates/working/Акт_выполненных_работ.docx
@@ -1,6 +1,6 @@
 
 <file path=word/document.xml><?xml version="1.0" encoding="utf-8"?>
-<w:document xmlns:wpc="http://schemas.microsoft.com/office/word/2010/wordprocessingCanvas" xmlns:cx="http://schemas.microsoft.com/office/drawing/2014/chartex" xmlns:cx1="http://schemas.microsoft.com/office/drawing/2015/9/8/chartex" xmlns:cx2="http://schemas.microsoft.com/office/drawing/2015/10/21/chartex" xmlns:cx3="http://schemas.microsoft.com/office/drawing/2016/5/9/chartex" xmlns:cx4="http://schemas.microsoft.com/office/drawing/2016/5/10/chartex" xmlns:cx5="http://schemas.microsoft.com/office/drawing/2016/5/11/chartex" xmlns:cx6="http://schemas.microsoft.com/office/drawing/2016/5/12/chartex" xmlns:cx7="http://schemas.microsoft.com/office/drawing/2016/5/13/chartex" xmlns:cx8="http://schemas.microsoft.com/office/drawing/2016/5/14/chartex" xmlns:mc="http://schemas.openxmlformats.org/markup-compatibility/2006" xmlns:aink="http://schemas.microsoft.com/office/drawing/2016/ink" xmlns:am3d="http://schemas.microsoft.com/office/drawing/2017/model3d" xmlns:o="urn:schemas-microsoft-com:office:office" xmlns:oel="http://schemas.microsoft.com/office/2019/extlst" xmlns:r="http://schemas.openxmlformats.org/officeDocument/2006/relationships" xmlns:m="http://schemas.openxmlformats.org/officeDocument/2006/math" xmlns:v="urn:schemas-microsoft-com:vml" xmlns:wp14="http://schemas.microsoft.com/office/word/2010/wordprocessingDrawing" xmlns:wp="http://schemas.openxmlformats.org/drawingml/2006/wordprocessingDrawing" xmlns:w10="urn:schemas-microsoft-com:office:word" xmlns:w="http://schemas.openxmlformats.org/wordprocessingml/2006/main" xmlns:w14="http://schemas.microsoft.com/office/word/2010/wordml" xmlns:w15="http://schemas.microsoft.com/office/word/2012/wordml" xmlns:w16cei="http://schemas.microsoft.com/office/word/2026/wordml/cei" xmlns:w16cex="http://schemas.microsoft.com/office/word/2018/wordml/cex" xmlns:w16cid="http://schemas.microsoft.com/office/word/2016/wordml/cid" xmlns:w16="http://schemas.microsoft.com/office/word/2018/wordml" xmlns:w16du="http://schemas.microsoft.com/office/word/2023/wordml/word16du" xmlns:w16sdtdh="http://schemas.microsoft.com/office/word/2020/wordml/sdtdatahash" xmlns:w16sdtfl="http://schemas.microsoft.com/office/word/2024/wordml/sdtformatlock" xmlns:w16se="http://schemas.microsoft.com/office/word/2015/wordml/symex" xmlns:wpg="http://schemas.microsoft.com/office/word/2010/wordprocessingGroup" xmlns:wpi="http://schemas.microsoft.com/office/word/2010/wordprocessingInk" xmlns:wne="http://schemas.microsoft.com/office/word/2006/wordml" xmlns:wps="http://schemas.microsoft.com/office/word/2010/wordprocessingShape" mc:Ignorable="w14 w15 w16se w16cid w16 w16cex w16sdtdh w16sdtfl w16du wp14">
+<w:document xmlns:wpc="http://schemas.microsoft.com/office/word/2010/wordprocessingCanvas" xmlns:cx="http://schemas.microsoft.com/office/drawing/2014/chartex" xmlns:cx1="http://schemas.microsoft.com/office/drawing/2015/9/8/chartex" xmlns:cx2="http://schemas.microsoft.com/office/drawing/2015/10/21/chartex" xmlns:cx3="http://schemas.microsoft.com/office/drawing/2016/5/9/chartex" xmlns:cx4="http://schemas.microsoft.com/office/drawing/2016/5/10/chartex" xmlns:cx5="http://schemas.microsoft.com/office/drawing/2016/5/11/chartex" xmlns:cx6="http://schemas.microsoft.com/office/drawing/2016/5/12/chartex" xmlns:cx7="http://schemas.microsoft.com/office/drawing/2016/5/13/chartex" xmlns:cx8="http://schemas.microsoft.com/office/drawing/2016/5/14/chartex" xmlns:mc="http://schemas.openxmlformats.org/markup-compatibility/2006" xmlns:aink="http://schemas.microsoft.com/office/drawing/2016/ink" xmlns:am3d="http://schemas.microsoft.com/office/drawing/2017/model3d" xmlns:o="urn:schemas-microsoft-com:office:office" xmlns:r="http://schemas.openxmlformats.org/officeDocument/2006/relationships" xmlns:m="http://schemas.openxmlformats.org/officeDocument/2006/math" xmlns:v="urn:schemas-microsoft-com:vml" xmlns:wp14="http://schemas.microsoft.com/office/word/2010/wordprocessingDrawing" xmlns:wp="http://schemas.openxmlformats.org/drawingml/2006/wordprocessingDrawing" xmlns:w10="urn:schemas-microsoft-com:office:word" xmlns:w="http://schemas.openxmlformats.org/wordprocessingml/2006/main" xmlns:w14="http://schemas.microsoft.com/office/word/2010/wordml" xmlns:w15="http://schemas.microsoft.com/office/word/2012/wordml" xmlns:w16cex="http://schemas.microsoft.com/office/word/2018/wordml/cex" xmlns:w16cid="http://schemas.microsoft.com/office/word/2016/wordml/cid" xmlns:w16="http://schemas.microsoft.com/office/word/2018/wordml" xmlns:w16sdtdh="http://schemas.microsoft.com/office/word/2020/wordml/sdtdatahash" xmlns:w16se="http://schemas.microsoft.com/office/word/2015/wordml/symex" xmlns:wpg="http://schemas.microsoft.com/office/word/2010/wordprocessingGroup" xmlns:wpi="http://schemas.microsoft.com/office/word/2010/wordprocessingInk" xmlns:wne="http://schemas.microsoft.com/office/word/2006/wordml" xmlns:wps="http://schemas.microsoft.com/office/word/2010/wordprocessingShape" mc:Ignorable="w14 w15 w16se w16cid w16 w16cex w16sdtdh wp14">
   <w:body>
     <w:p>
       <w:pPr>
@@ -739,6 +739,7 @@
         </w:rPr>
         <w:t>.</w:t>
       </w:r>
+      <w:proofErr w:type="spellStart"/>
       <w:r>
         <w:rPr>
           <w:rFonts w:ascii="Times New Roman" w:hAnsi="Times New Roman" w:cs="Times New Roman"/>
@@ -748,6 +749,7 @@
         </w:rPr>
         <w:t>contractNumber</w:t>
       </w:r>
+      <w:proofErr w:type="spellEnd"/>
       <w:r>
         <w:rPr>
           <w:rFonts w:ascii="Times New Roman" w:hAnsi="Times New Roman" w:cs="Times New Roman"/>
@@ -780,7 +782,16 @@
           <w:sz w:val="24"/>
           <w:szCs w:val="24"/>
         </w:rPr>
-        <w:t xml:space="preserve"> {{deal.</w:t>
+        <w:t xml:space="preserve"> {{</w:t>
+      </w:r>
+      <w:proofErr w:type="spellStart"/>
+      <w:r>
+        <w:rPr>
+          <w:rFonts w:ascii="Times New Roman" w:hAnsi="Times New Roman" w:cs="Times New Roman"/>
+          <w:sz w:val="24"/>
+          <w:szCs w:val="24"/>
+        </w:rPr>
+        <w:t>deal.</w:t>
       </w:r>
       <w:r>
         <w:rPr>
@@ -790,6 +801,7 @@
         </w:rPr>
         <w:t>contractDate</w:t>
       </w:r>
+      <w:proofErr w:type="spellEnd"/>
       <w:r>
         <w:rPr>
           <w:rFonts w:ascii="Times New Roman" w:hAnsi="Times New Roman" w:cs="Times New Roman"/>
@@ -937,7 +949,29 @@
           <w:sz w:val="24"/>
           <w:szCs w:val="24"/>
         </w:rPr>
-        <w:t>{{property.priceBYN}}</w:t>
+        <w:t>{{</w:t>
+      </w:r>
+      <w:proofErr w:type="spellStart"/>
+      <w:r>
+        <w:rPr>
+          <w:rFonts w:ascii="Times New Roman" w:hAnsi="Times New Roman" w:cs="Times New Roman"/>
+          <w:b/>
+          <w:bCs/>
+          <w:sz w:val="24"/>
+          <w:szCs w:val="24"/>
+        </w:rPr>
+        <w:t>property.priceBYN</w:t>
+      </w:r>
+      <w:proofErr w:type="spellEnd"/>
+      <w:r>
+        <w:rPr>
+          <w:rFonts w:ascii="Times New Roman" w:hAnsi="Times New Roman" w:cs="Times New Roman"/>
+          <w:b/>
+          <w:bCs/>
+          <w:sz w:val="24"/>
+          <w:szCs w:val="24"/>
+        </w:rPr>
+        <w:t>}}</w:t>
       </w:r>
       <w:r>
         <w:rPr>
@@ -961,7 +995,16 @@
           <w:sz w:val="24"/>
           <w:szCs w:val="24"/>
         </w:rPr>
-        <w:t xml:space="preserve"> ({{property.</w:t>
+        <w:t xml:space="preserve"> ({{</w:t>
+      </w:r>
+      <w:proofErr w:type="spellStart"/>
+      <w:r>
+        <w:rPr>
+          <w:rFonts w:ascii="Times New Roman" w:hAnsi="Times New Roman" w:cs="Times New Roman"/>
+          <w:sz w:val="24"/>
+          <w:szCs w:val="24"/>
+        </w:rPr>
+        <w:t>property.</w:t>
       </w:r>
       <w:r>
         <w:rPr>
@@ -971,6 +1014,7 @@
         </w:rPr>
         <w:t>priceWords</w:t>
       </w:r>
+      <w:proofErr w:type="spellEnd"/>
       <w:r>
         <w:rPr>
           <w:rFonts w:ascii="Times New Roman" w:hAnsi="Times New Roman" w:cs="Times New Roman"/>
@@ -993,7 +1037,25 @@
           <w:sz w:val="24"/>
           <w:szCs w:val="24"/>
         </w:rPr>
-        <w:t xml:space="preserve">{{commission.baseUnitsRounded}} </w:t>
+        <w:t>{{</w:t>
+      </w:r>
+      <w:proofErr w:type="spellStart"/>
+      <w:r>
+        <w:rPr>
+          <w:rFonts w:ascii="Times New Roman" w:hAnsi="Times New Roman" w:cs="Times New Roman"/>
+          <w:sz w:val="24"/>
+          <w:szCs w:val="24"/>
+        </w:rPr>
+        <w:t>commission.baseUnitsRounded</w:t>
+      </w:r>
+      <w:proofErr w:type="spellEnd"/>
+      <w:r>
+        <w:rPr>
+          <w:rFonts w:ascii="Times New Roman" w:hAnsi="Times New Roman" w:cs="Times New Roman"/>
+          <w:sz w:val="24"/>
+          <w:szCs w:val="24"/>
+        </w:rPr>
+        <w:t xml:space="preserve">}} </w:t>
       </w:r>
       <w:r>
         <w:rPr>
@@ -1009,7 +1071,25 @@
           <w:sz w:val="24"/>
           <w:szCs w:val="24"/>
         </w:rPr>
-        <w:t>{{commission.baseUnitsRoundedWords}}</w:t>
+        <w:t>{{</w:t>
+      </w:r>
+      <w:proofErr w:type="spellStart"/>
+      <w:r>
+        <w:rPr>
+          <w:rFonts w:ascii="Times New Roman" w:hAnsi="Times New Roman" w:cs="Times New Roman"/>
+          <w:sz w:val="24"/>
+          <w:szCs w:val="24"/>
+        </w:rPr>
+        <w:t>commission.baseUnitsRoundedWords</w:t>
+      </w:r>
+      <w:proofErr w:type="spellEnd"/>
+      <w:r>
+        <w:rPr>
+          <w:rFonts w:ascii="Times New Roman" w:hAnsi="Times New Roman" w:cs="Times New Roman"/>
+          <w:sz w:val="24"/>
+          <w:szCs w:val="24"/>
+        </w:rPr>
+        <w:t>}}</w:t>
       </w:r>
       <w:r>
         <w:rPr>
@@ -1078,72 +1158,9 @@
           <w:sz w:val="24"/>
           <w:szCs w:val="24"/>
         </w:rPr>
-        <w:t>{{commission.percent}}</w:t>
-      </w:r>
-      <w:r>
-        <w:rPr>
-          <w:rFonts w:ascii="Times New Roman" w:hAnsi="Times New Roman" w:cs="Times New Roman"/>
-          <w:sz w:val="24"/>
-          <w:szCs w:val="24"/>
-        </w:rPr>
-        <w:t xml:space="preserve"> процента</w:t>
-      </w:r>
-      <w:r>
-        <w:rPr>
-          <w:rFonts w:ascii="Times New Roman" w:hAnsi="Times New Roman" w:cs="Times New Roman"/>
-          <w:sz w:val="24"/>
-          <w:szCs w:val="24"/>
-        </w:rPr>
-        <w:t xml:space="preserve"> </w:t>
-      </w:r>
-      <w:r>
-        <w:rPr>
-          <w:rFonts w:ascii="Times New Roman" w:hAnsi="Times New Roman" w:cs="Times New Roman"/>
-          <w:sz w:val="24"/>
-          <w:szCs w:val="24"/>
-        </w:rPr>
-        <w:t>от стоимости</w:t>
-      </w:r>
-      <w:r>
-        <w:rPr>
-          <w:rFonts w:ascii="Times New Roman" w:hAnsi="Times New Roman" w:cs="Times New Roman"/>
-          <w:sz w:val="24"/>
-          <w:szCs w:val="24"/>
-        </w:rPr>
-        <w:t xml:space="preserve"> </w:t>
-      </w:r>
-      <w:r>
-        <w:rPr>
-          <w:rFonts w:ascii="Times New Roman" w:hAnsi="Times New Roman" w:cs="Times New Roman"/>
-          <w:sz w:val="24"/>
-          <w:szCs w:val="24"/>
-        </w:rPr>
-        <w:t xml:space="preserve">объекта </w:t>
-      </w:r>
-      <w:r>
-        <w:rPr>
-          <w:rFonts w:ascii="Times New Roman" w:hAnsi="Times New Roman" w:cs="Times New Roman"/>
-          <w:sz w:val="24"/>
-          <w:szCs w:val="24"/>
-        </w:rPr>
-        <w:t>недвижимости</w:t>
-      </w:r>
-      <w:r>
-        <w:rPr>
-          <w:rFonts w:ascii="Times New Roman" w:hAnsi="Times New Roman" w:cs="Times New Roman"/>
-          <w:sz w:val="24"/>
-          <w:szCs w:val="24"/>
-        </w:rPr>
-        <w:t xml:space="preserve">, что </w:t>
-      </w:r>
-      <w:r>
-        <w:rPr>
-          <w:rFonts w:ascii="Times New Roman" w:hAnsi="Times New Roman" w:cs="Times New Roman"/>
-          <w:sz w:val="24"/>
-          <w:szCs w:val="24"/>
-        </w:rPr>
-        <w:t xml:space="preserve">соответствует </w:t>
-      </w:r>
+        <w:t>{{</w:t>
+      </w:r>
+      <w:proofErr w:type="spellStart"/>
       <w:r>
         <w:rPr>
           <w:rFonts w:ascii="Times New Roman" w:hAnsi="Times New Roman" w:cs="Times New Roman"/>
@@ -1152,8 +1169,9 @@
           <w:sz w:val="24"/>
           <w:szCs w:val="24"/>
         </w:rPr>
-        <w:t>{{commis</w:t>
-      </w:r>
+        <w:t>commission.percent</w:t>
+      </w:r>
+      <w:proofErr w:type="spellEnd"/>
       <w:r>
         <w:rPr>
           <w:rFonts w:ascii="Times New Roman" w:hAnsi="Times New Roman" w:cs="Times New Roman"/>
@@ -1162,7 +1180,71 @@
           <w:sz w:val="24"/>
           <w:szCs w:val="24"/>
         </w:rPr>
-        <w:t>s</w:t>
+        <w:t>}}</w:t>
+      </w:r>
+      <w:r>
+        <w:rPr>
+          <w:rFonts w:ascii="Times New Roman" w:hAnsi="Times New Roman" w:cs="Times New Roman"/>
+          <w:sz w:val="24"/>
+          <w:szCs w:val="24"/>
+        </w:rPr>
+        <w:t xml:space="preserve"> процента</w:t>
+      </w:r>
+      <w:r>
+        <w:rPr>
+          <w:rFonts w:ascii="Times New Roman" w:hAnsi="Times New Roman" w:cs="Times New Roman"/>
+          <w:sz w:val="24"/>
+          <w:szCs w:val="24"/>
+        </w:rPr>
+        <w:t xml:space="preserve"> </w:t>
+      </w:r>
+      <w:r>
+        <w:rPr>
+          <w:rFonts w:ascii="Times New Roman" w:hAnsi="Times New Roman" w:cs="Times New Roman"/>
+          <w:sz w:val="24"/>
+          <w:szCs w:val="24"/>
+        </w:rPr>
+        <w:t>от стоимости</w:t>
+      </w:r>
+      <w:r>
+        <w:rPr>
+          <w:rFonts w:ascii="Times New Roman" w:hAnsi="Times New Roman" w:cs="Times New Roman"/>
+          <w:sz w:val="24"/>
+          <w:szCs w:val="24"/>
+        </w:rPr>
+        <w:t xml:space="preserve"> </w:t>
+      </w:r>
+      <w:r>
+        <w:rPr>
+          <w:rFonts w:ascii="Times New Roman" w:hAnsi="Times New Roman" w:cs="Times New Roman"/>
+          <w:sz w:val="24"/>
+          <w:szCs w:val="24"/>
+        </w:rPr>
+        <w:t xml:space="preserve">объекта </w:t>
+      </w:r>
+      <w:r>
+        <w:rPr>
+          <w:rFonts w:ascii="Times New Roman" w:hAnsi="Times New Roman" w:cs="Times New Roman"/>
+          <w:sz w:val="24"/>
+          <w:szCs w:val="24"/>
+        </w:rPr>
+        <w:t>недвижимости</w:t>
+      </w:r>
+      <w:r>
+        <w:rPr>
+          <w:rFonts w:ascii="Times New Roman" w:hAnsi="Times New Roman" w:cs="Times New Roman"/>
+          <w:sz w:val="24"/>
+          <w:szCs w:val="24"/>
+        </w:rPr>
+        <w:t xml:space="preserve">, что </w:t>
+      </w:r>
+      <w:r>
+        <w:rPr>
+          <w:rFonts w:ascii="Times New Roman" w:hAnsi="Times New Roman" w:cs="Times New Roman"/>
+          <w:sz w:val="24"/>
+          <w:szCs w:val="24"/>
+        </w:rPr>
+        <w:t xml:space="preserve">соответствует </w:t>
       </w:r>
       <w:r>
         <w:rPr>
@@ -1172,7 +1254,49 @@
           <w:sz w:val="24"/>
           <w:szCs w:val="24"/>
         </w:rPr>
-        <w:t>ion.amountBYN}}</w:t>
+        <w:t>{{</w:t>
+      </w:r>
+      <w:proofErr w:type="spellStart"/>
+      <w:r>
+        <w:rPr>
+          <w:rFonts w:ascii="Times New Roman" w:hAnsi="Times New Roman" w:cs="Times New Roman"/>
+          <w:b/>
+          <w:bCs/>
+          <w:sz w:val="24"/>
+          <w:szCs w:val="24"/>
+        </w:rPr>
+        <w:t>commis</w:t>
+      </w:r>
+      <w:r>
+        <w:rPr>
+          <w:rFonts w:ascii="Times New Roman" w:hAnsi="Times New Roman" w:cs="Times New Roman"/>
+          <w:b/>
+          <w:bCs/>
+          <w:sz w:val="24"/>
+          <w:szCs w:val="24"/>
+        </w:rPr>
+        <w:t>s</w:t>
+      </w:r>
+      <w:r>
+        <w:rPr>
+          <w:rFonts w:ascii="Times New Roman" w:hAnsi="Times New Roman" w:cs="Times New Roman"/>
+          <w:b/>
+          <w:bCs/>
+          <w:sz w:val="24"/>
+          <w:szCs w:val="24"/>
+        </w:rPr>
+        <w:t>ion.amountBYN</w:t>
+      </w:r>
+      <w:proofErr w:type="spellEnd"/>
+      <w:r>
+        <w:rPr>
+          <w:rFonts w:ascii="Times New Roman" w:hAnsi="Times New Roman" w:cs="Times New Roman"/>
+          <w:b/>
+          <w:bCs/>
+          <w:sz w:val="24"/>
+          <w:szCs w:val="24"/>
+        </w:rPr>
+        <w:t>}}</w:t>
       </w:r>
       <w:r>
         <w:rPr>
@@ -1204,7 +1328,25 @@
           <w:sz w:val="24"/>
           <w:szCs w:val="24"/>
         </w:rPr>
-        <w:t>{{commission.amountWords}}</w:t>
+        <w:t>{{</w:t>
+      </w:r>
+      <w:proofErr w:type="spellStart"/>
+      <w:r>
+        <w:rPr>
+          <w:rFonts w:ascii="Times New Roman" w:hAnsi="Times New Roman" w:cs="Times New Roman"/>
+          <w:sz w:val="24"/>
+          <w:szCs w:val="24"/>
+        </w:rPr>
+        <w:t>commission.amountWords</w:t>
+      </w:r>
+      <w:proofErr w:type="spellEnd"/>
+      <w:r>
+        <w:rPr>
+          <w:rFonts w:ascii="Times New Roman" w:hAnsi="Times New Roman" w:cs="Times New Roman"/>
+          <w:sz w:val="24"/>
+          <w:szCs w:val="24"/>
+        </w:rPr>
+        <w:t>}}</w:t>
       </w:r>
       <w:r>
         <w:rPr>
@@ -1263,7 +1405,29 @@
           <w:sz w:val="24"/>
           <w:szCs w:val="24"/>
         </w:rPr>
-        <w:t>{{commission.vatAmount}}</w:t>
+        <w:t>{{</w:t>
+      </w:r>
+      <w:proofErr w:type="spellStart"/>
+      <w:r>
+        <w:rPr>
+          <w:rFonts w:ascii="Times New Roman" w:hAnsi="Times New Roman" w:cs="Times New Roman"/>
+          <w:b/>
+          <w:bCs/>
+          <w:sz w:val="24"/>
+          <w:szCs w:val="24"/>
+        </w:rPr>
+        <w:t>commission.vatAmount</w:t>
+      </w:r>
+      <w:proofErr w:type="spellEnd"/>
+      <w:r>
+        <w:rPr>
+          <w:rFonts w:ascii="Times New Roman" w:hAnsi="Times New Roman" w:cs="Times New Roman"/>
+          <w:b/>
+          <w:bCs/>
+          <w:sz w:val="24"/>
+          <w:szCs w:val="24"/>
+        </w:rPr>
+        <w:t>}}</w:t>
       </w:r>
       <w:r>
         <w:rPr>
@@ -1311,7 +1475,25 @@
           <w:sz w:val="24"/>
           <w:szCs w:val="24"/>
         </w:rPr>
-        <w:t>{{commission.vatAmountWords}}</w:t>
+        <w:t>{{</w:t>
+      </w:r>
+      <w:proofErr w:type="spellStart"/>
+      <w:r>
+        <w:rPr>
+          <w:rFonts w:ascii="Times New Roman" w:hAnsi="Times New Roman" w:cs="Times New Roman"/>
+          <w:sz w:val="24"/>
+          <w:szCs w:val="24"/>
+        </w:rPr>
+        <w:t>commission.vatAmountWords</w:t>
+      </w:r>
+      <w:proofErr w:type="spellEnd"/>
+      <w:r>
+        <w:rPr>
+          <w:rFonts w:ascii="Times New Roman" w:hAnsi="Times New Roman" w:cs="Times New Roman"/>
+          <w:sz w:val="24"/>
+          <w:szCs w:val="24"/>
+        </w:rPr>
+        <w:t>}}</w:t>
       </w:r>
       <w:r>
         <w:rPr>
@@ -1516,7 +1698,7 @@
           <w:sz w:val="24"/>
           <w:szCs w:val="24"/>
         </w:rPr>
-        <w:t>Потребитель _______________________/ {{owner1.initials}}</w:t>
+        <w:t>Потребитель _______________________/ {{owner1.signatoryInitials}}</w:t>
       </w:r>
     </w:p>
     <w:p>
@@ -1571,7 +1753,7 @@
           <w:sz w:val="24"/>
           <w:szCs w:val="24"/>
         </w:rPr>
-        <w:t>Потребитель _______________________/ {{owner2.initials}}</w:t>
+        <w:t>Потребитель _______________________/ {{owner2.signatoryInitials}}</w:t>
       </w:r>
     </w:p>
     <w:p>
@@ -1641,7 +1823,7 @@
           <w:sz w:val="24"/>
           <w:szCs w:val="24"/>
         </w:rPr>
-        <w:t>Потребитель _______________________/ {{owner3.initials}}</w:t>
+        <w:t>Потребитель _______________________/ {{owner3.signatoryInitials}}</w:t>
       </w:r>
     </w:p>
     <w:p>
@@ -1920,7 +2102,7 @@
 </file>
 
 <file path=word/styles.xml><?xml version="1.0" encoding="utf-8"?>
-<w:styles xmlns:mc="http://schemas.openxmlformats.org/markup-compatibility/2006" xmlns:r="http://schemas.openxmlformats.org/officeDocument/2006/relationships" xmlns:w="http://schemas.openxmlformats.org/wordprocessingml/2006/main" xmlns:w14="http://schemas.microsoft.com/office/word/2010/wordml" xmlns:w15="http://schemas.microsoft.com/office/word/2012/wordml" xmlns:w16cex="http://schemas.microsoft.com/office/word/2018/wordml/cex" xmlns:w16cid="http://schemas.microsoft.com/office/word/2016/wordml/cid" xmlns:w16="http://schemas.microsoft.com/office/word/2018/wordml" xmlns:w16du="http://schemas.microsoft.com/office/word/2023/wordml/word16du" xmlns:w16sdtdh="http://schemas.microsoft.com/office/word/2020/wordml/sdtdatahash" xmlns:w16sdtfl="http://schemas.microsoft.com/office/word/2024/wordml/sdtformatlock" xmlns:w16se="http://schemas.microsoft.com/office/word/2015/wordml/symex" mc:Ignorable="w14 w15 w16se w16cid w16 w16cex w16sdtdh w16sdtfl w16du">
+<w:styles xmlns:mc="http://schemas.openxmlformats.org/markup-compatibility/2006" xmlns:r="http://schemas.openxmlformats.org/officeDocument/2006/relationships" xmlns:w="http://schemas.openxmlformats.org/wordprocessingml/2006/main" xmlns:w14="http://schemas.microsoft.com/office/word/2010/wordml" xmlns:w15="http://schemas.microsoft.com/office/word/2012/wordml" xmlns:w16cex="http://schemas.microsoft.com/office/word/2018/wordml/cex" xmlns:w16cid="http://schemas.microsoft.com/office/word/2016/wordml/cid" xmlns:w16="http://schemas.microsoft.com/office/word/2018/wordml" xmlns:w16sdtdh="http://schemas.microsoft.com/office/word/2020/wordml/sdtdatahash" xmlns:w16se="http://schemas.microsoft.com/office/word/2015/wordml/symex" mc:Ignorable="w14 w15 w16se w16cid w16 w16cex w16sdtdh">
   <w:docDefaults>
     <w:rPrDefault>
       <w:rPr>

--- a/templates/working/Акт_выполненных_работ.docx
+++ b/templates/working/Акт_выполненных_работ.docx
@@ -200,329 +200,23 @@
           <w:sz w:val="24"/>
           <w:szCs w:val="24"/>
         </w:rPr>
-        <w:t>{{owner1.fullName}}</w:t>
-      </w:r>
-      <w:r>
-        <w:rPr>
-          <w:rFonts w:ascii="Times New Roman" w:hAnsi="Times New Roman" w:cs="Times New Roman"/>
-          <w:sz w:val="24"/>
-          <w:szCs w:val="24"/>
-        </w:rPr>
-        <w:t>{{#owner1.poa.hasPoa}</w:t>
-      </w:r>
-      <w:r>
-        <w:rPr>
-          <w:rFonts w:ascii="Times New Roman" w:hAnsi="Times New Roman" w:cs="Times New Roman"/>
-          <w:sz w:val="24"/>
-          <w:szCs w:val="24"/>
-        </w:rPr>
-        <w:t>}</w:t>
-      </w:r>
-      <w:r>
-        <w:rPr>
-          <w:rFonts w:ascii="Times New Roman" w:hAnsi="Times New Roman" w:cs="Times New Roman"/>
-          <w:sz w:val="24"/>
-          <w:szCs w:val="24"/>
-        </w:rPr>
-        <w:t xml:space="preserve"> в лице </w:t>
-      </w:r>
-      <w:r>
-        <w:rPr>
-          <w:rFonts w:ascii="Times New Roman" w:hAnsi="Times New Roman" w:cs="Times New Roman"/>
-          <w:b/>
-          <w:bCs/>
-          <w:sz w:val="24"/>
-          <w:szCs w:val="24"/>
-        </w:rPr>
-        <w:t>{{owner1.poa.fullNameGenitive}}</w:t>
-      </w:r>
-      <w:r>
-        <w:rPr>
-          <w:rFonts w:ascii="Times New Roman" w:hAnsi="Times New Roman" w:cs="Times New Roman"/>
-          <w:sz w:val="24"/>
-          <w:szCs w:val="24"/>
-        </w:rPr>
-        <w:t>, {{owner1.poa.poaAction}} согласно доверенности №{{owner1.poa.poaNumber}} от {{owner1.poa.poaDate}}</w:t>
-      </w:r>
-      <w:r>
-        <w:rPr>
-          <w:rFonts w:ascii="Times New Roman" w:hAnsi="Times New Roman" w:cs="Times New Roman"/>
-          <w:sz w:val="24"/>
-          <w:szCs w:val="24"/>
-        </w:rPr>
-        <w:t>{</w:t>
-      </w:r>
-      <w:r>
-        <w:rPr>
-          <w:rFonts w:ascii="Times New Roman" w:hAnsi="Times New Roman" w:cs="Times New Roman"/>
-          <w:sz w:val="24"/>
-          <w:szCs w:val="24"/>
-        </w:rPr>
-        <w:t>{/owner1.poa.hasPoa}</w:t>
-      </w:r>
-      <w:r>
-        <w:rPr>
-          <w:rFonts w:ascii="Times New Roman" w:hAnsi="Times New Roman" w:cs="Times New Roman"/>
-          <w:sz w:val="24"/>
-          <w:szCs w:val="24"/>
-        </w:rPr>
-        <w:t>}{</w:t>
-      </w:r>
-      <w:r>
-        <w:rPr>
-          <w:rFonts w:ascii="Times New Roman" w:hAnsi="Times New Roman" w:cs="Times New Roman"/>
-          <w:sz w:val="24"/>
-          <w:szCs w:val="24"/>
-        </w:rPr>
-        <w:t>{#owner2.fullName}</w:t>
-      </w:r>
-      <w:r>
-        <w:rPr>
-          <w:rFonts w:ascii="Times New Roman" w:hAnsi="Times New Roman" w:cs="Times New Roman"/>
-          <w:sz w:val="24"/>
-          <w:szCs w:val="24"/>
-        </w:rPr>
-        <w:t>}</w:t>
-      </w:r>
-      <w:r>
-        <w:rPr>
-          <w:rFonts w:ascii="Times New Roman" w:hAnsi="Times New Roman" w:cs="Times New Roman"/>
-          <w:sz w:val="24"/>
-          <w:szCs w:val="24"/>
-        </w:rPr>
-        <w:t xml:space="preserve">, </w:t>
-      </w:r>
-      <w:r>
-        <w:rPr>
-          <w:rFonts w:ascii="Times New Roman" w:hAnsi="Times New Roman" w:cs="Times New Roman"/>
-          <w:b/>
-          <w:bCs/>
-          <w:sz w:val="24"/>
-          <w:szCs w:val="24"/>
-        </w:rPr>
-        <w:t>{{owner2.fullName}}</w:t>
-      </w:r>
-      <w:r>
-        <w:rPr>
-          <w:rFonts w:ascii="Times New Roman" w:hAnsi="Times New Roman" w:cs="Times New Roman"/>
-          <w:sz w:val="24"/>
-          <w:szCs w:val="24"/>
-        </w:rPr>
-        <w:t>{</w:t>
-      </w:r>
-      <w:r>
-        <w:rPr>
-          <w:rFonts w:ascii="Times New Roman" w:hAnsi="Times New Roman" w:cs="Times New Roman"/>
-          <w:sz w:val="24"/>
-          <w:szCs w:val="24"/>
-        </w:rPr>
-        <w:t>{#owner2.poa.hasPoa}</w:t>
-      </w:r>
-      <w:r>
-        <w:rPr>
-          <w:rFonts w:ascii="Times New Roman" w:hAnsi="Times New Roman" w:cs="Times New Roman"/>
-          <w:sz w:val="24"/>
-          <w:szCs w:val="24"/>
-        </w:rPr>
-        <w:t>}</w:t>
-      </w:r>
-      <w:r>
-        <w:rPr>
-          <w:rFonts w:ascii="Times New Roman" w:hAnsi="Times New Roman" w:cs="Times New Roman"/>
-          <w:sz w:val="24"/>
-          <w:szCs w:val="24"/>
-        </w:rPr>
-        <w:t xml:space="preserve"> в лице </w:t>
-      </w:r>
-      <w:r>
-        <w:rPr>
-          <w:rFonts w:ascii="Times New Roman" w:hAnsi="Times New Roman" w:cs="Times New Roman"/>
-          <w:b/>
-          <w:bCs/>
-          <w:sz w:val="24"/>
-          <w:szCs w:val="24"/>
-        </w:rPr>
-        <w:t>{{owner2.poa.fullNameGenitive}}</w:t>
-      </w:r>
-      <w:r>
-        <w:rPr>
-          <w:rFonts w:ascii="Times New Roman" w:hAnsi="Times New Roman" w:cs="Times New Roman"/>
-          <w:sz w:val="24"/>
-          <w:szCs w:val="24"/>
-        </w:rPr>
-        <w:t>, {{owner2.poa.poaAction}} согласно доверенности №{{owner2.poa.poaNumber}} от {{owner2.poa.poaDate}}</w:t>
-      </w:r>
-      <w:r>
-        <w:rPr>
-          <w:rFonts w:ascii="Times New Roman" w:hAnsi="Times New Roman" w:cs="Times New Roman"/>
-          <w:sz w:val="24"/>
-          <w:szCs w:val="24"/>
-        </w:rPr>
-        <w:t>{</w:t>
-      </w:r>
-      <w:r>
-        <w:rPr>
-          <w:rFonts w:ascii="Times New Roman" w:hAnsi="Times New Roman" w:cs="Times New Roman"/>
-          <w:sz w:val="24"/>
-          <w:szCs w:val="24"/>
-        </w:rPr>
-        <w:t>{/owner2.poa.hasPoa}</w:t>
-      </w:r>
-      <w:r>
-        <w:rPr>
-          <w:rFonts w:ascii="Times New Roman" w:hAnsi="Times New Roman" w:cs="Times New Roman"/>
-          <w:sz w:val="24"/>
-          <w:szCs w:val="24"/>
-        </w:rPr>
-        <w:t>}{</w:t>
-      </w:r>
-      <w:r>
-        <w:rPr>
-          <w:rFonts w:ascii="Times New Roman" w:hAnsi="Times New Roman" w:cs="Times New Roman"/>
-          <w:sz w:val="24"/>
-          <w:szCs w:val="24"/>
-        </w:rPr>
-        <w:t>{/owner2.fullName}</w:t>
-      </w:r>
-      <w:r>
-        <w:rPr>
-          <w:rFonts w:ascii="Times New Roman" w:hAnsi="Times New Roman" w:cs="Times New Roman"/>
-          <w:sz w:val="24"/>
-          <w:szCs w:val="24"/>
-        </w:rPr>
-        <w:t>}{</w:t>
-      </w:r>
-      <w:r>
-        <w:rPr>
-          <w:rFonts w:ascii="Times New Roman" w:hAnsi="Times New Roman" w:cs="Times New Roman"/>
-          <w:sz w:val="24"/>
-          <w:szCs w:val="24"/>
-        </w:rPr>
-        <w:t>{#owner3.fullName}</w:t>
-      </w:r>
-      <w:r>
-        <w:rPr>
-          <w:rFonts w:ascii="Times New Roman" w:hAnsi="Times New Roman" w:cs="Times New Roman"/>
-          <w:sz w:val="24"/>
-          <w:szCs w:val="24"/>
-        </w:rPr>
-        <w:t>}</w:t>
-      </w:r>
-      <w:r>
-        <w:rPr>
-          <w:rFonts w:ascii="Times New Roman" w:hAnsi="Times New Roman" w:cs="Times New Roman"/>
-          <w:sz w:val="24"/>
-          <w:szCs w:val="24"/>
-        </w:rPr>
-        <w:t xml:space="preserve">, </w:t>
-      </w:r>
-      <w:r>
-        <w:rPr>
-          <w:rFonts w:ascii="Times New Roman" w:hAnsi="Times New Roman" w:cs="Times New Roman"/>
-          <w:b/>
-          <w:bCs/>
-          <w:sz w:val="24"/>
-          <w:szCs w:val="24"/>
-        </w:rPr>
-        <w:t>{{owner3.fullName}}</w:t>
-      </w:r>
-      <w:r>
-        <w:rPr>
-          <w:rFonts w:ascii="Times New Roman" w:hAnsi="Times New Roman" w:cs="Times New Roman"/>
-          <w:sz w:val="24"/>
-          <w:szCs w:val="24"/>
-        </w:rPr>
-        <w:t>{</w:t>
-      </w:r>
-      <w:r>
-        <w:rPr>
-          <w:rFonts w:ascii="Times New Roman" w:hAnsi="Times New Roman" w:cs="Times New Roman"/>
-          <w:sz w:val="24"/>
-          <w:szCs w:val="24"/>
-        </w:rPr>
-        <w:t>{#owner3.poa.hasPoa}</w:t>
-      </w:r>
-      <w:r>
-        <w:rPr>
-          <w:rFonts w:ascii="Times New Roman" w:hAnsi="Times New Roman" w:cs="Times New Roman"/>
-          <w:sz w:val="24"/>
-          <w:szCs w:val="24"/>
-        </w:rPr>
-        <w:t>}</w:t>
-      </w:r>
-      <w:r>
-        <w:rPr>
-          <w:rFonts w:ascii="Times New Roman" w:hAnsi="Times New Roman" w:cs="Times New Roman"/>
-          <w:sz w:val="24"/>
-          <w:szCs w:val="24"/>
-        </w:rPr>
-        <w:t xml:space="preserve"> в лице </w:t>
-      </w:r>
-      <w:r>
-        <w:rPr>
-          <w:rFonts w:ascii="Times New Roman" w:hAnsi="Times New Roman" w:cs="Times New Roman"/>
-          <w:b/>
-          <w:bCs/>
-          <w:sz w:val="24"/>
-          <w:szCs w:val="24"/>
-        </w:rPr>
-        <w:t>{{owner3.poa.fullNameGenitive}}</w:t>
-      </w:r>
-      <w:r>
-        <w:rPr>
-          <w:rFonts w:ascii="Times New Roman" w:hAnsi="Times New Roman" w:cs="Times New Roman"/>
-          <w:sz w:val="24"/>
-          <w:szCs w:val="24"/>
-        </w:rPr>
-        <w:t>, {{owner3.poa.poaAction}} согласно доверенности №{{owner3.poa.poaNumber}} от {{owner3.poa.poaDate}}</w:t>
-      </w:r>
-      <w:r>
-        <w:rPr>
-          <w:rFonts w:ascii="Times New Roman" w:hAnsi="Times New Roman" w:cs="Times New Roman"/>
-          <w:sz w:val="24"/>
-          <w:szCs w:val="24"/>
-        </w:rPr>
-        <w:t>{</w:t>
-      </w:r>
-      <w:r>
-        <w:rPr>
-          <w:rFonts w:ascii="Times New Roman" w:hAnsi="Times New Roman" w:cs="Times New Roman"/>
-          <w:sz w:val="24"/>
-          <w:szCs w:val="24"/>
-        </w:rPr>
-        <w:t>{/owner3.poa.hasPoa}</w:t>
-      </w:r>
-      <w:r>
-        <w:rPr>
-          <w:rFonts w:ascii="Times New Roman" w:hAnsi="Times New Roman" w:cs="Times New Roman"/>
-          <w:sz w:val="24"/>
-          <w:szCs w:val="24"/>
-        </w:rPr>
-        <w:t>}{</w:t>
-      </w:r>
-      <w:r>
-        <w:rPr>
-          <w:rFonts w:ascii="Times New Roman" w:hAnsi="Times New Roman" w:cs="Times New Roman"/>
-          <w:sz w:val="24"/>
-          <w:szCs w:val="24"/>
-        </w:rPr>
-        <w:t>{/owner3.fullName}</w:t>
-      </w:r>
-      <w:r>
-        <w:rPr>
-          <w:rFonts w:ascii="Times New Roman" w:hAnsi="Times New Roman" w:cs="Times New Roman"/>
-          <w:sz w:val="24"/>
-          <w:szCs w:val="24"/>
-        </w:rPr>
-        <w:t>}</w:t>
-      </w:r>
-      <w:r>
-        <w:rPr>
-          <w:rFonts w:ascii="Times New Roman" w:hAnsi="Times New Roman" w:cs="Times New Roman"/>
-          <w:sz w:val="24"/>
-          <w:szCs w:val="24"/>
-        </w:rPr>
-        <w:t>, в дальнейшем именуемый «Потребитель»</w:t>
+        <w:t xml:space="preserve">{{owner1.fullName}}{{owner1.poaSuffix}}{{#owner2.fullName}}, {{owner2.fullName}}{{owner2.poaSuffix}}{{/owner2.fullName}}{{#owner3.fullName}}, {{owner3.fullName}}{{owner3.poaSuffix}}{{/owner3.fullName}}, </w:t>
+      </w:r>
+      <w:r>
+        <w:rPr>
+          <w:rFonts w:ascii="Times New Roman" w:hAnsi="Times New Roman" w:cs="Times New Roman"/>
+          <w:sz w:val="24"/>
+          <w:szCs w:val="24"/>
+        </w:rPr>
+        <w:t xml:space="preserve">в дальнейшем именуемый </w:t>
+      </w:r>
+      <w:r>
+        <w:rPr>
+          <w:rFonts w:ascii="Times New Roman" w:hAnsi="Times New Roman" w:cs="Times New Roman"/>
+          <w:sz w:val="24"/>
+          <w:szCs w:val="24"/>
+        </w:rPr>
+        <w:t>«Потребитель»</w:t>
       </w:r>
       <w:r>
         <w:rPr>
@@ -1670,7 +1364,6 @@
           <w:sz w:val="24"/>
           <w:szCs w:val="24"/>
         </w:rPr>
-        <w:lastRenderedPageBreak/>
         <w:tab/>
       </w:r>
       <w:r>
@@ -1692,6 +1385,7 @@
           <w:szCs w:val="24"/>
         </w:rPr>
       </w:pPr>
+      <w:bookmarkStart w:id="0" w:name="_Hlk236387057"/>
       <w:r>
         <w:rPr>
           <w:rFonts w:ascii="Times New Roman" w:hAnsi="Times New Roman" w:cs="Times New Roman"/>
@@ -1842,6 +1536,7 @@
           <w:sz w:val="24"/>
           <w:szCs w:val="24"/>
         </w:rPr>
+        <w:lastRenderedPageBreak/>
         <w:t>{</w:t>
       </w:r>
       <w:r>
@@ -1861,6 +1556,7 @@
         <w:t>}</w:t>
       </w:r>
     </w:p>
+    <w:bookmarkEnd w:id="0"/>
     <w:p>
       <w:pPr>
         <w:pStyle w:val="ac"/>

--- a/templates/working/Акт_выполненных_работ.docx
+++ b/templates/working/Акт_выполненных_работ.docx
@@ -1,6 +1,6 @@
 
 <file path=word/document.xml><?xml version="1.0" encoding="utf-8"?>
-<w:document xmlns:wpc="http://schemas.microsoft.com/office/word/2010/wordprocessingCanvas" xmlns:cx="http://schemas.microsoft.com/office/drawing/2014/chartex" xmlns:cx1="http://schemas.microsoft.com/office/drawing/2015/9/8/chartex" xmlns:cx2="http://schemas.microsoft.com/office/drawing/2015/10/21/chartex" xmlns:cx3="http://schemas.microsoft.com/office/drawing/2016/5/9/chartex" xmlns:cx4="http://schemas.microsoft.com/office/drawing/2016/5/10/chartex" xmlns:cx5="http://schemas.microsoft.com/office/drawing/2016/5/11/chartex" xmlns:cx6="http://schemas.microsoft.com/office/drawing/2016/5/12/chartex" xmlns:cx7="http://schemas.microsoft.com/office/drawing/2016/5/13/chartex" xmlns:cx8="http://schemas.microsoft.com/office/drawing/2016/5/14/chartex" xmlns:mc="http://schemas.openxmlformats.org/markup-compatibility/2006" xmlns:aink="http://schemas.microsoft.com/office/drawing/2016/ink" xmlns:am3d="http://schemas.microsoft.com/office/drawing/2017/model3d" xmlns:o="urn:schemas-microsoft-com:office:office" xmlns:r="http://schemas.openxmlformats.org/officeDocument/2006/relationships" xmlns:m="http://schemas.openxmlformats.org/officeDocument/2006/math" xmlns:v="urn:schemas-microsoft-com:vml" xmlns:wp14="http://schemas.microsoft.com/office/word/2010/wordprocessingDrawing" xmlns:wp="http://schemas.openxmlformats.org/drawingml/2006/wordprocessingDrawing" xmlns:w10="urn:schemas-microsoft-com:office:word" xmlns:w="http://schemas.openxmlformats.org/wordprocessingml/2006/main" xmlns:w14="http://schemas.microsoft.com/office/word/2010/wordml" xmlns:w15="http://schemas.microsoft.com/office/word/2012/wordml" xmlns:w16cex="http://schemas.microsoft.com/office/word/2018/wordml/cex" xmlns:w16cid="http://schemas.microsoft.com/office/word/2016/wordml/cid" xmlns:w16="http://schemas.microsoft.com/office/word/2018/wordml" xmlns:w16sdtdh="http://schemas.microsoft.com/office/word/2020/wordml/sdtdatahash" xmlns:w16se="http://schemas.microsoft.com/office/word/2015/wordml/symex" xmlns:wpg="http://schemas.microsoft.com/office/word/2010/wordprocessingGroup" xmlns:wpi="http://schemas.microsoft.com/office/word/2010/wordprocessingInk" xmlns:wne="http://schemas.microsoft.com/office/word/2006/wordml" xmlns:wps="http://schemas.microsoft.com/office/word/2010/wordprocessingShape" mc:Ignorable="w14 w15 w16se w16cid w16 w16cex w16sdtdh wp14">
+<w:document xmlns:wpc="http://schemas.microsoft.com/office/word/2010/wordprocessingCanvas" xmlns:cx="http://schemas.microsoft.com/office/drawing/2014/chartex" xmlns:cx1="http://schemas.microsoft.com/office/drawing/2015/9/8/chartex" xmlns:cx2="http://schemas.microsoft.com/office/drawing/2015/10/21/chartex" xmlns:cx3="http://schemas.microsoft.com/office/drawing/2016/5/9/chartex" xmlns:cx4="http://schemas.microsoft.com/office/drawing/2016/5/10/chartex" xmlns:cx5="http://schemas.microsoft.com/office/drawing/2016/5/11/chartex" xmlns:cx6="http://schemas.microsoft.com/office/drawing/2016/5/12/chartex" xmlns:cx7="http://schemas.microsoft.com/office/drawing/2016/5/13/chartex" xmlns:cx8="http://schemas.microsoft.com/office/drawing/2016/5/14/chartex" xmlns:mc="http://schemas.openxmlformats.org/markup-compatibility/2006" xmlns:aink="http://schemas.microsoft.com/office/drawing/2016/ink" xmlns:am3d="http://schemas.microsoft.com/office/drawing/2017/model3d" xmlns:o="urn:schemas-microsoft-com:office:office" xmlns:oel="http://schemas.microsoft.com/office/2019/extlst" xmlns:r="http://schemas.openxmlformats.org/officeDocument/2006/relationships" xmlns:m="http://schemas.openxmlformats.org/officeDocument/2006/math" xmlns:v="urn:schemas-microsoft-com:vml" xmlns:wp14="http://schemas.microsoft.com/office/word/2010/wordprocessingDrawing" xmlns:wp="http://schemas.openxmlformats.org/drawingml/2006/wordprocessingDrawing" xmlns:w10="urn:schemas-microsoft-com:office:word" xmlns:w="http://schemas.openxmlformats.org/wordprocessingml/2006/main" xmlns:w14="http://schemas.microsoft.com/office/word/2010/wordml" xmlns:w15="http://schemas.microsoft.com/office/word/2012/wordml" xmlns:w16cei="http://schemas.microsoft.com/office/word/2026/wordml/cei" xmlns:w16cex="http://schemas.microsoft.com/office/word/2018/wordml/cex" xmlns:w16cid="http://schemas.microsoft.com/office/word/2016/wordml/cid" xmlns:w16="http://schemas.microsoft.com/office/word/2018/wordml" xmlns:w16du="http://schemas.microsoft.com/office/word/2023/wordml/word16du" xmlns:w16sdtdh="http://schemas.microsoft.com/office/word/2020/wordml/sdtdatahash" xmlns:w16sdtfl="http://schemas.microsoft.com/office/word/2024/wordml/sdtformatlock" xmlns:w16se="http://schemas.microsoft.com/office/word/2015/wordml/symex" xmlns:wpg="http://schemas.microsoft.com/office/word/2010/wordprocessingGroup" xmlns:wpi="http://schemas.microsoft.com/office/word/2010/wordprocessingInk" xmlns:wne="http://schemas.microsoft.com/office/word/2006/wordml" xmlns:wps="http://schemas.microsoft.com/office/word/2010/wordprocessingShape" mc:Ignorable="w14 w15 w16se w16cid w16 w16cex w16sdtdh w16sdtfl w16du wp14">
   <w:body>
     <w:p>
       <w:pPr>
@@ -106,7 +106,16 @@
           <w:sz w:val="24"/>
           <w:szCs w:val="24"/>
         </w:rPr>
-        <w:t xml:space="preserve"> «</w:t>
+        <w:t xml:space="preserve"> </w:t>
+      </w:r>
+      <w:proofErr w:type="gramStart"/>
+      <w:r>
+        <w:rPr>
+          <w:rFonts w:ascii="Times New Roman" w:hAnsi="Times New Roman" w:cs="Times New Roman"/>
+          <w:sz w:val="24"/>
+          <w:szCs w:val="24"/>
+        </w:rPr>
+        <w:t>«</w:t>
       </w:r>
       <w:r>
         <w:rPr>
@@ -116,6 +125,7 @@
         </w:rPr>
         <w:t xml:space="preserve">  </w:t>
       </w:r>
+      <w:proofErr w:type="gramEnd"/>
       <w:r>
         <w:rPr>
           <w:rFonts w:ascii="Times New Roman" w:hAnsi="Times New Roman" w:cs="Times New Roman"/>
@@ -344,6 +354,7 @@
         </w:rPr>
         <w:t>: {{</w:t>
       </w:r>
+      <w:proofErr w:type="gramStart"/>
       <w:r>
         <w:rPr>
           <w:rFonts w:ascii="Times New Roman" w:hAnsi="Times New Roman" w:cs="Times New Roman"/>
@@ -371,6 +382,7 @@
         </w:rPr>
         <w:t>address</w:t>
       </w:r>
+      <w:proofErr w:type="gramEnd"/>
       <w:r>
         <w:rPr>
           <w:rFonts w:ascii="Times New Roman" w:hAnsi="Times New Roman" w:cs="Times New Roman"/>
@@ -415,6 +427,7 @@
         </w:rPr>
         <w:t>{{</w:t>
       </w:r>
+      <w:proofErr w:type="gramStart"/>
       <w:r>
         <w:rPr>
           <w:rFonts w:ascii="Times New Roman" w:hAnsi="Times New Roman" w:cs="Times New Roman"/>
@@ -444,6 +457,7 @@
         <w:t>contractNumber</w:t>
       </w:r>
       <w:proofErr w:type="spellEnd"/>
+      <w:proofErr w:type="gramEnd"/>
       <w:r>
         <w:rPr>
           <w:rFonts w:ascii="Times New Roman" w:hAnsi="Times New Roman" w:cs="Times New Roman"/>
@@ -479,6 +493,7 @@
         <w:t xml:space="preserve"> {{</w:t>
       </w:r>
       <w:proofErr w:type="spellStart"/>
+      <w:proofErr w:type="gramStart"/>
       <w:r>
         <w:rPr>
           <w:rFonts w:ascii="Times New Roman" w:hAnsi="Times New Roman" w:cs="Times New Roman"/>
@@ -496,6 +511,7 @@
         <w:t>contractDate</w:t>
       </w:r>
       <w:proofErr w:type="spellEnd"/>
+      <w:proofErr w:type="gramEnd"/>
       <w:r>
         <w:rPr>
           <w:rFonts w:ascii="Times New Roman" w:hAnsi="Times New Roman" w:cs="Times New Roman"/>
@@ -646,6 +662,7 @@
         <w:t>{{</w:t>
       </w:r>
       <w:proofErr w:type="spellStart"/>
+      <w:proofErr w:type="gramStart"/>
       <w:r>
         <w:rPr>
           <w:rFonts w:ascii="Times New Roman" w:hAnsi="Times New Roman" w:cs="Times New Roman"/>
@@ -657,6 +674,7 @@
         <w:t>property.priceBYN</w:t>
       </w:r>
       <w:proofErr w:type="spellEnd"/>
+      <w:proofErr w:type="gramEnd"/>
       <w:r>
         <w:rPr>
           <w:rFonts w:ascii="Times New Roman" w:hAnsi="Times New Roman" w:cs="Times New Roman"/>
@@ -692,6 +710,7 @@
         <w:t xml:space="preserve"> ({{</w:t>
       </w:r>
       <w:proofErr w:type="spellStart"/>
+      <w:proofErr w:type="gramStart"/>
       <w:r>
         <w:rPr>
           <w:rFonts w:ascii="Times New Roman" w:hAnsi="Times New Roman" w:cs="Times New Roman"/>
@@ -709,6 +728,7 @@
         <w:t>priceWords</w:t>
       </w:r>
       <w:proofErr w:type="spellEnd"/>
+      <w:proofErr w:type="gramEnd"/>
       <w:r>
         <w:rPr>
           <w:rFonts w:ascii="Times New Roman" w:hAnsi="Times New Roman" w:cs="Times New Roman"/>
@@ -734,6 +754,7 @@
         <w:t>{{</w:t>
       </w:r>
       <w:proofErr w:type="spellStart"/>
+      <w:proofErr w:type="gramStart"/>
       <w:r>
         <w:rPr>
           <w:rFonts w:ascii="Times New Roman" w:hAnsi="Times New Roman" w:cs="Times New Roman"/>
@@ -743,6 +764,7 @@
         <w:t>commission.baseUnitsRounded</w:t>
       </w:r>
       <w:proofErr w:type="spellEnd"/>
+      <w:proofErr w:type="gramEnd"/>
       <w:r>
         <w:rPr>
           <w:rFonts w:ascii="Times New Roman" w:hAnsi="Times New Roman" w:cs="Times New Roman"/>
@@ -768,6 +790,7 @@
         <w:t>{{</w:t>
       </w:r>
       <w:proofErr w:type="spellStart"/>
+      <w:proofErr w:type="gramStart"/>
       <w:r>
         <w:rPr>
           <w:rFonts w:ascii="Times New Roman" w:hAnsi="Times New Roman" w:cs="Times New Roman"/>
@@ -777,6 +800,7 @@
         <w:t>commission.baseUnitsRoundedWords</w:t>
       </w:r>
       <w:proofErr w:type="spellEnd"/>
+      <w:proofErr w:type="gramEnd"/>
       <w:r>
         <w:rPr>
           <w:rFonts w:ascii="Times New Roman" w:hAnsi="Times New Roman" w:cs="Times New Roman"/>
@@ -855,6 +879,7 @@
         <w:t>{{</w:t>
       </w:r>
       <w:proofErr w:type="spellStart"/>
+      <w:proofErr w:type="gramStart"/>
       <w:r>
         <w:rPr>
           <w:rFonts w:ascii="Times New Roman" w:hAnsi="Times New Roman" w:cs="Times New Roman"/>
@@ -866,6 +891,7 @@
         <w:t>commission.percent</w:t>
       </w:r>
       <w:proofErr w:type="spellEnd"/>
+      <w:proofErr w:type="gramEnd"/>
       <w:r>
         <w:rPr>
           <w:rFonts w:ascii="Times New Roman" w:hAnsi="Times New Roman" w:cs="Times New Roman"/>
@@ -951,6 +977,7 @@
         <w:t>{{</w:t>
       </w:r>
       <w:proofErr w:type="spellStart"/>
+      <w:proofErr w:type="gramStart"/>
       <w:r>
         <w:rPr>
           <w:rFonts w:ascii="Times New Roman" w:hAnsi="Times New Roman" w:cs="Times New Roman"/>
@@ -982,6 +1009,7 @@
         <w:t>ion.amountBYN</w:t>
       </w:r>
       <w:proofErr w:type="spellEnd"/>
+      <w:proofErr w:type="gramEnd"/>
       <w:r>
         <w:rPr>
           <w:rFonts w:ascii="Times New Roman" w:hAnsi="Times New Roman" w:cs="Times New Roman"/>
@@ -1025,6 +1053,7 @@
         <w:t>{{</w:t>
       </w:r>
       <w:proofErr w:type="spellStart"/>
+      <w:proofErr w:type="gramStart"/>
       <w:r>
         <w:rPr>
           <w:rFonts w:ascii="Times New Roman" w:hAnsi="Times New Roman" w:cs="Times New Roman"/>
@@ -1034,6 +1063,7 @@
         <w:t>commission.amountWords</w:t>
       </w:r>
       <w:proofErr w:type="spellEnd"/>
+      <w:proofErr w:type="gramEnd"/>
       <w:r>
         <w:rPr>
           <w:rFonts w:ascii="Times New Roman" w:hAnsi="Times New Roman" w:cs="Times New Roman"/>
@@ -1102,6 +1132,7 @@
         <w:t>{{</w:t>
       </w:r>
       <w:proofErr w:type="spellStart"/>
+      <w:proofErr w:type="gramStart"/>
       <w:r>
         <w:rPr>
           <w:rFonts w:ascii="Times New Roman" w:hAnsi="Times New Roman" w:cs="Times New Roman"/>
@@ -1113,6 +1144,7 @@
         <w:t>commission.vatAmount</w:t>
       </w:r>
       <w:proofErr w:type="spellEnd"/>
+      <w:proofErr w:type="gramEnd"/>
       <w:r>
         <w:rPr>
           <w:rFonts w:ascii="Times New Roman" w:hAnsi="Times New Roman" w:cs="Times New Roman"/>
@@ -1172,6 +1204,7 @@
         <w:t>{{</w:t>
       </w:r>
       <w:proofErr w:type="spellStart"/>
+      <w:proofErr w:type="gramStart"/>
       <w:r>
         <w:rPr>
           <w:rFonts w:ascii="Times New Roman" w:hAnsi="Times New Roman" w:cs="Times New Roman"/>
@@ -1181,6 +1214,7 @@
         <w:t>commission.vatAmountWords</w:t>
       </w:r>
       <w:proofErr w:type="spellEnd"/>
+      <w:proofErr w:type="gramEnd"/>
       <w:r>
         <w:rPr>
           <w:rFonts w:ascii="Times New Roman" w:hAnsi="Times New Roman" w:cs="Times New Roman"/>
@@ -1474,7 +1508,16 @@
           <w:sz w:val="24"/>
           <w:szCs w:val="24"/>
         </w:rPr>
-        <w:t>{/owner2.fullName}</w:t>
+        <w:t>{/owner2.fullName</w:t>
+      </w:r>
+      <w:proofErr w:type="gramStart"/>
+      <w:r>
+        <w:rPr>
+          <w:rFonts w:ascii="Times New Roman" w:hAnsi="Times New Roman" w:cs="Times New Roman"/>
+          <w:sz w:val="24"/>
+          <w:szCs w:val="24"/>
+        </w:rPr>
+        <w:t>}</w:t>
       </w:r>
       <w:r>
         <w:rPr>
@@ -1484,6 +1527,7 @@
         </w:rPr>
         <w:t>}{</w:t>
       </w:r>
+      <w:proofErr w:type="gramEnd"/>
       <w:r>
         <w:rPr>
           <w:rFonts w:ascii="Times New Roman" w:hAnsi="Times New Roman" w:cs="Times New Roman"/>
@@ -1583,6 +1627,30 @@
         </w:rPr>
         <w:tab/>
       </w:r>
+      <w:r>
+        <w:rPr>
+          <w:rFonts w:ascii="Times New Roman" w:hAnsi="Times New Roman" w:cs="Times New Roman"/>
+          <w:sz w:val="24"/>
+          <w:szCs w:val="24"/>
+        </w:rPr>
+        <w:tab/>
+      </w:r>
+      <w:r>
+        <w:rPr>
+          <w:rFonts w:ascii="Times New Roman" w:hAnsi="Times New Roman" w:cs="Times New Roman"/>
+          <w:sz w:val="24"/>
+          <w:szCs w:val="24"/>
+        </w:rPr>
+        <w:tab/>
+      </w:r>
+      <w:r>
+        <w:rPr>
+          <w:rFonts w:ascii="Times New Roman" w:hAnsi="Times New Roman" w:cs="Times New Roman"/>
+          <w:sz w:val="24"/>
+          <w:szCs w:val="24"/>
+        </w:rPr>
+        <w:tab/>
+      </w:r>
     </w:p>
     <w:p>
       <w:pPr>
@@ -1592,6 +1660,7 @@
           <w:rFonts w:ascii="Times New Roman" w:hAnsi="Times New Roman" w:cs="Times New Roman"/>
           <w:sz w:val="24"/>
           <w:szCs w:val="24"/>
+          <w:lang w:val="en-US"/>
         </w:rPr>
       </w:pPr>
       <w:r>
@@ -1600,68 +1669,31 @@
           <w:sz w:val="24"/>
           <w:szCs w:val="24"/>
         </w:rPr>
-        <w:tab/>
-      </w:r>
-      <w:r>
-        <w:rPr>
-          <w:rFonts w:ascii="Times New Roman" w:hAnsi="Times New Roman" w:cs="Times New Roman"/>
-          <w:sz w:val="24"/>
-          <w:szCs w:val="24"/>
-        </w:rPr>
-        <w:tab/>
-      </w:r>
-    </w:p>
-    <w:p>
-      <w:pPr>
-        <w:pStyle w:val="ac"/>
-        <w:jc w:val="both"/>
-        <w:rPr>
-          <w:rFonts w:ascii="Times New Roman" w:hAnsi="Times New Roman" w:cs="Times New Roman"/>
-          <w:sz w:val="24"/>
-          <w:szCs w:val="24"/>
-        </w:rPr>
-      </w:pPr>
-      <w:r>
-        <w:rPr>
-          <w:rFonts w:ascii="Times New Roman" w:hAnsi="Times New Roman" w:cs="Times New Roman"/>
-          <w:sz w:val="24"/>
-          <w:szCs w:val="24"/>
-        </w:rPr>
-        <w:tab/>
-      </w:r>
-      <w:r>
-        <w:rPr>
-          <w:rFonts w:ascii="Times New Roman" w:hAnsi="Times New Roman" w:cs="Times New Roman"/>
-          <w:sz w:val="24"/>
-          <w:szCs w:val="24"/>
-        </w:rPr>
-        <w:tab/>
-      </w:r>
-    </w:p>
-    <w:p>
-      <w:pPr>
-        <w:pStyle w:val="ac"/>
-        <w:jc w:val="both"/>
+        <w:t>Исполнитель _______________________/</w:t>
+      </w:r>
+      <w:r>
+        <w:rPr>
+          <w:rFonts w:ascii="Times New Roman" w:hAnsi="Times New Roman" w:cs="Times New Roman"/>
+          <w:sz w:val="24"/>
+          <w:szCs w:val="24"/>
+        </w:rPr>
+        <w:t xml:space="preserve"> </w:t>
+      </w:r>
+      <w:r>
         <w:rPr>
           <w:rFonts w:ascii="Times New Roman" w:hAnsi="Times New Roman" w:cs="Times New Roman"/>
           <w:sz w:val="24"/>
           <w:szCs w:val="24"/>
           <w:lang w:val="ru-RU"/>
         </w:rPr>
-      </w:pPr>
-      <w:r>
-        <w:rPr>
-          <w:rFonts w:ascii="Times New Roman" w:hAnsi="Times New Roman" w:cs="Times New Roman"/>
-          <w:sz w:val="24"/>
-          <w:szCs w:val="24"/>
-        </w:rPr>
-        <w:t>Исполнитель _______________________/</w:t>
-      </w:r>
-      <w:r>
-        <w:rPr>
-          <w:rFonts w:ascii="Times New Roman" w:hAnsi="Times New Roman" w:cs="Times New Roman"/>
-          <w:sz w:val="24"/>
-          <w:szCs w:val="24"/>
+        <w:t>Турко</w:t>
+      </w:r>
+      <w:r>
+        <w:rPr>
+          <w:rFonts w:ascii="Times New Roman" w:hAnsi="Times New Roman" w:cs="Times New Roman"/>
+          <w:sz w:val="24"/>
+          <w:szCs w:val="24"/>
+          <w:lang w:val="ru-RU"/>
         </w:rPr>
         <w:t xml:space="preserve"> </w:t>
       </w:r>
@@ -1672,119 +1704,7 @@
           <w:szCs w:val="24"/>
           <w:lang w:val="ru-RU"/>
         </w:rPr>
-        <w:t>Турко</w:t>
-      </w:r>
-      <w:r>
-        <w:rPr>
-          <w:rFonts w:ascii="Times New Roman" w:hAnsi="Times New Roman" w:cs="Times New Roman"/>
-          <w:sz w:val="24"/>
-          <w:szCs w:val="24"/>
-          <w:lang w:val="ru-RU"/>
-        </w:rPr>
-        <w:t xml:space="preserve"> </w:t>
-      </w:r>
-      <w:r>
-        <w:rPr>
-          <w:rFonts w:ascii="Times New Roman" w:hAnsi="Times New Roman" w:cs="Times New Roman"/>
-          <w:sz w:val="24"/>
-          <w:szCs w:val="24"/>
-          <w:lang w:val="ru-RU"/>
-        </w:rPr>
         <w:t>О.Р.</w:t>
-      </w:r>
-    </w:p>
-    <w:p>
-      <w:pPr>
-        <w:pStyle w:val="ac"/>
-        <w:rPr>
-          <w:rFonts w:ascii="Times New Roman" w:hAnsi="Times New Roman" w:cs="Times New Roman"/>
-          <w:sz w:val="24"/>
-          <w:szCs w:val="24"/>
-        </w:rPr>
-      </w:pPr>
-      <w:r>
-        <w:rPr>
-          <w:rFonts w:ascii="Times New Roman" w:hAnsi="Times New Roman" w:cs="Times New Roman"/>
-          <w:sz w:val="24"/>
-          <w:szCs w:val="24"/>
-        </w:rPr>
-        <w:tab/>
-      </w:r>
-      <w:r>
-        <w:rPr>
-          <w:rFonts w:ascii="Times New Roman" w:hAnsi="Times New Roman" w:cs="Times New Roman"/>
-          <w:sz w:val="24"/>
-          <w:szCs w:val="24"/>
-        </w:rPr>
-        <w:tab/>
-      </w:r>
-      <w:r>
-        <w:rPr>
-          <w:rFonts w:ascii="Times New Roman" w:hAnsi="Times New Roman" w:cs="Times New Roman"/>
-          <w:sz w:val="24"/>
-          <w:szCs w:val="24"/>
-        </w:rPr>
-        <w:tab/>
-      </w:r>
-      <w:r>
-        <w:rPr>
-          <w:rFonts w:ascii="Times New Roman" w:hAnsi="Times New Roman" w:cs="Times New Roman"/>
-          <w:sz w:val="24"/>
-          <w:szCs w:val="24"/>
-        </w:rPr>
-        <w:tab/>
-      </w:r>
-    </w:p>
-    <w:p>
-      <w:pPr>
-        <w:pStyle w:val="ac"/>
-        <w:rPr>
-          <w:rFonts w:ascii="Times New Roman" w:hAnsi="Times New Roman" w:cs="Times New Roman"/>
-          <w:sz w:val="24"/>
-          <w:szCs w:val="24"/>
-        </w:rPr>
-      </w:pPr>
-      <w:r>
-        <w:rPr>
-          <w:rFonts w:ascii="Times New Roman" w:hAnsi="Times New Roman" w:cs="Times New Roman"/>
-          <w:sz w:val="24"/>
-          <w:szCs w:val="24"/>
-        </w:rPr>
-        <w:tab/>
-      </w:r>
-      <w:r>
-        <w:rPr>
-          <w:rFonts w:ascii="Times New Roman" w:hAnsi="Times New Roman" w:cs="Times New Roman"/>
-          <w:sz w:val="24"/>
-          <w:szCs w:val="24"/>
-        </w:rPr>
-        <w:tab/>
-      </w:r>
-    </w:p>
-    <w:p>
-      <w:pPr>
-        <w:pStyle w:val="ac"/>
-        <w:rPr>
-          <w:rFonts w:ascii="Times New Roman" w:hAnsi="Times New Roman" w:cs="Times New Roman"/>
-          <w:sz w:val="24"/>
-          <w:szCs w:val="24"/>
-        </w:rPr>
-      </w:pPr>
-      <w:r>
-        <w:rPr>
-          <w:rFonts w:ascii="Times New Roman" w:hAnsi="Times New Roman" w:cs="Times New Roman"/>
-          <w:sz w:val="24"/>
-          <w:szCs w:val="24"/>
-        </w:rPr>
-        <w:tab/>
-      </w:r>
-      <w:r>
-        <w:rPr>
-          <w:rFonts w:ascii="Times New Roman" w:hAnsi="Times New Roman" w:cs="Times New Roman"/>
-          <w:sz w:val="24"/>
-          <w:szCs w:val="24"/>
-        </w:rPr>
-        <w:tab/>
       </w:r>
     </w:p>
     <w:sectPr>
@@ -1798,7 +1718,7 @@
 </file>
 
 <file path=word/styles.xml><?xml version="1.0" encoding="utf-8"?>
-<w:styles xmlns:mc="http://schemas.openxmlformats.org/markup-compatibility/2006" xmlns:r="http://schemas.openxmlformats.org/officeDocument/2006/relationships" xmlns:w="http://schemas.openxmlformats.org/wordprocessingml/2006/main" xmlns:w14="http://schemas.microsoft.com/office/word/2010/wordml" xmlns:w15="http://schemas.microsoft.com/office/word/2012/wordml" xmlns:w16cex="http://schemas.microsoft.com/office/word/2018/wordml/cex" xmlns:w16cid="http://schemas.microsoft.com/office/word/2016/wordml/cid" xmlns:w16="http://schemas.microsoft.com/office/word/2018/wordml" xmlns:w16sdtdh="http://schemas.microsoft.com/office/word/2020/wordml/sdtdatahash" xmlns:w16se="http://schemas.microsoft.com/office/word/2015/wordml/symex" mc:Ignorable="w14 w15 w16se w16cid w16 w16cex w16sdtdh">
+<w:styles xmlns:mc="http://schemas.openxmlformats.org/markup-compatibility/2006" xmlns:r="http://schemas.openxmlformats.org/officeDocument/2006/relationships" xmlns:w="http://schemas.openxmlformats.org/wordprocessingml/2006/main" xmlns:w14="http://schemas.microsoft.com/office/word/2010/wordml" xmlns:w15="http://schemas.microsoft.com/office/word/2012/wordml" xmlns:w16cex="http://schemas.microsoft.com/office/word/2018/wordml/cex" xmlns:w16cid="http://schemas.microsoft.com/office/word/2016/wordml/cid" xmlns:w16="http://schemas.microsoft.com/office/word/2018/wordml" xmlns:w16du="http://schemas.microsoft.com/office/word/2023/wordml/word16du" xmlns:w16sdtdh="http://schemas.microsoft.com/office/word/2020/wordml/sdtdatahash" xmlns:w16sdtfl="http://schemas.microsoft.com/office/word/2024/wordml/sdtformatlock" xmlns:w16se="http://schemas.microsoft.com/office/word/2015/wordml/symex" mc:Ignorable="w14 w15 w16se w16cid w16 w16cex w16sdtdh w16sdtfl w16du">
   <w:docDefaults>
     <w:rPrDefault>
       <w:rPr>
